--- a/Project Proposal.docx
+++ b/Project Proposal.docx
@@ -6,9 +6,6 @@
       <w:pPr>
         <w:spacing w:before="760"/>
         <w:jc w:val="center"/>
-        <w:rPr>
-          <w:rFonts w:hint="eastAsia"/>
-        </w:rPr>
       </w:pPr>
       <w:r>
         <w:rPr>
@@ -32,9 +29,6 @@
     <w:p>
       <w:pPr>
         <w:jc w:val="center"/>
-        <w:rPr>
-          <w:rFonts w:hint="eastAsia"/>
-        </w:rPr>
       </w:pPr>
       <w:r>
         <w:rPr>
@@ -44,13 +38,7 @@
         <w:t>Title</w:t>
       </w:r>
     </w:p>
-    <w:p>
-      <w:pPr>
-        <w:rPr>
-          <w:rFonts w:hint="eastAsia"/>
-        </w:rPr>
-      </w:pPr>
-    </w:p>
+    <w:p/>
     <w:tbl>
       <w:tblPr>
         <w:tblStyle w:val="Grilledutableau"/>
@@ -89,11 +77,6 @@
             <w:vAlign w:val="center"/>
           </w:tcPr>
           <w:p>
-            <w:pPr>
-              <w:rPr>
-                <w:rFonts w:hint="eastAsia"/>
-              </w:rPr>
-            </w:pPr>
             <w:r>
               <w:rPr>
                 <w:b/>
@@ -124,9 +107,6 @@
           <w:p>
             <w:pPr>
               <w:spacing w:after="0" w:line="240" w:lineRule="auto"/>
-              <w:rPr>
-                <w:rFonts w:hint="eastAsia"/>
-              </w:rPr>
             </w:pPr>
             <w:r>
               <w:t>Build and verify a multi-agent system for DermaMNIST classification, model evaluation, testing, enrichment, explanation, and review.</w:t>
@@ -135,13 +115,7 @@
         </w:tc>
       </w:tr>
     </w:tbl>
-    <w:p>
-      <w:pPr>
-        <w:rPr>
-          <w:rFonts w:hint="eastAsia"/>
-        </w:rPr>
-      </w:pPr>
-    </w:p>
+    <w:p/>
     <w:tbl>
       <w:tblPr>
         <w:tblStyle w:val="Grilledutableau"/>
@@ -183,9 +157,6 @@
           <w:p>
             <w:pPr>
               <w:spacing w:after="0"/>
-              <w:rPr>
-                <w:rFonts w:hint="eastAsia"/>
-              </w:rPr>
             </w:pPr>
             <w:r>
               <w:rPr>
@@ -212,9 +183,6 @@
           <w:p>
             <w:pPr>
               <w:spacing w:after="0"/>
-              <w:rPr>
-                <w:rFonts w:hint="eastAsia"/>
-              </w:rPr>
             </w:pPr>
             <w:r>
               <w:rPr>
@@ -246,9 +214,6 @@
           <w:p>
             <w:pPr>
               <w:spacing w:after="0" w:line="240" w:lineRule="auto"/>
-              <w:rPr>
-                <w:rFonts w:hint="eastAsia"/>
-              </w:rPr>
             </w:pPr>
             <w:r>
               <w:rPr>
@@ -273,9 +238,6 @@
           <w:p>
             <w:pPr>
               <w:spacing w:after="0" w:line="240" w:lineRule="auto"/>
-              <w:rPr>
-                <w:rFonts w:hint="eastAsia"/>
-              </w:rPr>
             </w:pPr>
             <w:r>
               <w:rPr>
@@ -306,9 +268,6 @@
           <w:p>
             <w:pPr>
               <w:spacing w:after="0" w:line="240" w:lineRule="auto"/>
-              <w:rPr>
-                <w:rFonts w:hint="eastAsia"/>
-              </w:rPr>
             </w:pPr>
             <w:r>
               <w:rPr>
@@ -334,9 +293,6 @@
           <w:p>
             <w:pPr>
               <w:spacing w:after="0" w:line="240" w:lineRule="auto"/>
-              <w:rPr>
-                <w:rFonts w:hint="eastAsia"/>
-              </w:rPr>
             </w:pPr>
             <w:r>
               <w:rPr>
@@ -366,9 +322,6 @@
           <w:p>
             <w:pPr>
               <w:spacing w:after="0" w:line="240" w:lineRule="auto"/>
-              <w:rPr>
-                <w:rFonts w:hint="eastAsia"/>
-              </w:rPr>
             </w:pPr>
             <w:r>
               <w:rPr>
@@ -393,9 +346,6 @@
           <w:p>
             <w:pPr>
               <w:spacing w:after="0" w:line="240" w:lineRule="auto"/>
-              <w:rPr>
-                <w:rFonts w:hint="eastAsia"/>
-              </w:rPr>
             </w:pPr>
             <w:r>
               <w:rPr>
@@ -408,11 +358,6 @@
       </w:tr>
     </w:tbl>
     <w:p>
-      <w:pPr>
-        <w:rPr>
-          <w:rFonts w:hint="eastAsia"/>
-        </w:rPr>
-      </w:pPr>
       <w:r>
         <w:br w:type="page"/>
       </w:r>
@@ -467,9 +412,6 @@
           <w:p>
             <w:pPr>
               <w:spacing w:after="0"/>
-              <w:rPr>
-                <w:rFonts w:hint="eastAsia"/>
-              </w:rPr>
             </w:pPr>
             <w:r>
               <w:rPr>
@@ -497,9 +439,6 @@
             <w:pPr>
               <w:spacing w:after="0"/>
               <w:jc w:val="center"/>
-              <w:rPr>
-                <w:rFonts w:hint="eastAsia"/>
-              </w:rPr>
             </w:pPr>
             <w:r>
               <w:rPr>
@@ -531,9 +470,6 @@
           <w:p>
             <w:pPr>
               <w:spacing w:after="0" w:line="240" w:lineRule="auto"/>
-              <w:rPr>
-                <w:rFonts w:hint="eastAsia"/>
-              </w:rPr>
             </w:pPr>
             <w:r>
               <w:rPr>
@@ -558,9 +494,6 @@
             <w:pPr>
               <w:spacing w:after="0" w:line="240" w:lineRule="auto"/>
               <w:jc w:val="center"/>
-              <w:rPr>
-                <w:rFonts w:hint="eastAsia"/>
-              </w:rPr>
             </w:pPr>
             <w:r>
               <w:rPr>
@@ -591,9 +524,6 @@
           <w:p>
             <w:pPr>
               <w:spacing w:after="0" w:line="240" w:lineRule="auto"/>
-              <w:rPr>
-                <w:rFonts w:hint="eastAsia"/>
-              </w:rPr>
             </w:pPr>
             <w:r>
               <w:rPr>
@@ -619,9 +549,6 @@
             <w:pPr>
               <w:spacing w:after="0" w:line="240" w:lineRule="auto"/>
               <w:jc w:val="center"/>
-              <w:rPr>
-                <w:rFonts w:hint="eastAsia"/>
-              </w:rPr>
             </w:pPr>
             <w:r>
               <w:rPr>
@@ -651,9 +578,6 @@
           <w:p>
             <w:pPr>
               <w:spacing w:after="0" w:line="240" w:lineRule="auto"/>
-              <w:rPr>
-                <w:rFonts w:hint="eastAsia"/>
-              </w:rPr>
             </w:pPr>
             <w:r>
               <w:rPr>
@@ -678,9 +602,6 @@
             <w:pPr>
               <w:spacing w:after="0" w:line="240" w:lineRule="auto"/>
               <w:jc w:val="center"/>
-              <w:rPr>
-                <w:rFonts w:hint="eastAsia"/>
-              </w:rPr>
             </w:pPr>
             <w:r>
               <w:rPr>
@@ -711,9 +632,6 @@
           <w:p>
             <w:pPr>
               <w:spacing w:after="0" w:line="240" w:lineRule="auto"/>
-              <w:rPr>
-                <w:rFonts w:hint="eastAsia"/>
-              </w:rPr>
             </w:pPr>
             <w:r>
               <w:rPr>
@@ -739,9 +657,6 @@
             <w:pPr>
               <w:spacing w:after="0" w:line="240" w:lineRule="auto"/>
               <w:jc w:val="center"/>
-              <w:rPr>
-                <w:rFonts w:hint="eastAsia"/>
-              </w:rPr>
             </w:pPr>
             <w:r>
               <w:rPr>
@@ -771,9 +686,6 @@
           <w:p>
             <w:pPr>
               <w:spacing w:after="0" w:line="240" w:lineRule="auto"/>
-              <w:rPr>
-                <w:rFonts w:hint="eastAsia"/>
-              </w:rPr>
             </w:pPr>
             <w:r>
               <w:rPr>
@@ -798,9 +710,6 @@
             <w:pPr>
               <w:spacing w:after="0" w:line="240" w:lineRule="auto"/>
               <w:jc w:val="center"/>
-              <w:rPr>
-                <w:rFonts w:hint="eastAsia"/>
-              </w:rPr>
             </w:pPr>
             <w:r>
               <w:rPr>
@@ -831,9 +740,6 @@
           <w:p>
             <w:pPr>
               <w:spacing w:after="0" w:line="240" w:lineRule="auto"/>
-              <w:rPr>
-                <w:rFonts w:hint="eastAsia"/>
-              </w:rPr>
             </w:pPr>
             <w:r>
               <w:rPr>
@@ -859,9 +765,6 @@
             <w:pPr>
               <w:spacing w:after="0" w:line="240" w:lineRule="auto"/>
               <w:jc w:val="center"/>
-              <w:rPr>
-                <w:rFonts w:hint="eastAsia"/>
-              </w:rPr>
             </w:pPr>
             <w:r>
               <w:rPr>
@@ -891,9 +794,6 @@
           <w:p>
             <w:pPr>
               <w:spacing w:after="0" w:line="240" w:lineRule="auto"/>
-              <w:rPr>
-                <w:rFonts w:hint="eastAsia"/>
-              </w:rPr>
             </w:pPr>
             <w:r>
               <w:rPr>
@@ -918,9 +818,6 @@
             <w:pPr>
               <w:spacing w:after="0" w:line="240" w:lineRule="auto"/>
               <w:jc w:val="center"/>
-              <w:rPr>
-                <w:rFonts w:hint="eastAsia"/>
-              </w:rPr>
             </w:pPr>
             <w:r>
               <w:rPr>
@@ -951,9 +848,6 @@
           <w:p>
             <w:pPr>
               <w:spacing w:after="0" w:line="240" w:lineRule="auto"/>
-              <w:rPr>
-                <w:rFonts w:hint="eastAsia"/>
-              </w:rPr>
             </w:pPr>
             <w:r>
               <w:rPr>
@@ -979,9 +873,6 @@
             <w:pPr>
               <w:spacing w:after="0" w:line="240" w:lineRule="auto"/>
               <w:jc w:val="center"/>
-              <w:rPr>
-                <w:rFonts w:hint="eastAsia"/>
-              </w:rPr>
             </w:pPr>
             <w:r>
               <w:rPr>
@@ -1011,9 +902,6 @@
           <w:p>
             <w:pPr>
               <w:spacing w:after="0" w:line="240" w:lineRule="auto"/>
-              <w:rPr>
-                <w:rFonts w:hint="eastAsia"/>
-              </w:rPr>
             </w:pPr>
             <w:r>
               <w:rPr>
@@ -1038,9 +926,6 @@
             <w:pPr>
               <w:spacing w:after="0" w:line="240" w:lineRule="auto"/>
               <w:jc w:val="center"/>
-              <w:rPr>
-                <w:rFonts w:hint="eastAsia"/>
-              </w:rPr>
             </w:pPr>
             <w:r>
               <w:rPr>
@@ -1071,9 +956,6 @@
           <w:p>
             <w:pPr>
               <w:spacing w:after="0" w:line="240" w:lineRule="auto"/>
-              <w:rPr>
-                <w:rFonts w:hint="eastAsia"/>
-              </w:rPr>
             </w:pPr>
             <w:r>
               <w:rPr>
@@ -1099,9 +981,6 @@
             <w:pPr>
               <w:spacing w:after="0" w:line="240" w:lineRule="auto"/>
               <w:jc w:val="center"/>
-              <w:rPr>
-                <w:rFonts w:hint="eastAsia"/>
-              </w:rPr>
             </w:pPr>
             <w:r>
               <w:rPr>
@@ -1131,9 +1010,6 @@
           <w:p>
             <w:pPr>
               <w:spacing w:after="0" w:line="240" w:lineRule="auto"/>
-              <w:rPr>
-                <w:rFonts w:hint="eastAsia"/>
-              </w:rPr>
             </w:pPr>
             <w:r>
               <w:rPr>
@@ -1158,9 +1034,6 @@
             <w:pPr>
               <w:spacing w:after="0" w:line="240" w:lineRule="auto"/>
               <w:jc w:val="center"/>
-              <w:rPr>
-                <w:rFonts w:hint="eastAsia"/>
-              </w:rPr>
             </w:pPr>
             <w:r>
               <w:rPr>
@@ -1191,9 +1064,6 @@
           <w:p>
             <w:pPr>
               <w:spacing w:after="0" w:line="240" w:lineRule="auto"/>
-              <w:rPr>
-                <w:rFonts w:hint="eastAsia"/>
-              </w:rPr>
             </w:pPr>
             <w:r>
               <w:rPr>
@@ -1219,9 +1089,6 @@
             <w:pPr>
               <w:spacing w:after="0" w:line="240" w:lineRule="auto"/>
               <w:jc w:val="center"/>
-              <w:rPr>
-                <w:rFonts w:hint="eastAsia"/>
-              </w:rPr>
             </w:pPr>
             <w:r>
               <w:rPr>
@@ -1251,9 +1118,6 @@
           <w:p>
             <w:pPr>
               <w:spacing w:after="0" w:line="240" w:lineRule="auto"/>
-              <w:rPr>
-                <w:rFonts w:hint="eastAsia"/>
-              </w:rPr>
             </w:pPr>
             <w:r>
               <w:rPr>
@@ -1278,9 +1142,6 @@
             <w:pPr>
               <w:spacing w:after="0" w:line="240" w:lineRule="auto"/>
               <w:jc w:val="center"/>
-              <w:rPr>
-                <w:rFonts w:hint="eastAsia"/>
-              </w:rPr>
             </w:pPr>
             <w:r>
               <w:rPr>
@@ -1311,9 +1172,6 @@
           <w:p>
             <w:pPr>
               <w:spacing w:after="0" w:line="240" w:lineRule="auto"/>
-              <w:rPr>
-                <w:rFonts w:hint="eastAsia"/>
-              </w:rPr>
             </w:pPr>
             <w:r>
               <w:rPr>
@@ -1339,9 +1197,6 @@
             <w:pPr>
               <w:spacing w:after="0" w:line="240" w:lineRule="auto"/>
               <w:jc w:val="center"/>
-              <w:rPr>
-                <w:rFonts w:hint="eastAsia"/>
-              </w:rPr>
             </w:pPr>
             <w:r>
               <w:rPr>
@@ -1371,9 +1226,6 @@
           <w:p>
             <w:pPr>
               <w:spacing w:after="0" w:line="240" w:lineRule="auto"/>
-              <w:rPr>
-                <w:rFonts w:hint="eastAsia"/>
-              </w:rPr>
             </w:pPr>
             <w:r>
               <w:rPr>
@@ -1398,9 +1250,6 @@
             <w:pPr>
               <w:spacing w:after="0" w:line="240" w:lineRule="auto"/>
               <w:jc w:val="center"/>
-              <w:rPr>
-                <w:rFonts w:hint="eastAsia"/>
-              </w:rPr>
             </w:pPr>
             <w:r>
               <w:rPr>
@@ -1431,9 +1280,6 @@
           <w:p>
             <w:pPr>
               <w:spacing w:after="0" w:line="240" w:lineRule="auto"/>
-              <w:rPr>
-                <w:rFonts w:hint="eastAsia"/>
-              </w:rPr>
             </w:pPr>
             <w:r>
               <w:rPr>
@@ -1459,9 +1305,6 @@
             <w:pPr>
               <w:spacing w:after="0" w:line="240" w:lineRule="auto"/>
               <w:jc w:val="center"/>
-              <w:rPr>
-                <w:rFonts w:hint="eastAsia"/>
-              </w:rPr>
             </w:pPr>
             <w:r>
               <w:rPr>
@@ -1491,9 +1334,6 @@
           <w:p>
             <w:pPr>
               <w:spacing w:after="0" w:line="240" w:lineRule="auto"/>
-              <w:rPr>
-                <w:rFonts w:hint="eastAsia"/>
-              </w:rPr>
             </w:pPr>
             <w:r>
               <w:rPr>
@@ -1518,9 +1358,6 @@
             <w:pPr>
               <w:spacing w:after="0" w:line="240" w:lineRule="auto"/>
               <w:jc w:val="center"/>
-              <w:rPr>
-                <w:rFonts w:hint="eastAsia"/>
-              </w:rPr>
             </w:pPr>
             <w:r>
               <w:rPr>
@@ -1551,9 +1388,6 @@
           <w:p>
             <w:pPr>
               <w:spacing w:after="0" w:line="240" w:lineRule="auto"/>
-              <w:rPr>
-                <w:rFonts w:hint="eastAsia"/>
-              </w:rPr>
             </w:pPr>
             <w:r>
               <w:rPr>
@@ -1579,9 +1413,6 @@
             <w:pPr>
               <w:spacing w:after="0" w:line="240" w:lineRule="auto"/>
               <w:jc w:val="center"/>
-              <w:rPr>
-                <w:rFonts w:hint="eastAsia"/>
-              </w:rPr>
             </w:pPr>
             <w:r>
               <w:rPr>
@@ -1611,9 +1442,6 @@
           <w:p>
             <w:pPr>
               <w:spacing w:after="0" w:line="240" w:lineRule="auto"/>
-              <w:rPr>
-                <w:rFonts w:hint="eastAsia"/>
-              </w:rPr>
             </w:pPr>
             <w:r>
               <w:rPr>
@@ -1638,9 +1466,6 @@
             <w:pPr>
               <w:spacing w:after="0" w:line="240" w:lineRule="auto"/>
               <w:jc w:val="center"/>
-              <w:rPr>
-                <w:rFonts w:hint="eastAsia"/>
-              </w:rPr>
             </w:pPr>
             <w:r>
               <w:rPr>
@@ -1671,9 +1496,6 @@
           <w:p>
             <w:pPr>
               <w:spacing w:after="0" w:line="240" w:lineRule="auto"/>
-              <w:rPr>
-                <w:rFonts w:hint="eastAsia"/>
-              </w:rPr>
             </w:pPr>
             <w:r>
               <w:rPr>
@@ -1699,9 +1521,6 @@
             <w:pPr>
               <w:spacing w:after="0" w:line="240" w:lineRule="auto"/>
               <w:jc w:val="center"/>
-              <w:rPr>
-                <w:rFonts w:hint="eastAsia"/>
-              </w:rPr>
             </w:pPr>
             <w:r>
               <w:rPr>
@@ -1731,9 +1550,6 @@
           <w:p>
             <w:pPr>
               <w:spacing w:after="0" w:line="240" w:lineRule="auto"/>
-              <w:rPr>
-                <w:rFonts w:hint="eastAsia"/>
-              </w:rPr>
             </w:pPr>
             <w:r>
               <w:rPr>
@@ -1758,9 +1574,6 @@
             <w:pPr>
               <w:spacing w:after="0" w:line="240" w:lineRule="auto"/>
               <w:jc w:val="center"/>
-              <w:rPr>
-                <w:rFonts w:hint="eastAsia"/>
-              </w:rPr>
             </w:pPr>
             <w:r>
               <w:rPr>
@@ -1791,9 +1604,6 @@
           <w:p>
             <w:pPr>
               <w:spacing w:after="0" w:line="240" w:lineRule="auto"/>
-              <w:rPr>
-                <w:rFonts w:hint="eastAsia"/>
-              </w:rPr>
             </w:pPr>
             <w:r>
               <w:rPr>
@@ -1819,9 +1629,6 @@
             <w:pPr>
               <w:spacing w:after="0" w:line="240" w:lineRule="auto"/>
               <w:jc w:val="center"/>
-              <w:rPr>
-                <w:rFonts w:hint="eastAsia"/>
-              </w:rPr>
             </w:pPr>
             <w:r>
               <w:rPr>
@@ -1851,9 +1658,6 @@
           <w:p>
             <w:pPr>
               <w:spacing w:after="0" w:line="240" w:lineRule="auto"/>
-              <w:rPr>
-                <w:rFonts w:hint="eastAsia"/>
-              </w:rPr>
             </w:pPr>
             <w:r>
               <w:rPr>
@@ -1878,9 +1682,6 @@
             <w:pPr>
               <w:spacing w:after="0" w:line="240" w:lineRule="auto"/>
               <w:jc w:val="center"/>
-              <w:rPr>
-                <w:rFonts w:hint="eastAsia"/>
-              </w:rPr>
             </w:pPr>
             <w:r>
               <w:rPr>
@@ -1911,9 +1712,6 @@
           <w:p>
             <w:pPr>
               <w:spacing w:after="0" w:line="240" w:lineRule="auto"/>
-              <w:rPr>
-                <w:rFonts w:hint="eastAsia"/>
-              </w:rPr>
             </w:pPr>
             <w:r>
               <w:rPr>
@@ -1939,9 +1737,6 @@
             <w:pPr>
               <w:spacing w:after="0" w:line="240" w:lineRule="auto"/>
               <w:jc w:val="center"/>
-              <w:rPr>
-                <w:rFonts w:hint="eastAsia"/>
-              </w:rPr>
             </w:pPr>
             <w:r>
               <w:rPr>
@@ -1971,9 +1766,6 @@
           <w:p>
             <w:pPr>
               <w:spacing w:after="0" w:line="240" w:lineRule="auto"/>
-              <w:rPr>
-                <w:rFonts w:hint="eastAsia"/>
-              </w:rPr>
             </w:pPr>
             <w:r>
               <w:rPr>
@@ -1998,9 +1790,6 @@
             <w:pPr>
               <w:spacing w:after="0" w:line="240" w:lineRule="auto"/>
               <w:jc w:val="center"/>
-              <w:rPr>
-                <w:rFonts w:hint="eastAsia"/>
-              </w:rPr>
             </w:pPr>
             <w:r>
               <w:rPr>
@@ -2031,9 +1820,6 @@
           <w:p>
             <w:pPr>
               <w:spacing w:after="0" w:line="240" w:lineRule="auto"/>
-              <w:rPr>
-                <w:rFonts w:hint="eastAsia"/>
-              </w:rPr>
             </w:pPr>
             <w:r>
               <w:rPr>
@@ -2059,9 +1845,6 @@
             <w:pPr>
               <w:spacing w:after="0" w:line="240" w:lineRule="auto"/>
               <w:jc w:val="center"/>
-              <w:rPr>
-                <w:rFonts w:hint="eastAsia"/>
-              </w:rPr>
             </w:pPr>
             <w:r>
               <w:rPr>
@@ -2091,9 +1874,6 @@
           <w:p>
             <w:pPr>
               <w:spacing w:after="0" w:line="240" w:lineRule="auto"/>
-              <w:rPr>
-                <w:rFonts w:hint="eastAsia"/>
-              </w:rPr>
             </w:pPr>
             <w:r>
               <w:rPr>
@@ -2118,9 +1898,6 @@
             <w:pPr>
               <w:spacing w:after="0" w:line="240" w:lineRule="auto"/>
               <w:jc w:val="center"/>
-              <w:rPr>
-                <w:rFonts w:hint="eastAsia"/>
-              </w:rPr>
             </w:pPr>
             <w:r>
               <w:rPr>
@@ -2151,9 +1928,6 @@
           <w:p>
             <w:pPr>
               <w:spacing w:after="0" w:line="240" w:lineRule="auto"/>
-              <w:rPr>
-                <w:rFonts w:hint="eastAsia"/>
-              </w:rPr>
             </w:pPr>
             <w:r>
               <w:rPr>
@@ -2179,9 +1953,6 @@
             <w:pPr>
               <w:spacing w:after="0" w:line="240" w:lineRule="auto"/>
               <w:jc w:val="center"/>
-              <w:rPr>
-                <w:rFonts w:hint="eastAsia"/>
-              </w:rPr>
             </w:pPr>
             <w:r>
               <w:rPr>
@@ -2211,9 +1982,6 @@
           <w:p>
             <w:pPr>
               <w:spacing w:after="0" w:line="240" w:lineRule="auto"/>
-              <w:rPr>
-                <w:rFonts w:hint="eastAsia"/>
-              </w:rPr>
             </w:pPr>
             <w:r>
               <w:rPr>
@@ -2238,9 +2006,6 @@
             <w:pPr>
               <w:spacing w:after="0" w:line="240" w:lineRule="auto"/>
               <w:jc w:val="center"/>
-              <w:rPr>
-                <w:rFonts w:hint="eastAsia"/>
-              </w:rPr>
             </w:pPr>
             <w:r>
               <w:rPr>
@@ -2252,13 +2017,7 @@
         </w:tc>
       </w:tr>
     </w:tbl>
-    <w:p>
-      <w:pPr>
-        <w:rPr>
-          <w:rFonts w:hint="eastAsia"/>
-        </w:rPr>
-      </w:pPr>
-    </w:p>
+    <w:p/>
     <w:p>
       <w:pPr>
         <w:pStyle w:val="Titre1"/>
@@ -2271,9 +2030,6 @@
     <w:p>
       <w:pPr>
         <w:jc w:val="both"/>
-        <w:rPr>
-          <w:rFonts w:hint="eastAsia"/>
-        </w:rPr>
       </w:pPr>
       <w:r>
         <w:t>The project uses three roles. The Project Manager coordinates scope, work packages, risks, and deliverable integration. The Technical Responsible owns the system design and implementation. The Reviewer checks requirements, results, KPIs, and final acceptance.</w:t>
@@ -2347,9 +2103,6 @@
             <w:pPr>
               <w:spacing w:after="0"/>
               <w:jc w:val="center"/>
-              <w:rPr>
-                <w:rFonts w:hint="eastAsia"/>
-              </w:rPr>
             </w:pPr>
             <w:r>
               <w:rPr>
@@ -2376,9 +2129,6 @@
           <w:p>
             <w:pPr>
               <w:spacing w:after="0"/>
-              <w:rPr>
-                <w:rFonts w:hint="eastAsia"/>
-              </w:rPr>
             </w:pPr>
             <w:r>
               <w:rPr>
@@ -2433,9 +2183,6 @@
             <w:pPr>
               <w:spacing w:after="0" w:line="240" w:lineRule="auto"/>
               <w:jc w:val="center"/>
-              <w:rPr>
-                <w:rFonts w:hint="eastAsia"/>
-              </w:rPr>
             </w:pPr>
             <w:r>
               <w:rPr>
@@ -2460,9 +2207,6 @@
           <w:p>
             <w:pPr>
               <w:spacing w:after="0" w:line="240" w:lineRule="auto"/>
-              <w:rPr>
-                <w:rFonts w:hint="eastAsia"/>
-              </w:rPr>
             </w:pPr>
             <w:r>
               <w:rPr>
@@ -2517,9 +2261,6 @@
             <w:pPr>
               <w:spacing w:after="0" w:line="240" w:lineRule="auto"/>
               <w:jc w:val="center"/>
-              <w:rPr>
-                <w:rFonts w:hint="eastAsia"/>
-              </w:rPr>
             </w:pPr>
             <w:r>
               <w:rPr>
@@ -2545,9 +2286,6 @@
           <w:p>
             <w:pPr>
               <w:spacing w:after="0" w:line="240" w:lineRule="auto"/>
-              <w:rPr>
-                <w:rFonts w:hint="eastAsia"/>
-              </w:rPr>
             </w:pPr>
             <w:r>
               <w:rPr>
@@ -2600,9 +2338,6 @@
             <w:pPr>
               <w:spacing w:after="0" w:line="240" w:lineRule="auto"/>
               <w:jc w:val="center"/>
-              <w:rPr>
-                <w:rFonts w:hint="eastAsia"/>
-              </w:rPr>
             </w:pPr>
             <w:r>
               <w:rPr>
@@ -2627,9 +2362,6 @@
           <w:p>
             <w:pPr>
               <w:spacing w:after="0" w:line="240" w:lineRule="auto"/>
-              <w:rPr>
-                <w:rFonts w:hint="eastAsia"/>
-              </w:rPr>
             </w:pPr>
             <w:r>
               <w:rPr>
@@ -2660,9 +2392,6 @@
     <w:p>
       <w:pPr>
         <w:jc w:val="both"/>
-        <w:rPr>
-          <w:rFonts w:hint="eastAsia"/>
-        </w:rPr>
       </w:pPr>
       <w:r>
         <w:t>DermaMNIST provides a compact benchmark for seven-class dermoscopic image classification, but reliable results depend on data integrity, class-balanced evaluation, reproducibility, and clear separation between model evidence and generated explanation. This project develops an end-to-end multi-agent system in which specialized agents manage training, evaluation, enrichment, testing, explanation, and review through fixed tool interfaces. Deterministic functions remain responsible for data processing, metric computation, classifier inference, and visual attribution. The selected classifier is frozen before final testing, while medical context is retrieved only after prediction and is linked to cited sources. The final system is evaluated through split-integrity checks, macro and per-class metrics, calibration, reproducibility tests, grounding checks, and independent review, producing a traceable DermaMNIST research prototype.</w:t>
@@ -2679,9 +2408,6 @@
     <w:p>
       <w:pPr>
         <w:jc w:val="both"/>
-        <w:rPr>
-          <w:rFonts w:hint="eastAsia"/>
-        </w:rPr>
       </w:pPr>
       <w:r>
         <w:t>A DermaMNIST model can report a strong test score while still being affected by duplicate images, split leakage, class imbalance, or weak minority-class performance. Generated explanations add a separate risk when they are not tied to classifier evidence or external sources. The project addresses the engineering problem of automating the full workflow while keeping data, prediction, metrics, and review evidence under explicit control.</w:t>
@@ -2699,9 +2425,6 @@
       <w:pPr>
         <w:pStyle w:val="Listepuces"/>
         <w:jc w:val="both"/>
-        <w:rPr>
-          <w:rFonts w:hint="eastAsia"/>
-        </w:rPr>
       </w:pPr>
       <w:r>
         <w:rPr>
@@ -2718,9 +2441,6 @@
       <w:pPr>
         <w:pStyle w:val="Listepuces"/>
         <w:jc w:val="both"/>
-        <w:rPr>
-          <w:rFonts w:hint="eastAsia"/>
-        </w:rPr>
       </w:pPr>
       <w:r>
         <w:rPr>
@@ -2737,9 +2457,6 @@
       <w:pPr>
         <w:pStyle w:val="Listepuces"/>
         <w:jc w:val="both"/>
-        <w:rPr>
-          <w:rFonts w:hint="eastAsia"/>
-        </w:rPr>
       </w:pPr>
       <w:r>
         <w:rPr>
@@ -2756,9 +2473,6 @@
       <w:pPr>
         <w:pStyle w:val="Listepuces"/>
         <w:jc w:val="both"/>
-        <w:rPr>
-          <w:rFonts w:hint="eastAsia"/>
-        </w:rPr>
       </w:pPr>
       <w:r>
         <w:rPr>
@@ -2775,9 +2489,6 @@
       <w:pPr>
         <w:pStyle w:val="Listepuces"/>
         <w:jc w:val="both"/>
-        <w:rPr>
-          <w:rFonts w:hint="eastAsia"/>
-        </w:rPr>
       </w:pPr>
       <w:r>
         <w:rPr>
@@ -2794,9 +2505,6 @@
       <w:pPr>
         <w:pStyle w:val="Listepuces"/>
         <w:jc w:val="both"/>
-        <w:rPr>
-          <w:rFonts w:hint="eastAsia"/>
-        </w:rPr>
       </w:pPr>
       <w:r>
         <w:rPr>
@@ -2825,9 +2533,6 @@
     <w:p>
       <w:pPr>
         <w:jc w:val="both"/>
-        <w:rPr>
-          <w:rFonts w:hint="eastAsia"/>
-        </w:rPr>
       </w:pPr>
     </w:p>
     <w:p>
@@ -2882,9 +2587,6 @@
             <w:pPr>
               <w:spacing w:after="0"/>
               <w:jc w:val="center"/>
-              <w:rPr>
-                <w:rFonts w:hint="eastAsia"/>
-              </w:rPr>
             </w:pPr>
             <w:r>
               <w:rPr>
@@ -2911,9 +2613,6 @@
           <w:p>
             <w:pPr>
               <w:spacing w:after="0"/>
-              <w:rPr>
-                <w:rFonts w:hint="eastAsia"/>
-              </w:rPr>
             </w:pPr>
             <w:r>
               <w:rPr>
@@ -2940,9 +2639,6 @@
           <w:p>
             <w:pPr>
               <w:spacing w:after="0"/>
-              <w:rPr>
-                <w:rFonts w:hint="eastAsia"/>
-              </w:rPr>
             </w:pPr>
             <w:r>
               <w:rPr>
@@ -2975,9 +2671,6 @@
             <w:pPr>
               <w:spacing w:after="0" w:line="240" w:lineRule="auto"/>
               <w:jc w:val="center"/>
-              <w:rPr>
-                <w:rFonts w:hint="eastAsia"/>
-              </w:rPr>
             </w:pPr>
             <w:r>
               <w:rPr>
@@ -3002,9 +2695,6 @@
           <w:p>
             <w:pPr>
               <w:spacing w:after="0" w:line="240" w:lineRule="auto"/>
-              <w:rPr>
-                <w:rFonts w:hint="eastAsia"/>
-              </w:rPr>
             </w:pPr>
             <w:r>
               <w:rPr>
@@ -3028,9 +2718,6 @@
           <w:p>
             <w:pPr>
               <w:spacing w:after="0" w:line="240" w:lineRule="auto"/>
-              <w:rPr>
-                <w:rFonts w:hint="eastAsia"/>
-              </w:rPr>
             </w:pPr>
             <w:r>
               <w:rPr>
@@ -3062,9 +2749,6 @@
             <w:pPr>
               <w:spacing w:after="0" w:line="240" w:lineRule="auto"/>
               <w:jc w:val="center"/>
-              <w:rPr>
-                <w:rFonts w:hint="eastAsia"/>
-              </w:rPr>
             </w:pPr>
             <w:r>
               <w:rPr>
@@ -3090,9 +2774,6 @@
           <w:p>
             <w:pPr>
               <w:spacing w:after="0" w:line="240" w:lineRule="auto"/>
-              <w:rPr>
-                <w:rFonts w:hint="eastAsia"/>
-              </w:rPr>
             </w:pPr>
             <w:r>
               <w:rPr>
@@ -3117,9 +2798,6 @@
           <w:p>
             <w:pPr>
               <w:spacing w:after="0" w:line="240" w:lineRule="auto"/>
-              <w:rPr>
-                <w:rFonts w:hint="eastAsia"/>
-              </w:rPr>
             </w:pPr>
             <w:r>
               <w:rPr>
@@ -3150,9 +2828,6 @@
             <w:pPr>
               <w:spacing w:after="0" w:line="240" w:lineRule="auto"/>
               <w:jc w:val="center"/>
-              <w:rPr>
-                <w:rFonts w:hint="eastAsia"/>
-              </w:rPr>
             </w:pPr>
             <w:r>
               <w:rPr>
@@ -3177,9 +2852,6 @@
           <w:p>
             <w:pPr>
               <w:spacing w:after="0" w:line="240" w:lineRule="auto"/>
-              <w:rPr>
-                <w:rFonts w:hint="eastAsia"/>
-              </w:rPr>
             </w:pPr>
             <w:r>
               <w:rPr>
@@ -3203,9 +2875,6 @@
           <w:p>
             <w:pPr>
               <w:spacing w:after="0" w:line="240" w:lineRule="auto"/>
-              <w:rPr>
-                <w:rFonts w:hint="eastAsia"/>
-              </w:rPr>
             </w:pPr>
             <w:r>
               <w:rPr>
@@ -3237,9 +2906,6 @@
             <w:pPr>
               <w:spacing w:after="0" w:line="240" w:lineRule="auto"/>
               <w:jc w:val="center"/>
-              <w:rPr>
-                <w:rFonts w:hint="eastAsia"/>
-              </w:rPr>
             </w:pPr>
             <w:r>
               <w:rPr>
@@ -3265,9 +2931,6 @@
           <w:p>
             <w:pPr>
               <w:spacing w:after="0" w:line="240" w:lineRule="auto"/>
-              <w:rPr>
-                <w:rFonts w:hint="eastAsia"/>
-              </w:rPr>
             </w:pPr>
             <w:r>
               <w:rPr>
@@ -3292,9 +2955,6 @@
           <w:p>
             <w:pPr>
               <w:spacing w:after="0" w:line="240" w:lineRule="auto"/>
-              <w:rPr>
-                <w:rFonts w:hint="eastAsia"/>
-              </w:rPr>
             </w:pPr>
             <w:r>
               <w:rPr>
@@ -3325,9 +2985,6 @@
             <w:pPr>
               <w:spacing w:after="0" w:line="240" w:lineRule="auto"/>
               <w:jc w:val="center"/>
-              <w:rPr>
-                <w:rFonts w:hint="eastAsia"/>
-              </w:rPr>
             </w:pPr>
             <w:r>
               <w:rPr>
@@ -3352,9 +3009,6 @@
           <w:p>
             <w:pPr>
               <w:spacing w:after="0" w:line="240" w:lineRule="auto"/>
-              <w:rPr>
-                <w:rFonts w:hint="eastAsia"/>
-              </w:rPr>
             </w:pPr>
             <w:r>
               <w:rPr>
@@ -3378,9 +3032,6 @@
           <w:p>
             <w:pPr>
               <w:spacing w:after="0" w:line="240" w:lineRule="auto"/>
-              <w:rPr>
-                <w:rFonts w:hint="eastAsia"/>
-              </w:rPr>
             </w:pPr>
             <w:r>
               <w:rPr>
@@ -3396,9 +3047,6 @@
       <w:pPr>
         <w:spacing w:before="240"/>
         <w:jc w:val="both"/>
-        <w:rPr>
-          <w:rFonts w:hint="eastAsia"/>
-        </w:rPr>
       </w:pPr>
       <w:r>
         <w:t>The project is guided by three research questions:</w:t>
@@ -3408,9 +3056,6 @@
       <w:pPr>
         <w:pStyle w:val="Listepuces"/>
         <w:jc w:val="both"/>
-        <w:rPr>
-          <w:rFonts w:hint="eastAsia"/>
-        </w:rPr>
       </w:pPr>
       <w:r>
         <w:rPr>
@@ -3427,9 +3072,6 @@
       <w:pPr>
         <w:pStyle w:val="Listepuces"/>
         <w:jc w:val="both"/>
-        <w:rPr>
-          <w:rFonts w:hint="eastAsia"/>
-        </w:rPr>
       </w:pPr>
       <w:r>
         <w:rPr>
@@ -3446,9 +3088,6 @@
       <w:pPr>
         <w:pStyle w:val="Listepuces"/>
         <w:jc w:val="both"/>
-        <w:rPr>
-          <w:rFonts w:hint="eastAsia"/>
-        </w:rPr>
       </w:pPr>
       <w:r>
         <w:rPr>
@@ -3472,9 +3111,6 @@
     <w:p>
       <w:pPr>
         <w:jc w:val="both"/>
-        <w:rPr>
-          <w:rFonts w:hint="eastAsia"/>
-        </w:rPr>
       </w:pPr>
       <w:r>
         <w:t>MedMNIST v2 provides standardized biomedical classification datasets and defines DermaMNIST as a 10,015-image, seven-class dermoscopy benchmark at 28 × 28 RGB resolution [1]. Its compact format supports reproducible experiments, but dataset quality must be checked before interpreting benchmark scores. Abhishek, Jain, and Hamarneh found duplicate images, cross-split leakage, and labeling problems in DermaMNIST and HAM10000, and showed that these issues can change measured performance [2]. Li et al. address the same problem from a documentation perspective by proposing a dermatology dataset nutrition label that records provenance, metadata, limitations, and risks [9]. These studies make dataset identity, split integrity, and preprocessing records part of the evidence required for model evaluation.</w:t>
@@ -3483,9 +3119,6 @@
     <w:p>
       <w:pPr>
         <w:jc w:val="both"/>
-        <w:rPr>
-          <w:rFonts w:hint="eastAsia"/>
-        </w:rPr>
       </w:pPr>
       <w:r>
         <w:t>Recent skin-lesion work also shows that model quality cannot be reduced to one accuracy value. Dakhli and Barhoumi integrated saliency information into the loss function and evaluated classification together with explanation behavior on HAM10000 and PH2 [5]. Zuo, Wang, and Wang combined clinical images, dermoscopy, and metadata through adaptive fusion and used uncertainty to control how modalities contribute to the final result [6]. DermaMNIST is image-only, so the same multimodal design cannot be transferred directly, but the evaluation lesson is relevant: class balance, uncertainty, and per-class errors need to be visible when models are compared.</w:t>
@@ -3494,9 +3127,6 @@
     <w:p>
       <w:pPr>
         <w:jc w:val="both"/>
-        <w:rPr>
-          <w:rFonts w:hint="eastAsia"/>
-        </w:rPr>
       </w:pPr>
       <w:r>
         <w:t>Larger dermatology systems show what changes when scale and clinical context increase. Yan et al. introduced PanDerm, a foundation model trained on more than two million images from multiple institutions and imaging modalities, and reported gains across a broad set of dermatology tasks [3]. Nahm et al. reviewed approved dermatology AI applications and found that clinical use depends on validation, workflow fit, and implementation requirements in addition to model performance [7]. Han et al. evaluated a skin-disease system using large hospital and worldwide usage data, showing how prevalence and out-of-distribution inputs change real-world performance [8]. Prospective evidence remains more limited: Laiouar-Pedari et al. found comparable pooled melanoma performance between AI and dermatologists across 11 prospective studies but also reported heterogeneity and risk of bias [12], while Anriot et al. showed that expert dermatologists still outperformed current AI models in a realistic multiclass setting [13]. These results support careful benchmark claims and separate research validation from clinical readiness.</w:t>
@@ -3505,9 +3135,6 @@
     <w:p>
       <w:pPr>
         <w:jc w:val="both"/>
-        <w:rPr>
-          <w:rFonts w:hint="eastAsia"/>
-        </w:rPr>
       </w:pPr>
       <w:r>
         <w:t xml:space="preserve">Explainability is most useful when it can be evaluated as part of the decision process. Chanda et al. studied 76 dermatologists with eye tracking and found that a dermatologist-oriented XAI interface improved balanced melanoma accuracy compared </w:t>
@@ -3520,9 +3147,6 @@
     <w:p>
       <w:pPr>
         <w:jc w:val="both"/>
-        <w:rPr>
-          <w:rFonts w:hint="eastAsia"/>
-        </w:rPr>
       </w:pPr>
       <w:r>
         <w:t>Agent-based medical AI is moving from single prompts toward systems that call tools and divide work across roles. Ferber et al. connected an autonomous oncology agent to specialist models, retrieval, and other tools and showed that tool orchestration can improve task performance over the base language model [10]. Chen et al. reported that a multi-agent conversation framework improved diagnostic reasoning over single-model baselines on rare-disease cases [11]. Reviews by Collaco et al. and Yu et al. show that healthcare agents are still mainly prototypes and that safety, evaluation, and real-world validation remain uneven [14], [15]. AgentClinic reaches the same conclusion from benchmarking: tool-using clinical agents face larger errors when tasks require sequential actions and interaction with external tools [16]. This evidence supports specialized agents with fixed tools, logged actions, and deterministic checks at the points where numerical results or acceptance decisions are produced.</w:t>
@@ -3531,9 +3155,6 @@
     <w:p>
       <w:pPr>
         <w:jc w:val="both"/>
-        <w:rPr>
-          <w:rFonts w:hint="eastAsia"/>
-        </w:rPr>
       </w:pPr>
       <w:r>
         <w:t>The literature leaves a practical gap at the system level. Data quality, model selection, multi-agent coordination, explainability, and independent verification are often studied separately. A compact DermaMNIST project can examine how these controls work together in one reproducible pipeline.</w:t>
@@ -3558,9 +3179,6 @@
     <w:p>
       <w:pPr>
         <w:jc w:val="both"/>
-        <w:rPr>
-          <w:rFonts w:hint="eastAsia"/>
-        </w:rPr>
       </w:pPr>
       <w:r>
         <w:t>The system uses specialized agents connected through versioned records and fixed tool interfaces. Each agent receives only the inputs needed for its task. Deterministic code performs data transforms, training execution, metric computation, classifier inference, and XAI generation. Agents plan, call approved tools, interpret structured results, and prepare records.</w:t>
@@ -3609,9 +3227,6 @@
           <w:p>
             <w:pPr>
               <w:spacing w:after="0"/>
-              <w:rPr>
-                <w:rFonts w:hint="eastAsia"/>
-              </w:rPr>
             </w:pPr>
             <w:r>
               <w:rPr>
@@ -3638,9 +3253,6 @@
           <w:p>
             <w:pPr>
               <w:spacing w:after="0"/>
-              <w:rPr>
-                <w:rFonts w:hint="eastAsia"/>
-              </w:rPr>
             </w:pPr>
             <w:r>
               <w:rPr>
@@ -3667,9 +3279,6 @@
           <w:p>
             <w:pPr>
               <w:spacing w:after="0"/>
-              <w:rPr>
-                <w:rFonts w:hint="eastAsia"/>
-              </w:rPr>
             </w:pPr>
             <w:r>
               <w:rPr>
@@ -3696,9 +3305,6 @@
           <w:p>
             <w:pPr>
               <w:spacing w:after="0"/>
-              <w:rPr>
-                <w:rFonts w:hint="eastAsia"/>
-              </w:rPr>
             </w:pPr>
             <w:r>
               <w:rPr>
@@ -3730,9 +3336,6 @@
           <w:p>
             <w:pPr>
               <w:spacing w:after="0" w:line="240" w:lineRule="auto"/>
-              <w:rPr>
-                <w:rFonts w:hint="eastAsia"/>
-              </w:rPr>
             </w:pPr>
             <w:r>
               <w:rPr>
@@ -3757,9 +3360,6 @@
           <w:p>
             <w:pPr>
               <w:spacing w:after="0" w:line="240" w:lineRule="auto"/>
-              <w:rPr>
-                <w:rFonts w:hint="eastAsia"/>
-              </w:rPr>
             </w:pPr>
             <w:r>
               <w:rPr>
@@ -3783,9 +3383,6 @@
           <w:p>
             <w:pPr>
               <w:spacing w:after="0" w:line="240" w:lineRule="auto"/>
-              <w:rPr>
-                <w:rFonts w:hint="eastAsia"/>
-              </w:rPr>
             </w:pPr>
             <w:r>
               <w:rPr>
@@ -3809,9 +3406,6 @@
           <w:p>
             <w:pPr>
               <w:spacing w:after="0" w:line="240" w:lineRule="auto"/>
-              <w:rPr>
-                <w:rFonts w:hint="eastAsia"/>
-              </w:rPr>
             </w:pPr>
             <w:r>
               <w:rPr>
@@ -3842,9 +3436,6 @@
           <w:p>
             <w:pPr>
               <w:spacing w:after="0" w:line="240" w:lineRule="auto"/>
-              <w:rPr>
-                <w:rFonts w:hint="eastAsia"/>
-              </w:rPr>
             </w:pPr>
             <w:r>
               <w:rPr>
@@ -3870,9 +3461,6 @@
           <w:p>
             <w:pPr>
               <w:spacing w:after="0" w:line="240" w:lineRule="auto"/>
-              <w:rPr>
-                <w:rFonts w:hint="eastAsia"/>
-              </w:rPr>
             </w:pPr>
             <w:r>
               <w:rPr>
@@ -3897,9 +3485,6 @@
           <w:p>
             <w:pPr>
               <w:spacing w:after="0" w:line="240" w:lineRule="auto"/>
-              <w:rPr>
-                <w:rFonts w:hint="eastAsia"/>
-              </w:rPr>
             </w:pPr>
             <w:r>
               <w:rPr>
@@ -3924,9 +3509,6 @@
           <w:p>
             <w:pPr>
               <w:spacing w:after="0" w:line="240" w:lineRule="auto"/>
-              <w:rPr>
-                <w:rFonts w:hint="eastAsia"/>
-              </w:rPr>
             </w:pPr>
             <w:r>
               <w:rPr>
@@ -3956,9 +3538,6 @@
           <w:p>
             <w:pPr>
               <w:spacing w:after="0" w:line="240" w:lineRule="auto"/>
-              <w:rPr>
-                <w:rFonts w:hint="eastAsia"/>
-              </w:rPr>
             </w:pPr>
             <w:r>
               <w:rPr>
@@ -3983,9 +3562,6 @@
           <w:p>
             <w:pPr>
               <w:spacing w:after="0" w:line="240" w:lineRule="auto"/>
-              <w:rPr>
-                <w:rFonts w:hint="eastAsia"/>
-              </w:rPr>
             </w:pPr>
             <w:r>
               <w:rPr>
@@ -4009,9 +3585,6 @@
           <w:p>
             <w:pPr>
               <w:spacing w:after="0" w:line="240" w:lineRule="auto"/>
-              <w:rPr>
-                <w:rFonts w:hint="eastAsia"/>
-              </w:rPr>
             </w:pPr>
             <w:r>
               <w:rPr>
@@ -4035,9 +3608,6 @@
           <w:p>
             <w:pPr>
               <w:spacing w:after="0" w:line="240" w:lineRule="auto"/>
-              <w:rPr>
-                <w:rFonts w:hint="eastAsia"/>
-              </w:rPr>
             </w:pPr>
             <w:r>
               <w:rPr>
@@ -4068,9 +3638,6 @@
           <w:p>
             <w:pPr>
               <w:spacing w:after="0" w:line="240" w:lineRule="auto"/>
-              <w:rPr>
-                <w:rFonts w:hint="eastAsia"/>
-              </w:rPr>
             </w:pPr>
             <w:r>
               <w:rPr>
@@ -4096,9 +3663,6 @@
           <w:p>
             <w:pPr>
               <w:spacing w:after="0" w:line="240" w:lineRule="auto"/>
-              <w:rPr>
-                <w:rFonts w:hint="eastAsia"/>
-              </w:rPr>
             </w:pPr>
             <w:r>
               <w:rPr>
@@ -4123,9 +3687,6 @@
           <w:p>
             <w:pPr>
               <w:spacing w:after="0" w:line="240" w:lineRule="auto"/>
-              <w:rPr>
-                <w:rFonts w:hint="eastAsia"/>
-              </w:rPr>
             </w:pPr>
             <w:r>
               <w:rPr>
@@ -4150,9 +3711,6 @@
           <w:p>
             <w:pPr>
               <w:spacing w:after="0" w:line="240" w:lineRule="auto"/>
-              <w:rPr>
-                <w:rFonts w:hint="eastAsia"/>
-              </w:rPr>
             </w:pPr>
             <w:r>
               <w:rPr>
@@ -4182,9 +3740,6 @@
           <w:p>
             <w:pPr>
               <w:spacing w:after="0" w:line="240" w:lineRule="auto"/>
-              <w:rPr>
-                <w:rFonts w:hint="eastAsia"/>
-              </w:rPr>
             </w:pPr>
             <w:r>
               <w:rPr>
@@ -4209,9 +3764,6 @@
           <w:p>
             <w:pPr>
               <w:spacing w:after="0" w:line="240" w:lineRule="auto"/>
-              <w:rPr>
-                <w:rFonts w:hint="eastAsia"/>
-              </w:rPr>
             </w:pPr>
             <w:r>
               <w:rPr>
@@ -4235,9 +3787,6 @@
           <w:p>
             <w:pPr>
               <w:spacing w:after="0" w:line="240" w:lineRule="auto"/>
-              <w:rPr>
-                <w:rFonts w:hint="eastAsia"/>
-              </w:rPr>
             </w:pPr>
             <w:r>
               <w:rPr>
@@ -4261,9 +3810,6 @@
           <w:p>
             <w:pPr>
               <w:spacing w:after="0" w:line="240" w:lineRule="auto"/>
-              <w:rPr>
-                <w:rFonts w:hint="eastAsia"/>
-              </w:rPr>
             </w:pPr>
             <w:r>
               <w:rPr>
@@ -4294,9 +3840,6 @@
           <w:p>
             <w:pPr>
               <w:spacing w:after="0" w:line="240" w:lineRule="auto"/>
-              <w:rPr>
-                <w:rFonts w:hint="eastAsia"/>
-              </w:rPr>
             </w:pPr>
             <w:r>
               <w:rPr>
@@ -4322,9 +3865,6 @@
           <w:p>
             <w:pPr>
               <w:spacing w:after="0" w:line="240" w:lineRule="auto"/>
-              <w:rPr>
-                <w:rFonts w:hint="eastAsia"/>
-              </w:rPr>
             </w:pPr>
             <w:r>
               <w:rPr>
@@ -4349,9 +3889,6 @@
           <w:p>
             <w:pPr>
               <w:spacing w:after="0" w:line="240" w:lineRule="auto"/>
-              <w:rPr>
-                <w:rFonts w:hint="eastAsia"/>
-              </w:rPr>
             </w:pPr>
             <w:r>
               <w:rPr>
@@ -4376,9 +3913,6 @@
           <w:p>
             <w:pPr>
               <w:spacing w:after="0" w:line="240" w:lineRule="auto"/>
-              <w:rPr>
-                <w:rFonts w:hint="eastAsia"/>
-              </w:rPr>
             </w:pPr>
             <w:r>
               <w:rPr>
@@ -4394,9 +3928,6 @@
       <w:pPr>
         <w:spacing w:before="240"/>
         <w:jc w:val="both"/>
-        <w:rPr>
-          <w:rFonts w:hint="eastAsia"/>
-        </w:rPr>
       </w:pPr>
       <w:r>
         <w:t>Agents exchange records through the project registry rather than free-form messages. The Training and Evaluation Agents cannot access final test labels. The Enrichment and Explanation Agents cannot change the predicted class or probability vector. The Review Agent can flag evidence but cannot modify accepted records.</w:t>
@@ -4414,9 +3945,6 @@
     <w:p>
       <w:pPr>
         <w:jc w:val="center"/>
-        <w:rPr>
-          <w:rFonts w:hint="eastAsia"/>
-        </w:rPr>
       </w:pPr>
       <w:r>
         <w:rPr>
@@ -4469,9 +3997,6 @@
       <w:pPr>
         <w:pStyle w:val="SmallNote"/>
         <w:jc w:val="center"/>
-        <w:rPr>
-          <w:rFonts w:hint="eastAsia"/>
-        </w:rPr>
       </w:pPr>
       <w:r>
         <w:t>Figure 1. Multi-agent architecture and data flow.</w:t>
@@ -4488,9 +4013,6 @@
     <w:p>
       <w:pPr>
         <w:jc w:val="both"/>
-        <w:rPr>
-          <w:rFonts w:hint="eastAsia"/>
-        </w:rPr>
       </w:pPr>
       <w:r>
         <w:t>The data pipeline records sample identifiers, labels, split membership, image shape, class counts, and dataset checksums. The official DermaMNIST split is kept for benchmark comparison, while a second evaluation policy records how known duplicate or leakage findings are handled [2]. Augmentation is applied only to training data, and every preprocessing setting is versioned.</w:t>
@@ -4499,9 +4021,6 @@
     <w:p>
       <w:pPr>
         <w:jc w:val="both"/>
-        <w:rPr>
-          <w:rFonts w:hint="eastAsia"/>
-        </w:rPr>
       </w:pPr>
       <w:r>
         <w:t>Model comparison starts with the MedMNIST ResNet-18 reference family [1] and adds two compact alternatives such as EfficientNet-B0 and ConvNeXt-Tiny. All candidates use the same data policy, random-seed policy, validation metrics, and experiment logging. Class-weighted loss, focal loss, or balanced sampling can be compared as controlled training factors and are fixed before final testing.</w:t>
@@ -4518,9 +4037,6 @@
     <w:p>
       <w:pPr>
         <w:jc w:val="both"/>
-        <w:rPr>
-          <w:rFonts w:hint="eastAsia"/>
-        </w:rPr>
       </w:pPr>
       <w:r>
         <w:t>The evaluator reports accuracy for benchmark comparison and uses macro-F1, balanced accuracy, macro one-vs-rest AUROC, per-class precision, recall and F1, confusion matrix, and calibration for model assessment. The uncertainty rule is selected on validation data and then fixed. Final test labels are available only inside the isolated test function after the model package is frozen. Each report records the model checksum, data-split ID, preprocessing ID, code version, and metric version.</w:t>
@@ -4537,9 +4053,6 @@
     <w:p>
       <w:pPr>
         <w:jc w:val="both"/>
-        <w:rPr>
-          <w:rFonts w:hint="eastAsia"/>
-        </w:rPr>
       </w:pPr>
       <w:r>
         <w:t>The classifier produces the predicted class and probability vector. The XAI module generates a visual attribution map from the frozen model. The Enrichment Agent retrieves class information from approved dermatology sources, and the Explanation Agent combines the prediction, uncertainty, attribution, and cited facts into the final output. Unsupported medical statements are omitted. The explanation records which information came from the model, XAI, and retrieved sources.</w:t>
@@ -4558,21 +4071,24 @@
         <w:jc w:val="both"/>
       </w:pPr>
       <w:r>
-        <w:t>Each work package produces a deliverable with a defined verification check. Outputs become inputs to later work packages only after acceptance.</w:t>
+        <w:t xml:space="preserve">Each work package produces a deliverable with a defined verification check. </w:t>
       </w:r>
-    </w:p>
-    <w:p>
-      <w:pPr>
-        <w:jc w:val="both"/>
-      </w:pPr>
-    </w:p>
-    <w:p>
-      <w:pPr>
-        <w:jc w:val="both"/>
-        <w:rPr>
-          <w:rFonts w:hint="eastAsia"/>
-        </w:rPr>
-      </w:pPr>
+      <w:proofErr w:type="gramStart"/>
+      <w:r>
+        <w:t>Outputs become</w:t>
+      </w:r>
+      <w:proofErr w:type="gramEnd"/>
+      <w:r>
+        <w:t xml:space="preserve"> </w:t>
+      </w:r>
+      <w:proofErr w:type="gramStart"/>
+      <w:r>
+        <w:t>inputs</w:t>
+      </w:r>
+      <w:proofErr w:type="gramEnd"/>
+      <w:r>
+        <w:t xml:space="preserve"> to later work packages only after acceptance.</w:t>
+      </w:r>
     </w:p>
     <w:p>
       <w:pPr>
@@ -4583,11 +4099,6 @@
       </w:r>
     </w:p>
     <w:p>
-      <w:pPr>
-        <w:rPr>
-          <w:rFonts w:hint="eastAsia"/>
-        </w:rPr>
-      </w:pPr>
       <w:r>
         <w:t>WP1 defines the technical requirements, acceptance rules, and feasibility baseline.</w:t>
       </w:r>
@@ -4636,9 +4147,6 @@
           <w:p>
             <w:pPr>
               <w:spacing w:after="0"/>
-              <w:rPr>
-                <w:rFonts w:hint="eastAsia"/>
-              </w:rPr>
             </w:pPr>
             <w:r>
               <w:rPr>
@@ -4646,7 +4154,6 @@
                 <w:color w:val="FFFFFF"/>
                 <w:sz w:val="15"/>
               </w:rPr>
-              <w:lastRenderedPageBreak/>
               <w:t>Activity line</w:t>
             </w:r>
           </w:p>
@@ -4666,9 +4173,6 @@
           <w:p>
             <w:pPr>
               <w:spacing w:after="0"/>
-              <w:rPr>
-                <w:rFonts w:hint="eastAsia"/>
-              </w:rPr>
             </w:pPr>
             <w:r>
               <w:rPr>
@@ -4695,9 +4199,6 @@
           <w:p>
             <w:pPr>
               <w:spacing w:after="0"/>
-              <w:rPr>
-                <w:rFonts w:hint="eastAsia"/>
-              </w:rPr>
             </w:pPr>
             <w:r>
               <w:rPr>
@@ -4724,9 +4225,6 @@
           <w:p>
             <w:pPr>
               <w:spacing w:after="0"/>
-              <w:rPr>
-                <w:rFonts w:hint="eastAsia"/>
-              </w:rPr>
             </w:pPr>
             <w:r>
               <w:rPr>
@@ -4753,9 +4251,6 @@
           <w:p>
             <w:pPr>
               <w:spacing w:after="0"/>
-              <w:rPr>
-                <w:rFonts w:hint="eastAsia"/>
-              </w:rPr>
             </w:pPr>
             <w:r>
               <w:rPr>
@@ -4787,14 +4282,12 @@
           <w:p>
             <w:pPr>
               <w:spacing w:after="0" w:line="240" w:lineRule="auto"/>
-              <w:rPr>
-                <w:rFonts w:hint="eastAsia"/>
-              </w:rPr>
             </w:pPr>
             <w:r>
               <w:rPr>
                 <w:sz w:val="15"/>
               </w:rPr>
+              <w:lastRenderedPageBreak/>
               <w:t>LA1.1</w:t>
             </w:r>
           </w:p>
@@ -4813,9 +4306,6 @@
           <w:p>
             <w:pPr>
               <w:spacing w:after="0" w:line="240" w:lineRule="auto"/>
-              <w:rPr>
-                <w:rFonts w:hint="eastAsia"/>
-              </w:rPr>
             </w:pPr>
             <w:r>
               <w:rPr>
@@ -4839,9 +4329,6 @@
           <w:p>
             <w:pPr>
               <w:spacing w:after="0" w:line="240" w:lineRule="auto"/>
-              <w:rPr>
-                <w:rFonts w:hint="eastAsia"/>
-              </w:rPr>
             </w:pPr>
             <w:r>
               <w:rPr>
@@ -4865,9 +4352,6 @@
           <w:p>
             <w:pPr>
               <w:spacing w:after="0" w:line="240" w:lineRule="auto"/>
-              <w:rPr>
-                <w:rFonts w:hint="eastAsia"/>
-              </w:rPr>
             </w:pPr>
             <w:r>
               <w:rPr>
@@ -4891,9 +4375,6 @@
           <w:p>
             <w:pPr>
               <w:spacing w:after="0" w:line="240" w:lineRule="auto"/>
-              <w:rPr>
-                <w:rFonts w:hint="eastAsia"/>
-              </w:rPr>
             </w:pPr>
             <w:r>
               <w:rPr>
@@ -4924,9 +4405,6 @@
           <w:p>
             <w:pPr>
               <w:spacing w:after="0" w:line="240" w:lineRule="auto"/>
-              <w:rPr>
-                <w:rFonts w:hint="eastAsia"/>
-              </w:rPr>
             </w:pPr>
             <w:r>
               <w:rPr>
@@ -4951,9 +4429,6 @@
           <w:p>
             <w:pPr>
               <w:spacing w:after="0" w:line="240" w:lineRule="auto"/>
-              <w:rPr>
-                <w:rFonts w:hint="eastAsia"/>
-              </w:rPr>
             </w:pPr>
             <w:r>
               <w:rPr>
@@ -4978,9 +4453,6 @@
           <w:p>
             <w:pPr>
               <w:spacing w:after="0" w:line="240" w:lineRule="auto"/>
-              <w:rPr>
-                <w:rFonts w:hint="eastAsia"/>
-              </w:rPr>
             </w:pPr>
             <w:r>
               <w:rPr>
@@ -5005,9 +4477,6 @@
           <w:p>
             <w:pPr>
               <w:spacing w:after="0" w:line="240" w:lineRule="auto"/>
-              <w:rPr>
-                <w:rFonts w:hint="eastAsia"/>
-              </w:rPr>
             </w:pPr>
             <w:r>
               <w:rPr>
@@ -5032,9 +4501,6 @@
           <w:p>
             <w:pPr>
               <w:spacing w:after="0" w:line="240" w:lineRule="auto"/>
-              <w:rPr>
-                <w:rFonts w:hint="eastAsia"/>
-              </w:rPr>
             </w:pPr>
             <w:r>
               <w:rPr>
@@ -5064,9 +4530,6 @@
           <w:p>
             <w:pPr>
               <w:spacing w:after="0" w:line="240" w:lineRule="auto"/>
-              <w:rPr>
-                <w:rFonts w:hint="eastAsia"/>
-              </w:rPr>
             </w:pPr>
             <w:r>
               <w:rPr>
@@ -5090,9 +4553,6 @@
           <w:p>
             <w:pPr>
               <w:spacing w:after="0" w:line="240" w:lineRule="auto"/>
-              <w:rPr>
-                <w:rFonts w:hint="eastAsia"/>
-              </w:rPr>
             </w:pPr>
             <w:r>
               <w:rPr>
@@ -5116,9 +4576,6 @@
           <w:p>
             <w:pPr>
               <w:spacing w:after="0" w:line="240" w:lineRule="auto"/>
-              <w:rPr>
-                <w:rFonts w:hint="eastAsia"/>
-              </w:rPr>
             </w:pPr>
             <w:r>
               <w:rPr>
@@ -5142,9 +4599,6 @@
           <w:p>
             <w:pPr>
               <w:spacing w:after="0" w:line="240" w:lineRule="auto"/>
-              <w:rPr>
-                <w:rFonts w:hint="eastAsia"/>
-              </w:rPr>
             </w:pPr>
             <w:r>
               <w:rPr>
@@ -5168,9 +4622,6 @@
           <w:p>
             <w:pPr>
               <w:spacing w:after="0" w:line="240" w:lineRule="auto"/>
-              <w:rPr>
-                <w:rFonts w:hint="eastAsia"/>
-              </w:rPr>
             </w:pPr>
             <w:r>
               <w:rPr>
@@ -5191,11 +4642,6 @@
       </w:r>
     </w:p>
     <w:p>
-      <w:pPr>
-        <w:rPr>
-          <w:rFonts w:hint="eastAsia"/>
-        </w:rPr>
-      </w:pPr>
       <w:r>
         <w:t>WP2 produces the versioned dataset files used by training and evaluation.</w:t>
       </w:r>
@@ -5244,9 +4690,6 @@
           <w:p>
             <w:pPr>
               <w:spacing w:after="0"/>
-              <w:rPr>
-                <w:rFonts w:hint="eastAsia"/>
-              </w:rPr>
             </w:pPr>
             <w:r>
               <w:rPr>
@@ -5273,9 +4716,6 @@
           <w:p>
             <w:pPr>
               <w:spacing w:after="0"/>
-              <w:rPr>
-                <w:rFonts w:hint="eastAsia"/>
-              </w:rPr>
             </w:pPr>
             <w:r>
               <w:rPr>
@@ -5302,9 +4742,6 @@
           <w:p>
             <w:pPr>
               <w:spacing w:after="0"/>
-              <w:rPr>
-                <w:rFonts w:hint="eastAsia"/>
-              </w:rPr>
             </w:pPr>
             <w:r>
               <w:rPr>
@@ -5331,9 +4768,6 @@
           <w:p>
             <w:pPr>
               <w:spacing w:after="0"/>
-              <w:rPr>
-                <w:rFonts w:hint="eastAsia"/>
-              </w:rPr>
             </w:pPr>
             <w:r>
               <w:rPr>
@@ -5360,9 +4794,6 @@
           <w:p>
             <w:pPr>
               <w:spacing w:after="0"/>
-              <w:rPr>
-                <w:rFonts w:hint="eastAsia"/>
-              </w:rPr>
             </w:pPr>
             <w:r>
               <w:rPr>
@@ -5394,9 +4825,6 @@
           <w:p>
             <w:pPr>
               <w:spacing w:after="0" w:line="240" w:lineRule="auto"/>
-              <w:rPr>
-                <w:rFonts w:hint="eastAsia"/>
-              </w:rPr>
             </w:pPr>
             <w:r>
               <w:rPr>
@@ -5420,9 +4848,6 @@
           <w:p>
             <w:pPr>
               <w:spacing w:after="0" w:line="240" w:lineRule="auto"/>
-              <w:rPr>
-                <w:rFonts w:hint="eastAsia"/>
-              </w:rPr>
             </w:pPr>
             <w:r>
               <w:rPr>
@@ -5446,9 +4871,6 @@
           <w:p>
             <w:pPr>
               <w:spacing w:after="0" w:line="240" w:lineRule="auto"/>
-              <w:rPr>
-                <w:rFonts w:hint="eastAsia"/>
-              </w:rPr>
             </w:pPr>
             <w:r>
               <w:rPr>
@@ -5472,9 +4894,6 @@
           <w:p>
             <w:pPr>
               <w:spacing w:after="0" w:line="240" w:lineRule="auto"/>
-              <w:rPr>
-                <w:rFonts w:hint="eastAsia"/>
-              </w:rPr>
             </w:pPr>
             <w:r>
               <w:rPr>
@@ -5498,9 +4917,6 @@
           <w:p>
             <w:pPr>
               <w:spacing w:after="0" w:line="240" w:lineRule="auto"/>
-              <w:rPr>
-                <w:rFonts w:hint="eastAsia"/>
-              </w:rPr>
             </w:pPr>
             <w:r>
               <w:rPr>
@@ -5531,9 +4947,6 @@
           <w:p>
             <w:pPr>
               <w:spacing w:after="0" w:line="240" w:lineRule="auto"/>
-              <w:rPr>
-                <w:rFonts w:hint="eastAsia"/>
-              </w:rPr>
             </w:pPr>
             <w:r>
               <w:rPr>
@@ -5558,9 +4971,6 @@
           <w:p>
             <w:pPr>
               <w:spacing w:after="0" w:line="240" w:lineRule="auto"/>
-              <w:rPr>
-                <w:rFonts w:hint="eastAsia"/>
-              </w:rPr>
             </w:pPr>
             <w:r>
               <w:rPr>
@@ -5585,9 +4995,6 @@
           <w:p>
             <w:pPr>
               <w:spacing w:after="0" w:line="240" w:lineRule="auto"/>
-              <w:rPr>
-                <w:rFonts w:hint="eastAsia"/>
-              </w:rPr>
             </w:pPr>
             <w:r>
               <w:rPr>
@@ -5612,9 +5019,6 @@
           <w:p>
             <w:pPr>
               <w:spacing w:after="0" w:line="240" w:lineRule="auto"/>
-              <w:rPr>
-                <w:rFonts w:hint="eastAsia"/>
-              </w:rPr>
             </w:pPr>
             <w:r>
               <w:rPr>
@@ -5639,9 +5043,6 @@
           <w:p>
             <w:pPr>
               <w:spacing w:after="0" w:line="240" w:lineRule="auto"/>
-              <w:rPr>
-                <w:rFonts w:hint="eastAsia"/>
-              </w:rPr>
             </w:pPr>
             <w:r>
               <w:rPr>
@@ -5671,9 +5072,6 @@
           <w:p>
             <w:pPr>
               <w:spacing w:after="0" w:line="240" w:lineRule="auto"/>
-              <w:rPr>
-                <w:rFonts w:hint="eastAsia"/>
-              </w:rPr>
             </w:pPr>
             <w:r>
               <w:rPr>
@@ -5697,9 +5095,6 @@
           <w:p>
             <w:pPr>
               <w:spacing w:after="0" w:line="240" w:lineRule="auto"/>
-              <w:rPr>
-                <w:rFonts w:hint="eastAsia"/>
-              </w:rPr>
             </w:pPr>
             <w:r>
               <w:rPr>
@@ -5723,9 +5118,6 @@
           <w:p>
             <w:pPr>
               <w:spacing w:after="0" w:line="240" w:lineRule="auto"/>
-              <w:rPr>
-                <w:rFonts w:hint="eastAsia"/>
-              </w:rPr>
             </w:pPr>
             <w:r>
               <w:rPr>
@@ -5749,9 +5141,6 @@
           <w:p>
             <w:pPr>
               <w:spacing w:after="0" w:line="240" w:lineRule="auto"/>
-              <w:rPr>
-                <w:rFonts w:hint="eastAsia"/>
-              </w:rPr>
             </w:pPr>
             <w:r>
               <w:rPr>
@@ -5775,9 +5164,6 @@
           <w:p>
             <w:pPr>
               <w:spacing w:after="0" w:line="240" w:lineRule="auto"/>
-              <w:rPr>
-                <w:rFonts w:hint="eastAsia"/>
-              </w:rPr>
             </w:pPr>
             <w:r>
               <w:rPr>
@@ -5798,11 +5184,6 @@
       </w:r>
     </w:p>
     <w:p>
-      <w:pPr>
-        <w:rPr>
-          <w:rFonts w:hint="eastAsia"/>
-        </w:rPr>
-      </w:pPr>
       <w:r>
         <w:t>WP3 defines the experiment space and automates training through the Training Agent.</w:t>
       </w:r>
@@ -5851,9 +5232,6 @@
           <w:p>
             <w:pPr>
               <w:spacing w:after="0"/>
-              <w:rPr>
-                <w:rFonts w:hint="eastAsia"/>
-              </w:rPr>
             </w:pPr>
             <w:r>
               <w:rPr>
@@ -5880,9 +5258,6 @@
           <w:p>
             <w:pPr>
               <w:spacing w:after="0"/>
-              <w:rPr>
-                <w:rFonts w:hint="eastAsia"/>
-              </w:rPr>
             </w:pPr>
             <w:r>
               <w:rPr>
@@ -5909,9 +5284,6 @@
           <w:p>
             <w:pPr>
               <w:spacing w:after="0"/>
-              <w:rPr>
-                <w:rFonts w:hint="eastAsia"/>
-              </w:rPr>
             </w:pPr>
             <w:r>
               <w:rPr>
@@ -5938,9 +5310,6 @@
           <w:p>
             <w:pPr>
               <w:spacing w:after="0"/>
-              <w:rPr>
-                <w:rFonts w:hint="eastAsia"/>
-              </w:rPr>
             </w:pPr>
             <w:r>
               <w:rPr>
@@ -5967,9 +5336,6 @@
           <w:p>
             <w:pPr>
               <w:spacing w:after="0"/>
-              <w:rPr>
-                <w:rFonts w:hint="eastAsia"/>
-              </w:rPr>
             </w:pPr>
             <w:r>
               <w:rPr>
@@ -6001,9 +5367,6 @@
           <w:p>
             <w:pPr>
               <w:spacing w:after="0" w:line="240" w:lineRule="auto"/>
-              <w:rPr>
-                <w:rFonts w:hint="eastAsia"/>
-              </w:rPr>
             </w:pPr>
             <w:r>
               <w:rPr>
@@ -6027,9 +5390,6 @@
           <w:p>
             <w:pPr>
               <w:spacing w:after="0" w:line="240" w:lineRule="auto"/>
-              <w:rPr>
-                <w:rFonts w:hint="eastAsia"/>
-              </w:rPr>
             </w:pPr>
             <w:r>
               <w:rPr>
@@ -6053,9 +5413,6 @@
           <w:p>
             <w:pPr>
               <w:spacing w:after="0" w:line="240" w:lineRule="auto"/>
-              <w:rPr>
-                <w:rFonts w:hint="eastAsia"/>
-              </w:rPr>
             </w:pPr>
             <w:r>
               <w:rPr>
@@ -6079,9 +5436,6 @@
           <w:p>
             <w:pPr>
               <w:spacing w:after="0" w:line="240" w:lineRule="auto"/>
-              <w:rPr>
-                <w:rFonts w:hint="eastAsia"/>
-              </w:rPr>
             </w:pPr>
             <w:r>
               <w:rPr>
@@ -6105,9 +5459,6 @@
           <w:p>
             <w:pPr>
               <w:spacing w:after="0" w:line="240" w:lineRule="auto"/>
-              <w:rPr>
-                <w:rFonts w:hint="eastAsia"/>
-              </w:rPr>
             </w:pPr>
             <w:r>
               <w:rPr>
@@ -6138,9 +5489,6 @@
           <w:p>
             <w:pPr>
               <w:spacing w:after="0" w:line="240" w:lineRule="auto"/>
-              <w:rPr>
-                <w:rFonts w:hint="eastAsia"/>
-              </w:rPr>
             </w:pPr>
             <w:r>
               <w:rPr>
@@ -6165,9 +5513,6 @@
           <w:p>
             <w:pPr>
               <w:spacing w:after="0" w:line="240" w:lineRule="auto"/>
-              <w:rPr>
-                <w:rFonts w:hint="eastAsia"/>
-              </w:rPr>
             </w:pPr>
             <w:r>
               <w:rPr>
@@ -6192,9 +5537,6 @@
           <w:p>
             <w:pPr>
               <w:spacing w:after="0" w:line="240" w:lineRule="auto"/>
-              <w:rPr>
-                <w:rFonts w:hint="eastAsia"/>
-              </w:rPr>
             </w:pPr>
             <w:r>
               <w:rPr>
@@ -6219,9 +5561,6 @@
           <w:p>
             <w:pPr>
               <w:spacing w:after="0" w:line="240" w:lineRule="auto"/>
-              <w:rPr>
-                <w:rFonts w:hint="eastAsia"/>
-              </w:rPr>
             </w:pPr>
             <w:r>
               <w:rPr>
@@ -6246,9 +5585,6 @@
           <w:p>
             <w:pPr>
               <w:spacing w:after="0" w:line="240" w:lineRule="auto"/>
-              <w:rPr>
-                <w:rFonts w:hint="eastAsia"/>
-              </w:rPr>
             </w:pPr>
             <w:r>
               <w:rPr>
@@ -6278,9 +5614,6 @@
           <w:p>
             <w:pPr>
               <w:spacing w:after="0" w:line="240" w:lineRule="auto"/>
-              <w:rPr>
-                <w:rFonts w:hint="eastAsia"/>
-              </w:rPr>
             </w:pPr>
             <w:r>
               <w:rPr>
@@ -6304,9 +5637,6 @@
           <w:p>
             <w:pPr>
               <w:spacing w:after="0" w:line="240" w:lineRule="auto"/>
-              <w:rPr>
-                <w:rFonts w:hint="eastAsia"/>
-              </w:rPr>
             </w:pPr>
             <w:r>
               <w:rPr>
@@ -6330,9 +5660,6 @@
           <w:p>
             <w:pPr>
               <w:spacing w:after="0" w:line="240" w:lineRule="auto"/>
-              <w:rPr>
-                <w:rFonts w:hint="eastAsia"/>
-              </w:rPr>
             </w:pPr>
             <w:r>
               <w:rPr>
@@ -6356,9 +5683,6 @@
           <w:p>
             <w:pPr>
               <w:spacing w:after="0" w:line="240" w:lineRule="auto"/>
-              <w:rPr>
-                <w:rFonts w:hint="eastAsia"/>
-              </w:rPr>
             </w:pPr>
             <w:r>
               <w:rPr>
@@ -6382,9 +5706,6 @@
           <w:p>
             <w:pPr>
               <w:spacing w:after="0" w:line="240" w:lineRule="auto"/>
-              <w:rPr>
-                <w:rFonts w:hint="eastAsia"/>
-              </w:rPr>
             </w:pPr>
             <w:r>
               <w:rPr>
@@ -6405,11 +5726,6 @@
       </w:r>
     </w:p>
     <w:p>
-      <w:pPr>
-        <w:rPr>
-          <w:rFonts w:hint="eastAsia"/>
-        </w:rPr>
-      </w:pPr>
       <w:r>
         <w:t>WP4 evaluates candidate models and fixes the selected model before final testing.</w:t>
       </w:r>
@@ -6458,9 +5774,6 @@
           <w:p>
             <w:pPr>
               <w:spacing w:after="0"/>
-              <w:rPr>
-                <w:rFonts w:hint="eastAsia"/>
-              </w:rPr>
             </w:pPr>
             <w:r>
               <w:rPr>
@@ -6487,9 +5800,6 @@
           <w:p>
             <w:pPr>
               <w:spacing w:after="0"/>
-              <w:rPr>
-                <w:rFonts w:hint="eastAsia"/>
-              </w:rPr>
             </w:pPr>
             <w:r>
               <w:rPr>
@@ -6516,9 +5826,6 @@
           <w:p>
             <w:pPr>
               <w:spacing w:after="0"/>
-              <w:rPr>
-                <w:rFonts w:hint="eastAsia"/>
-              </w:rPr>
             </w:pPr>
             <w:r>
               <w:rPr>
@@ -6545,9 +5852,6 @@
           <w:p>
             <w:pPr>
               <w:spacing w:after="0"/>
-              <w:rPr>
-                <w:rFonts w:hint="eastAsia"/>
-              </w:rPr>
             </w:pPr>
             <w:r>
               <w:rPr>
@@ -6574,9 +5878,6 @@
           <w:p>
             <w:pPr>
               <w:spacing w:after="0"/>
-              <w:rPr>
-                <w:rFonts w:hint="eastAsia"/>
-              </w:rPr>
             </w:pPr>
             <w:r>
               <w:rPr>
@@ -6608,9 +5909,6 @@
           <w:p>
             <w:pPr>
               <w:spacing w:after="0" w:line="240" w:lineRule="auto"/>
-              <w:rPr>
-                <w:rFonts w:hint="eastAsia"/>
-              </w:rPr>
             </w:pPr>
             <w:r>
               <w:rPr>
@@ -6634,9 +5932,6 @@
           <w:p>
             <w:pPr>
               <w:spacing w:after="0" w:line="240" w:lineRule="auto"/>
-              <w:rPr>
-                <w:rFonts w:hint="eastAsia"/>
-              </w:rPr>
             </w:pPr>
             <w:r>
               <w:rPr>
@@ -6660,9 +5955,6 @@
           <w:p>
             <w:pPr>
               <w:spacing w:after="0" w:line="240" w:lineRule="auto"/>
-              <w:rPr>
-                <w:rFonts w:hint="eastAsia"/>
-              </w:rPr>
             </w:pPr>
             <w:r>
               <w:rPr>
@@ -6686,9 +5978,6 @@
           <w:p>
             <w:pPr>
               <w:spacing w:after="0" w:line="240" w:lineRule="auto"/>
-              <w:rPr>
-                <w:rFonts w:hint="eastAsia"/>
-              </w:rPr>
             </w:pPr>
             <w:r>
               <w:rPr>
@@ -6712,9 +6001,6 @@
           <w:p>
             <w:pPr>
               <w:spacing w:after="0" w:line="240" w:lineRule="auto"/>
-              <w:rPr>
-                <w:rFonts w:hint="eastAsia"/>
-              </w:rPr>
             </w:pPr>
             <w:r>
               <w:rPr>
@@ -6745,9 +6031,6 @@
           <w:p>
             <w:pPr>
               <w:spacing w:after="0" w:line="240" w:lineRule="auto"/>
-              <w:rPr>
-                <w:rFonts w:hint="eastAsia"/>
-              </w:rPr>
             </w:pPr>
             <w:r>
               <w:rPr>
@@ -6772,9 +6055,6 @@
           <w:p>
             <w:pPr>
               <w:spacing w:after="0" w:line="240" w:lineRule="auto"/>
-              <w:rPr>
-                <w:rFonts w:hint="eastAsia"/>
-              </w:rPr>
             </w:pPr>
             <w:r>
               <w:rPr>
@@ -6799,9 +6079,6 @@
           <w:p>
             <w:pPr>
               <w:spacing w:after="0" w:line="240" w:lineRule="auto"/>
-              <w:rPr>
-                <w:rFonts w:hint="eastAsia"/>
-              </w:rPr>
             </w:pPr>
             <w:r>
               <w:rPr>
@@ -6826,9 +6103,6 @@
           <w:p>
             <w:pPr>
               <w:spacing w:after="0" w:line="240" w:lineRule="auto"/>
-              <w:rPr>
-                <w:rFonts w:hint="eastAsia"/>
-              </w:rPr>
             </w:pPr>
             <w:r>
               <w:rPr>
@@ -6853,9 +6127,6 @@
           <w:p>
             <w:pPr>
               <w:spacing w:after="0" w:line="240" w:lineRule="auto"/>
-              <w:rPr>
-                <w:rFonts w:hint="eastAsia"/>
-              </w:rPr>
             </w:pPr>
             <w:r>
               <w:rPr>
@@ -6885,9 +6156,6 @@
           <w:p>
             <w:pPr>
               <w:spacing w:after="0" w:line="240" w:lineRule="auto"/>
-              <w:rPr>
-                <w:rFonts w:hint="eastAsia"/>
-              </w:rPr>
             </w:pPr>
             <w:r>
               <w:rPr>
@@ -6911,9 +6179,6 @@
           <w:p>
             <w:pPr>
               <w:spacing w:after="0" w:line="240" w:lineRule="auto"/>
-              <w:rPr>
-                <w:rFonts w:hint="eastAsia"/>
-              </w:rPr>
             </w:pPr>
             <w:r>
               <w:rPr>
@@ -6937,9 +6202,6 @@
           <w:p>
             <w:pPr>
               <w:spacing w:after="0" w:line="240" w:lineRule="auto"/>
-              <w:rPr>
-                <w:rFonts w:hint="eastAsia"/>
-              </w:rPr>
             </w:pPr>
             <w:r>
               <w:rPr>
@@ -6963,9 +6225,6 @@
           <w:p>
             <w:pPr>
               <w:spacing w:after="0" w:line="240" w:lineRule="auto"/>
-              <w:rPr>
-                <w:rFonts w:hint="eastAsia"/>
-              </w:rPr>
             </w:pPr>
             <w:r>
               <w:rPr>
@@ -6989,9 +6248,6 @@
           <w:p>
             <w:pPr>
               <w:spacing w:after="0" w:line="240" w:lineRule="auto"/>
-              <w:rPr>
-                <w:rFonts w:hint="eastAsia"/>
-              </w:rPr>
             </w:pPr>
             <w:r>
               <w:rPr>
@@ -7012,11 +6268,6 @@
       </w:r>
     </w:p>
     <w:p>
-      <w:pPr>
-        <w:rPr>
-          <w:rFonts w:hint="eastAsia"/>
-        </w:rPr>
-      </w:pPr>
       <w:r>
         <w:t>WP5 adds sourced lesion information and model attribution after the classifier interface is stable.</w:t>
       </w:r>
@@ -7065,9 +6316,6 @@
           <w:p>
             <w:pPr>
               <w:spacing w:after="0"/>
-              <w:rPr>
-                <w:rFonts w:hint="eastAsia"/>
-              </w:rPr>
             </w:pPr>
             <w:r>
               <w:rPr>
@@ -7095,9 +6343,6 @@
           <w:p>
             <w:pPr>
               <w:spacing w:after="0"/>
-              <w:rPr>
-                <w:rFonts w:hint="eastAsia"/>
-              </w:rPr>
             </w:pPr>
             <w:r>
               <w:rPr>
@@ -7124,9 +6369,6 @@
           <w:p>
             <w:pPr>
               <w:spacing w:after="0"/>
-              <w:rPr>
-                <w:rFonts w:hint="eastAsia"/>
-              </w:rPr>
             </w:pPr>
             <w:r>
               <w:rPr>
@@ -7153,9 +6395,6 @@
           <w:p>
             <w:pPr>
               <w:spacing w:after="0"/>
-              <w:rPr>
-                <w:rFonts w:hint="eastAsia"/>
-              </w:rPr>
             </w:pPr>
             <w:r>
               <w:rPr>
@@ -7182,9 +6421,6 @@
           <w:p>
             <w:pPr>
               <w:spacing w:after="0"/>
-              <w:rPr>
-                <w:rFonts w:hint="eastAsia"/>
-              </w:rPr>
             </w:pPr>
             <w:r>
               <w:rPr>
@@ -7216,9 +6452,6 @@
           <w:p>
             <w:pPr>
               <w:spacing w:after="0" w:line="240" w:lineRule="auto"/>
-              <w:rPr>
-                <w:rFonts w:hint="eastAsia"/>
-              </w:rPr>
             </w:pPr>
             <w:r>
               <w:rPr>
@@ -7242,9 +6475,6 @@
           <w:p>
             <w:pPr>
               <w:spacing w:after="0" w:line="240" w:lineRule="auto"/>
-              <w:rPr>
-                <w:rFonts w:hint="eastAsia"/>
-              </w:rPr>
             </w:pPr>
             <w:r>
               <w:rPr>
@@ -7268,9 +6498,6 @@
           <w:p>
             <w:pPr>
               <w:spacing w:after="0" w:line="240" w:lineRule="auto"/>
-              <w:rPr>
-                <w:rFonts w:hint="eastAsia"/>
-              </w:rPr>
             </w:pPr>
             <w:r>
               <w:rPr>
@@ -7294,9 +6521,6 @@
           <w:p>
             <w:pPr>
               <w:spacing w:after="0" w:line="240" w:lineRule="auto"/>
-              <w:rPr>
-                <w:rFonts w:hint="eastAsia"/>
-              </w:rPr>
             </w:pPr>
             <w:r>
               <w:rPr>
@@ -7320,9 +6544,6 @@
           <w:p>
             <w:pPr>
               <w:spacing w:after="0" w:line="240" w:lineRule="auto"/>
-              <w:rPr>
-                <w:rFonts w:hint="eastAsia"/>
-              </w:rPr>
             </w:pPr>
             <w:r>
               <w:rPr>
@@ -7353,9 +6574,6 @@
           <w:p>
             <w:pPr>
               <w:spacing w:after="0" w:line="240" w:lineRule="auto"/>
-              <w:rPr>
-                <w:rFonts w:hint="eastAsia"/>
-              </w:rPr>
             </w:pPr>
             <w:r>
               <w:rPr>
@@ -7380,9 +6598,6 @@
           <w:p>
             <w:pPr>
               <w:spacing w:after="0" w:line="240" w:lineRule="auto"/>
-              <w:rPr>
-                <w:rFonts w:hint="eastAsia"/>
-              </w:rPr>
             </w:pPr>
             <w:r>
               <w:rPr>
@@ -7407,9 +6622,6 @@
           <w:p>
             <w:pPr>
               <w:spacing w:after="0" w:line="240" w:lineRule="auto"/>
-              <w:rPr>
-                <w:rFonts w:hint="eastAsia"/>
-              </w:rPr>
             </w:pPr>
             <w:r>
               <w:rPr>
@@ -7434,9 +6646,6 @@
           <w:p>
             <w:pPr>
               <w:spacing w:after="0" w:line="240" w:lineRule="auto"/>
-              <w:rPr>
-                <w:rFonts w:hint="eastAsia"/>
-              </w:rPr>
             </w:pPr>
             <w:r>
               <w:rPr>
@@ -7461,9 +6670,6 @@
           <w:p>
             <w:pPr>
               <w:spacing w:after="0" w:line="240" w:lineRule="auto"/>
-              <w:rPr>
-                <w:rFonts w:hint="eastAsia"/>
-              </w:rPr>
             </w:pPr>
             <w:r>
               <w:rPr>
@@ -7493,9 +6699,6 @@
           <w:p>
             <w:pPr>
               <w:spacing w:after="0" w:line="240" w:lineRule="auto"/>
-              <w:rPr>
-                <w:rFonts w:hint="eastAsia"/>
-              </w:rPr>
             </w:pPr>
             <w:r>
               <w:rPr>
@@ -7519,9 +6722,6 @@
           <w:p>
             <w:pPr>
               <w:spacing w:after="0" w:line="240" w:lineRule="auto"/>
-              <w:rPr>
-                <w:rFonts w:hint="eastAsia"/>
-              </w:rPr>
             </w:pPr>
             <w:r>
               <w:rPr>
@@ -7545,9 +6745,6 @@
           <w:p>
             <w:pPr>
               <w:spacing w:after="0" w:line="240" w:lineRule="auto"/>
-              <w:rPr>
-                <w:rFonts w:hint="eastAsia"/>
-              </w:rPr>
             </w:pPr>
             <w:r>
               <w:rPr>
@@ -7571,9 +6768,6 @@
           <w:p>
             <w:pPr>
               <w:spacing w:after="0" w:line="240" w:lineRule="auto"/>
-              <w:rPr>
-                <w:rFonts w:hint="eastAsia"/>
-              </w:rPr>
             </w:pPr>
             <w:r>
               <w:rPr>
@@ -7597,9 +6791,6 @@
           <w:p>
             <w:pPr>
               <w:spacing w:after="0" w:line="240" w:lineRule="auto"/>
-              <w:rPr>
-                <w:rFonts w:hint="eastAsia"/>
-              </w:rPr>
             </w:pPr>
             <w:r>
               <w:rPr>
@@ -7620,11 +6811,6 @@
       </w:r>
     </w:p>
     <w:p>
-      <w:pPr>
-        <w:rPr>
-          <w:rFonts w:hint="eastAsia"/>
-        </w:rPr>
-      </w:pPr>
       <w:r>
         <w:t>WP6 tests the frozen model and integrated modules under the fixed test protocol.</w:t>
       </w:r>
@@ -7673,9 +6859,6 @@
           <w:p>
             <w:pPr>
               <w:spacing w:after="0"/>
-              <w:rPr>
-                <w:rFonts w:hint="eastAsia"/>
-              </w:rPr>
             </w:pPr>
             <w:r>
               <w:rPr>
@@ -7702,9 +6885,6 @@
           <w:p>
             <w:pPr>
               <w:spacing w:after="0"/>
-              <w:rPr>
-                <w:rFonts w:hint="eastAsia"/>
-              </w:rPr>
             </w:pPr>
             <w:r>
               <w:rPr>
@@ -7731,9 +6911,6 @@
           <w:p>
             <w:pPr>
               <w:spacing w:after="0"/>
-              <w:rPr>
-                <w:rFonts w:hint="eastAsia"/>
-              </w:rPr>
             </w:pPr>
             <w:r>
               <w:rPr>
@@ -7760,9 +6937,6 @@
           <w:p>
             <w:pPr>
               <w:spacing w:after="0"/>
-              <w:rPr>
-                <w:rFonts w:hint="eastAsia"/>
-              </w:rPr>
             </w:pPr>
             <w:r>
               <w:rPr>
@@ -7789,9 +6963,6 @@
           <w:p>
             <w:pPr>
               <w:spacing w:after="0"/>
-              <w:rPr>
-                <w:rFonts w:hint="eastAsia"/>
-              </w:rPr>
             </w:pPr>
             <w:r>
               <w:rPr>
@@ -7823,9 +6994,6 @@
           <w:p>
             <w:pPr>
               <w:spacing w:after="0" w:line="240" w:lineRule="auto"/>
-              <w:rPr>
-                <w:rFonts w:hint="eastAsia"/>
-              </w:rPr>
             </w:pPr>
             <w:r>
               <w:rPr>
@@ -7849,9 +7017,6 @@
           <w:p>
             <w:pPr>
               <w:spacing w:after="0" w:line="240" w:lineRule="auto"/>
-              <w:rPr>
-                <w:rFonts w:hint="eastAsia"/>
-              </w:rPr>
             </w:pPr>
             <w:r>
               <w:rPr>
@@ -7875,9 +7040,6 @@
           <w:p>
             <w:pPr>
               <w:spacing w:after="0" w:line="240" w:lineRule="auto"/>
-              <w:rPr>
-                <w:rFonts w:hint="eastAsia"/>
-              </w:rPr>
             </w:pPr>
             <w:r>
               <w:rPr>
@@ -7901,9 +7063,6 @@
           <w:p>
             <w:pPr>
               <w:spacing w:after="0" w:line="240" w:lineRule="auto"/>
-              <w:rPr>
-                <w:rFonts w:hint="eastAsia"/>
-              </w:rPr>
             </w:pPr>
             <w:r>
               <w:rPr>
@@ -7927,9 +7086,6 @@
           <w:p>
             <w:pPr>
               <w:spacing w:after="0" w:line="240" w:lineRule="auto"/>
-              <w:rPr>
-                <w:rFonts w:hint="eastAsia"/>
-              </w:rPr>
             </w:pPr>
             <w:r>
               <w:rPr>
@@ -7960,9 +7116,6 @@
           <w:p>
             <w:pPr>
               <w:spacing w:after="0" w:line="240" w:lineRule="auto"/>
-              <w:rPr>
-                <w:rFonts w:hint="eastAsia"/>
-              </w:rPr>
             </w:pPr>
             <w:r>
               <w:rPr>
@@ -7987,9 +7140,6 @@
           <w:p>
             <w:pPr>
               <w:spacing w:after="0" w:line="240" w:lineRule="auto"/>
-              <w:rPr>
-                <w:rFonts w:hint="eastAsia"/>
-              </w:rPr>
             </w:pPr>
             <w:r>
               <w:rPr>
@@ -8014,9 +7164,6 @@
           <w:p>
             <w:pPr>
               <w:spacing w:after="0" w:line="240" w:lineRule="auto"/>
-              <w:rPr>
-                <w:rFonts w:hint="eastAsia"/>
-              </w:rPr>
             </w:pPr>
             <w:r>
               <w:rPr>
@@ -8041,9 +7188,6 @@
           <w:p>
             <w:pPr>
               <w:spacing w:after="0" w:line="240" w:lineRule="auto"/>
-              <w:rPr>
-                <w:rFonts w:hint="eastAsia"/>
-              </w:rPr>
             </w:pPr>
             <w:r>
               <w:rPr>
@@ -8068,9 +7212,6 @@
           <w:p>
             <w:pPr>
               <w:spacing w:after="0" w:line="240" w:lineRule="auto"/>
-              <w:rPr>
-                <w:rFonts w:hint="eastAsia"/>
-              </w:rPr>
             </w:pPr>
             <w:r>
               <w:rPr>
@@ -8100,9 +7241,6 @@
           <w:p>
             <w:pPr>
               <w:spacing w:after="0" w:line="240" w:lineRule="auto"/>
-              <w:rPr>
-                <w:rFonts w:hint="eastAsia"/>
-              </w:rPr>
             </w:pPr>
             <w:r>
               <w:rPr>
@@ -8126,9 +7264,6 @@
           <w:p>
             <w:pPr>
               <w:spacing w:after="0" w:line="240" w:lineRule="auto"/>
-              <w:rPr>
-                <w:rFonts w:hint="eastAsia"/>
-              </w:rPr>
             </w:pPr>
             <w:r>
               <w:rPr>
@@ -8152,9 +7287,6 @@
           <w:p>
             <w:pPr>
               <w:spacing w:after="0" w:line="240" w:lineRule="auto"/>
-              <w:rPr>
-                <w:rFonts w:hint="eastAsia"/>
-              </w:rPr>
             </w:pPr>
             <w:r>
               <w:rPr>
@@ -8178,9 +7310,6 @@
           <w:p>
             <w:pPr>
               <w:spacing w:after="0" w:line="240" w:lineRule="auto"/>
-              <w:rPr>
-                <w:rFonts w:hint="eastAsia"/>
-              </w:rPr>
             </w:pPr>
             <w:r>
               <w:rPr>
@@ -8204,9 +7333,6 @@
           <w:p>
             <w:pPr>
               <w:spacing w:after="0" w:line="240" w:lineRule="auto"/>
-              <w:rPr>
-                <w:rFonts w:hint="eastAsia"/>
-              </w:rPr>
             </w:pPr>
             <w:r>
               <w:rPr>
@@ -8227,11 +7353,6 @@
       </w:r>
     </w:p>
     <w:p>
-      <w:pPr>
-        <w:rPr>
-          <w:rFonts w:hint="eastAsia"/>
-        </w:rPr>
-      </w:pPr>
       <w:r>
         <w:t>WP7 combines accepted prediction, XAI, enrichment, and trace information into the final interface.</w:t>
       </w:r>
@@ -8280,9 +7401,6 @@
           <w:p>
             <w:pPr>
               <w:spacing w:after="0"/>
-              <w:rPr>
-                <w:rFonts w:hint="eastAsia"/>
-              </w:rPr>
             </w:pPr>
             <w:r>
               <w:rPr>
@@ -8309,9 +7427,6 @@
           <w:p>
             <w:pPr>
               <w:spacing w:after="0"/>
-              <w:rPr>
-                <w:rFonts w:hint="eastAsia"/>
-              </w:rPr>
             </w:pPr>
             <w:r>
               <w:rPr>
@@ -8338,9 +7453,6 @@
           <w:p>
             <w:pPr>
               <w:spacing w:after="0"/>
-              <w:rPr>
-                <w:rFonts w:hint="eastAsia"/>
-              </w:rPr>
             </w:pPr>
             <w:r>
               <w:rPr>
@@ -8367,9 +7479,6 @@
           <w:p>
             <w:pPr>
               <w:spacing w:after="0"/>
-              <w:rPr>
-                <w:rFonts w:hint="eastAsia"/>
-              </w:rPr>
             </w:pPr>
             <w:r>
               <w:rPr>
@@ -8396,9 +7505,6 @@
           <w:p>
             <w:pPr>
               <w:spacing w:after="0"/>
-              <w:rPr>
-                <w:rFonts w:hint="eastAsia"/>
-              </w:rPr>
             </w:pPr>
             <w:r>
               <w:rPr>
@@ -8430,9 +7536,6 @@
           <w:p>
             <w:pPr>
               <w:spacing w:after="0" w:line="240" w:lineRule="auto"/>
-              <w:rPr>
-                <w:rFonts w:hint="eastAsia"/>
-              </w:rPr>
             </w:pPr>
             <w:r>
               <w:rPr>
@@ -8456,9 +7559,6 @@
           <w:p>
             <w:pPr>
               <w:spacing w:after="0" w:line="240" w:lineRule="auto"/>
-              <w:rPr>
-                <w:rFonts w:hint="eastAsia"/>
-              </w:rPr>
             </w:pPr>
             <w:r>
               <w:rPr>
@@ -8482,9 +7582,6 @@
           <w:p>
             <w:pPr>
               <w:spacing w:after="0" w:line="240" w:lineRule="auto"/>
-              <w:rPr>
-                <w:rFonts w:hint="eastAsia"/>
-              </w:rPr>
             </w:pPr>
             <w:r>
               <w:rPr>
@@ -8508,9 +7605,6 @@
           <w:p>
             <w:pPr>
               <w:spacing w:after="0" w:line="240" w:lineRule="auto"/>
-              <w:rPr>
-                <w:rFonts w:hint="eastAsia"/>
-              </w:rPr>
             </w:pPr>
             <w:r>
               <w:rPr>
@@ -8534,9 +7628,6 @@
           <w:p>
             <w:pPr>
               <w:spacing w:after="0" w:line="240" w:lineRule="auto"/>
-              <w:rPr>
-                <w:rFonts w:hint="eastAsia"/>
-              </w:rPr>
             </w:pPr>
             <w:r>
               <w:rPr>
@@ -8567,9 +7658,6 @@
           <w:p>
             <w:pPr>
               <w:spacing w:after="0" w:line="240" w:lineRule="auto"/>
-              <w:rPr>
-                <w:rFonts w:hint="eastAsia"/>
-              </w:rPr>
             </w:pPr>
             <w:r>
               <w:rPr>
@@ -8594,9 +7682,6 @@
           <w:p>
             <w:pPr>
               <w:spacing w:after="0" w:line="240" w:lineRule="auto"/>
-              <w:rPr>
-                <w:rFonts w:hint="eastAsia"/>
-              </w:rPr>
             </w:pPr>
             <w:r>
               <w:rPr>
@@ -8621,9 +7706,6 @@
           <w:p>
             <w:pPr>
               <w:spacing w:after="0" w:line="240" w:lineRule="auto"/>
-              <w:rPr>
-                <w:rFonts w:hint="eastAsia"/>
-              </w:rPr>
             </w:pPr>
             <w:r>
               <w:rPr>
@@ -8648,9 +7730,6 @@
           <w:p>
             <w:pPr>
               <w:spacing w:after="0" w:line="240" w:lineRule="auto"/>
-              <w:rPr>
-                <w:rFonts w:hint="eastAsia"/>
-              </w:rPr>
             </w:pPr>
             <w:r>
               <w:rPr>
@@ -8675,9 +7754,6 @@
           <w:p>
             <w:pPr>
               <w:spacing w:after="0" w:line="240" w:lineRule="auto"/>
-              <w:rPr>
-                <w:rFonts w:hint="eastAsia"/>
-              </w:rPr>
             </w:pPr>
             <w:r>
               <w:rPr>
@@ -8707,9 +7783,6 @@
           <w:p>
             <w:pPr>
               <w:spacing w:after="0" w:line="240" w:lineRule="auto"/>
-              <w:rPr>
-                <w:rFonts w:hint="eastAsia"/>
-              </w:rPr>
             </w:pPr>
             <w:r>
               <w:rPr>
@@ -8733,9 +7806,6 @@
           <w:p>
             <w:pPr>
               <w:spacing w:after="0" w:line="240" w:lineRule="auto"/>
-              <w:rPr>
-                <w:rFonts w:hint="eastAsia"/>
-              </w:rPr>
             </w:pPr>
             <w:r>
               <w:rPr>
@@ -8759,9 +7829,6 @@
           <w:p>
             <w:pPr>
               <w:spacing w:after="0" w:line="240" w:lineRule="auto"/>
-              <w:rPr>
-                <w:rFonts w:hint="eastAsia"/>
-              </w:rPr>
             </w:pPr>
             <w:r>
               <w:rPr>
@@ -8785,9 +7852,6 @@
           <w:p>
             <w:pPr>
               <w:spacing w:after="0" w:line="240" w:lineRule="auto"/>
-              <w:rPr>
-                <w:rFonts w:hint="eastAsia"/>
-              </w:rPr>
             </w:pPr>
             <w:r>
               <w:rPr>
@@ -8811,9 +7875,6 @@
           <w:p>
             <w:pPr>
               <w:spacing w:after="0" w:line="240" w:lineRule="auto"/>
-              <w:rPr>
-                <w:rFonts w:hint="eastAsia"/>
-              </w:rPr>
             </w:pPr>
             <w:r>
               <w:rPr>
@@ -8834,11 +7895,6 @@
       </w:r>
     </w:p>
     <w:p>
-      <w:pPr>
-        <w:rPr>
-          <w:rFonts w:hint="eastAsia"/>
-        </w:rPr>
-      </w:pPr>
       <w:r>
         <w:t>WP8 checks the complete evidence package and closes final findings.</w:t>
       </w:r>
@@ -8887,9 +7943,6 @@
           <w:p>
             <w:pPr>
               <w:spacing w:after="0"/>
-              <w:rPr>
-                <w:rFonts w:hint="eastAsia"/>
-              </w:rPr>
             </w:pPr>
             <w:r>
               <w:rPr>
@@ -8916,9 +7969,6 @@
           <w:p>
             <w:pPr>
               <w:spacing w:after="0"/>
-              <w:rPr>
-                <w:rFonts w:hint="eastAsia"/>
-              </w:rPr>
             </w:pPr>
             <w:r>
               <w:rPr>
@@ -8945,9 +7995,6 @@
           <w:p>
             <w:pPr>
               <w:spacing w:after="0"/>
-              <w:rPr>
-                <w:rFonts w:hint="eastAsia"/>
-              </w:rPr>
             </w:pPr>
             <w:r>
               <w:rPr>
@@ -8974,9 +8021,6 @@
           <w:p>
             <w:pPr>
               <w:spacing w:after="0"/>
-              <w:rPr>
-                <w:rFonts w:hint="eastAsia"/>
-              </w:rPr>
             </w:pPr>
             <w:r>
               <w:rPr>
@@ -9003,9 +8047,6 @@
           <w:p>
             <w:pPr>
               <w:spacing w:after="0"/>
-              <w:rPr>
-                <w:rFonts w:hint="eastAsia"/>
-              </w:rPr>
             </w:pPr>
             <w:r>
               <w:rPr>
@@ -9037,9 +8078,6 @@
           <w:p>
             <w:pPr>
               <w:spacing w:after="0" w:line="240" w:lineRule="auto"/>
-              <w:rPr>
-                <w:rFonts w:hint="eastAsia"/>
-              </w:rPr>
             </w:pPr>
             <w:r>
               <w:rPr>
@@ -9063,9 +8101,6 @@
           <w:p>
             <w:pPr>
               <w:spacing w:after="0" w:line="240" w:lineRule="auto"/>
-              <w:rPr>
-                <w:rFonts w:hint="eastAsia"/>
-              </w:rPr>
             </w:pPr>
             <w:r>
               <w:rPr>
@@ -9089,9 +8124,6 @@
           <w:p>
             <w:pPr>
               <w:spacing w:after="0" w:line="240" w:lineRule="auto"/>
-              <w:rPr>
-                <w:rFonts w:hint="eastAsia"/>
-              </w:rPr>
             </w:pPr>
             <w:r>
               <w:rPr>
@@ -9115,9 +8147,6 @@
           <w:p>
             <w:pPr>
               <w:spacing w:after="0" w:line="240" w:lineRule="auto"/>
-              <w:rPr>
-                <w:rFonts w:hint="eastAsia"/>
-              </w:rPr>
             </w:pPr>
             <w:r>
               <w:rPr>
@@ -9141,9 +8170,6 @@
           <w:p>
             <w:pPr>
               <w:spacing w:after="0" w:line="240" w:lineRule="auto"/>
-              <w:rPr>
-                <w:rFonts w:hint="eastAsia"/>
-              </w:rPr>
             </w:pPr>
             <w:r>
               <w:rPr>
@@ -9174,9 +8200,6 @@
           <w:p>
             <w:pPr>
               <w:spacing w:after="0" w:line="240" w:lineRule="auto"/>
-              <w:rPr>
-                <w:rFonts w:hint="eastAsia"/>
-              </w:rPr>
             </w:pPr>
             <w:r>
               <w:rPr>
@@ -9201,9 +8224,6 @@
           <w:p>
             <w:pPr>
               <w:spacing w:after="0" w:line="240" w:lineRule="auto"/>
-              <w:rPr>
-                <w:rFonts w:hint="eastAsia"/>
-              </w:rPr>
             </w:pPr>
             <w:r>
               <w:rPr>
@@ -9228,9 +8248,6 @@
           <w:p>
             <w:pPr>
               <w:spacing w:after="0" w:line="240" w:lineRule="auto"/>
-              <w:rPr>
-                <w:rFonts w:hint="eastAsia"/>
-              </w:rPr>
             </w:pPr>
             <w:r>
               <w:rPr>
@@ -9255,9 +8272,6 @@
           <w:p>
             <w:pPr>
               <w:spacing w:after="0" w:line="240" w:lineRule="auto"/>
-              <w:rPr>
-                <w:rFonts w:hint="eastAsia"/>
-              </w:rPr>
             </w:pPr>
             <w:r>
               <w:rPr>
@@ -9282,9 +8296,6 @@
           <w:p>
             <w:pPr>
               <w:spacing w:after="0" w:line="240" w:lineRule="auto"/>
-              <w:rPr>
-                <w:rFonts w:hint="eastAsia"/>
-              </w:rPr>
             </w:pPr>
             <w:r>
               <w:rPr>
@@ -9305,37 +8316,32 @@
       </w:r>
     </w:p>
     <w:p>
-      <w:pPr>
-        <w:rPr>
-          <w:rFonts w:hint="eastAsia"/>
-        </w:rPr>
-      </w:pPr>
       <w:r>
         <w:t>The table shows the work-package sequence, required inputs, work that can progress in parallel, and the gate that closes each package.</w:t>
       </w:r>
     </w:p>
+    <w:p/>
     <w:tbl>
       <w:tblPr>
         <w:tblStyle w:val="Grilledutableau"/>
         <w:tblW w:w="0" w:type="auto"/>
         <w:jc w:val="center"/>
-        <w:tblBorders>
-          <w:top w:val="single" w:sz="6" w:space="0" w:color="7A8793"/>
-          <w:left w:val="single" w:sz="6" w:space="0" w:color="7A8793"/>
-          <w:bottom w:val="single" w:sz="6" w:space="0" w:color="7A8793"/>
-          <w:right w:val="single" w:sz="6" w:space="0" w:color="7A8793"/>
-          <w:insideH w:val="single" w:sz="6" w:space="0" w:color="7A8793"/>
-          <w:insideV w:val="single" w:sz="6" w:space="0" w:color="7A8793"/>
-        </w:tblBorders>
         <w:tblLayout w:type="fixed"/>
         <w:tblLook w:val="04A0" w:firstRow="1" w:lastRow="0" w:firstColumn="1" w:lastColumn="0" w:noHBand="0" w:noVBand="1"/>
       </w:tblPr>
       <w:tblGrid>
-        <w:gridCol w:w="792"/>
-        <w:gridCol w:w="2160"/>
-        <w:gridCol w:w="3384"/>
-        <w:gridCol w:w="1800"/>
         <w:gridCol w:w="2088"/>
+        <w:gridCol w:w="648"/>
+        <w:gridCol w:w="648"/>
+        <w:gridCol w:w="648"/>
+        <w:gridCol w:w="648"/>
+        <w:gridCol w:w="648"/>
+        <w:gridCol w:w="648"/>
+        <w:gridCol w:w="648"/>
+        <w:gridCol w:w="648"/>
+        <w:gridCol w:w="648"/>
+        <w:gridCol w:w="648"/>
+        <w:gridCol w:w="1742"/>
       </w:tblGrid>
       <w:tr>
         <w:trPr>
@@ -9345,23 +8351,50 @@
         </w:trPr>
         <w:tc>
           <w:tcPr>
-            <w:tcW w:w="792" w:type="dxa"/>
+            <w:tcW w:w="2088" w:type="dxa"/>
+            <w:vMerge w:val="restart"/>
             <w:shd w:val="clear" w:color="auto" w:fill="173A5E"/>
             <w:tcMar>
-              <w:top w:w="80" w:type="dxa"/>
-              <w:left w:w="90" w:type="dxa"/>
-              <w:bottom w:w="80" w:type="dxa"/>
-              <w:right w:w="90" w:type="dxa"/>
-            </w:tcMar>
-            <w:vAlign w:val="center"/>
-          </w:tcPr>
-          <w:p>
-            <w:pPr>
-              <w:spacing w:after="0"/>
+              <w:top w:w="35" w:type="dxa"/>
+              <w:left w:w="30" w:type="dxa"/>
+              <w:bottom w:w="35" w:type="dxa"/>
+              <w:right w:w="30" w:type="dxa"/>
+            </w:tcMar>
+            <w:vAlign w:val="center"/>
+          </w:tcPr>
+          <w:p>
+            <w:pPr>
+              <w:spacing w:after="0" w:line="240" w:lineRule="auto"/>
               <w:jc w:val="center"/>
-              <w:rPr>
-                <w:rFonts w:hint="eastAsia"/>
-              </w:rPr>
+            </w:pPr>
+            <w:r>
+              <w:rPr>
+                <w:b/>
+                <w:color w:val="FFFFFF"/>
+                <w:sz w:val="15"/>
+              </w:rPr>
+              <w:lastRenderedPageBreak/>
+              <w:t>Work package</w:t>
+            </w:r>
+          </w:p>
+        </w:tc>
+        <w:tc>
+          <w:tcPr>
+            <w:tcW w:w="2592" w:type="dxa"/>
+            <w:gridSpan w:val="4"/>
+            <w:shd w:val="clear" w:color="auto" w:fill="173A5E"/>
+            <w:tcMar>
+              <w:top w:w="35" w:type="dxa"/>
+              <w:left w:w="30" w:type="dxa"/>
+              <w:bottom w:w="35" w:type="dxa"/>
+              <w:right w:w="30" w:type="dxa"/>
+            </w:tcMar>
+            <w:vAlign w:val="center"/>
+          </w:tcPr>
+          <w:p>
+            <w:pPr>
+              <w:spacing w:after="0" w:line="240" w:lineRule="auto"/>
+              <w:jc w:val="center"/>
             </w:pPr>
             <w:r>
               <w:rPr>
@@ -9369,29 +8402,27 @@
                 <w:color w:val="FFFFFF"/>
                 <w:sz w:val="16"/>
               </w:rPr>
-              <w:t>WP</w:t>
-            </w:r>
-          </w:p>
-        </w:tc>
-        <w:tc>
-          <w:tcPr>
-            <w:tcW w:w="2160" w:type="dxa"/>
+              <w:t>Month 1</w:t>
+            </w:r>
+          </w:p>
+        </w:tc>
+        <w:tc>
+          <w:tcPr>
+            <w:tcW w:w="2592" w:type="dxa"/>
+            <w:gridSpan w:val="4"/>
             <w:shd w:val="clear" w:color="auto" w:fill="173A5E"/>
             <w:tcMar>
-              <w:top w:w="80" w:type="dxa"/>
-              <w:left w:w="90" w:type="dxa"/>
-              <w:bottom w:w="80" w:type="dxa"/>
-              <w:right w:w="90" w:type="dxa"/>
-            </w:tcMar>
-            <w:vAlign w:val="center"/>
-          </w:tcPr>
-          <w:p>
-            <w:pPr>
-              <w:spacing w:after="0"/>
+              <w:top w:w="35" w:type="dxa"/>
+              <w:left w:w="30" w:type="dxa"/>
+              <w:bottom w:w="35" w:type="dxa"/>
+              <w:right w:w="30" w:type="dxa"/>
+            </w:tcMar>
+            <w:vAlign w:val="center"/>
+          </w:tcPr>
+          <w:p>
+            <w:pPr>
+              <w:spacing w:after="0" w:line="240" w:lineRule="auto"/>
               <w:jc w:val="center"/>
-              <w:rPr>
-                <w:rFonts w:hint="eastAsia"/>
-              </w:rPr>
             </w:pPr>
             <w:r>
               <w:rPr>
@@ -9399,29 +8430,27 @@
                 <w:color w:val="FFFFFF"/>
                 <w:sz w:val="16"/>
               </w:rPr>
-              <w:t>Requires</w:t>
-            </w:r>
-          </w:p>
-        </w:tc>
-        <w:tc>
-          <w:tcPr>
-            <w:tcW w:w="3384" w:type="dxa"/>
+              <w:t>Month 2</w:t>
+            </w:r>
+          </w:p>
+        </w:tc>
+        <w:tc>
+          <w:tcPr>
+            <w:tcW w:w="1296" w:type="dxa"/>
+            <w:gridSpan w:val="2"/>
             <w:shd w:val="clear" w:color="auto" w:fill="173A5E"/>
             <w:tcMar>
-              <w:top w:w="80" w:type="dxa"/>
-              <w:left w:w="90" w:type="dxa"/>
-              <w:bottom w:w="80" w:type="dxa"/>
-              <w:right w:w="90" w:type="dxa"/>
-            </w:tcMar>
-            <w:vAlign w:val="center"/>
-          </w:tcPr>
-          <w:p>
-            <w:pPr>
-              <w:spacing w:after="0"/>
+              <w:top w:w="35" w:type="dxa"/>
+              <w:left w:w="30" w:type="dxa"/>
+              <w:bottom w:w="35" w:type="dxa"/>
+              <w:right w:w="30" w:type="dxa"/>
+            </w:tcMar>
+            <w:vAlign w:val="center"/>
+          </w:tcPr>
+          <w:p>
+            <w:pPr>
+              <w:spacing w:after="0" w:line="240" w:lineRule="auto"/>
               <w:jc w:val="center"/>
-              <w:rPr>
-                <w:rFonts w:hint="eastAsia"/>
-              </w:rPr>
             </w:pPr>
             <w:r>
               <w:rPr>
@@ -9429,69 +8458,328 @@
                 <w:color w:val="FFFFFF"/>
                 <w:sz w:val="16"/>
               </w:rPr>
-              <w:t>Main work</w:t>
-            </w:r>
-          </w:p>
-        </w:tc>
-        <w:tc>
-          <w:tcPr>
-            <w:tcW w:w="1800" w:type="dxa"/>
+              <w:t>Month 3 (half)</w:t>
+            </w:r>
+          </w:p>
+        </w:tc>
+        <w:tc>
+          <w:tcPr>
+            <w:tcW w:w="1742" w:type="dxa"/>
+            <w:vMerge w:val="restart"/>
             <w:shd w:val="clear" w:color="auto" w:fill="173A5E"/>
             <w:tcMar>
-              <w:top w:w="80" w:type="dxa"/>
-              <w:left w:w="90" w:type="dxa"/>
-              <w:bottom w:w="80" w:type="dxa"/>
-              <w:right w:w="90" w:type="dxa"/>
-            </w:tcMar>
-            <w:vAlign w:val="center"/>
-          </w:tcPr>
-          <w:p>
-            <w:pPr>
-              <w:spacing w:after="0"/>
+              <w:top w:w="35" w:type="dxa"/>
+              <w:left w:w="30" w:type="dxa"/>
+              <w:bottom w:w="35" w:type="dxa"/>
+              <w:right w:w="30" w:type="dxa"/>
+            </w:tcMar>
+            <w:vAlign w:val="center"/>
+          </w:tcPr>
+          <w:p>
+            <w:pPr>
+              <w:spacing w:after="0" w:line="240" w:lineRule="auto"/>
               <w:jc w:val="center"/>
-              <w:rPr>
-                <w:rFonts w:hint="eastAsia"/>
-              </w:rPr>
             </w:pPr>
             <w:r>
               <w:rPr>
                 <w:b/>
                 <w:color w:val="FFFFFF"/>
-                <w:sz w:val="16"/>
-              </w:rPr>
-              <w:t>Parallel work</w:t>
-            </w:r>
-          </w:p>
-        </w:tc>
+                <w:sz w:val="15"/>
+              </w:rPr>
+              <w:t>Completion gate</w:t>
+            </w:r>
+          </w:p>
+        </w:tc>
+      </w:tr>
+      <w:tr>
+        <w:trPr>
+          <w:cantSplit/>
+          <w:tblHeader/>
+          <w:jc w:val="center"/>
+        </w:trPr>
         <w:tc>
           <w:tcPr>
             <w:tcW w:w="2088" w:type="dxa"/>
+            <w:vMerge/>
+          </w:tcPr>
+          <w:p/>
+        </w:tc>
+        <w:tc>
+          <w:tcPr>
+            <w:tcW w:w="648" w:type="dxa"/>
             <w:shd w:val="clear" w:color="auto" w:fill="173A5E"/>
             <w:tcMar>
-              <w:top w:w="80" w:type="dxa"/>
-              <w:left w:w="90" w:type="dxa"/>
-              <w:bottom w:w="80" w:type="dxa"/>
-              <w:right w:w="90" w:type="dxa"/>
-            </w:tcMar>
-            <w:vAlign w:val="center"/>
-          </w:tcPr>
-          <w:p>
-            <w:pPr>
-              <w:spacing w:after="0"/>
+              <w:top w:w="35" w:type="dxa"/>
+              <w:left w:w="30" w:type="dxa"/>
+              <w:bottom w:w="35" w:type="dxa"/>
+              <w:right w:w="30" w:type="dxa"/>
+            </w:tcMar>
+            <w:vAlign w:val="center"/>
+          </w:tcPr>
+          <w:p>
+            <w:pPr>
+              <w:spacing w:after="0" w:line="240" w:lineRule="auto"/>
               <w:jc w:val="center"/>
-              <w:rPr>
-                <w:rFonts w:hint="eastAsia"/>
-              </w:rPr>
             </w:pPr>
             <w:r>
               <w:rPr>
                 <w:b/>
                 <w:color w:val="FFFFFF"/>
-                <w:sz w:val="16"/>
-              </w:rPr>
-              <w:t>Completion gate</w:t>
-            </w:r>
-          </w:p>
+                <w:sz w:val="14"/>
+              </w:rPr>
+              <w:t>W1</w:t>
+            </w:r>
+          </w:p>
+        </w:tc>
+        <w:tc>
+          <w:tcPr>
+            <w:tcW w:w="648" w:type="dxa"/>
+            <w:shd w:val="clear" w:color="auto" w:fill="173A5E"/>
+            <w:tcMar>
+              <w:top w:w="35" w:type="dxa"/>
+              <w:left w:w="30" w:type="dxa"/>
+              <w:bottom w:w="35" w:type="dxa"/>
+              <w:right w:w="30" w:type="dxa"/>
+            </w:tcMar>
+            <w:vAlign w:val="center"/>
+          </w:tcPr>
+          <w:p>
+            <w:pPr>
+              <w:spacing w:after="0" w:line="240" w:lineRule="auto"/>
+              <w:jc w:val="center"/>
+            </w:pPr>
+            <w:r>
+              <w:rPr>
+                <w:b/>
+                <w:color w:val="FFFFFF"/>
+                <w:sz w:val="14"/>
+              </w:rPr>
+              <w:t>W2</w:t>
+            </w:r>
+          </w:p>
+        </w:tc>
+        <w:tc>
+          <w:tcPr>
+            <w:tcW w:w="648" w:type="dxa"/>
+            <w:shd w:val="clear" w:color="auto" w:fill="173A5E"/>
+            <w:tcMar>
+              <w:top w:w="35" w:type="dxa"/>
+              <w:left w:w="30" w:type="dxa"/>
+              <w:bottom w:w="35" w:type="dxa"/>
+              <w:right w:w="30" w:type="dxa"/>
+            </w:tcMar>
+            <w:vAlign w:val="center"/>
+          </w:tcPr>
+          <w:p>
+            <w:pPr>
+              <w:spacing w:after="0" w:line="240" w:lineRule="auto"/>
+              <w:jc w:val="center"/>
+            </w:pPr>
+            <w:r>
+              <w:rPr>
+                <w:b/>
+                <w:color w:val="FFFFFF"/>
+                <w:sz w:val="14"/>
+              </w:rPr>
+              <w:t>W3</w:t>
+            </w:r>
+          </w:p>
+        </w:tc>
+        <w:tc>
+          <w:tcPr>
+            <w:tcW w:w="648" w:type="dxa"/>
+            <w:shd w:val="clear" w:color="auto" w:fill="173A5E"/>
+            <w:tcMar>
+              <w:top w:w="35" w:type="dxa"/>
+              <w:left w:w="30" w:type="dxa"/>
+              <w:bottom w:w="35" w:type="dxa"/>
+              <w:right w:w="30" w:type="dxa"/>
+            </w:tcMar>
+            <w:vAlign w:val="center"/>
+          </w:tcPr>
+          <w:p>
+            <w:pPr>
+              <w:spacing w:after="0" w:line="240" w:lineRule="auto"/>
+              <w:jc w:val="center"/>
+            </w:pPr>
+            <w:r>
+              <w:rPr>
+                <w:b/>
+                <w:color w:val="FFFFFF"/>
+                <w:sz w:val="14"/>
+              </w:rPr>
+              <w:t>W4</w:t>
+            </w:r>
+          </w:p>
+        </w:tc>
+        <w:tc>
+          <w:tcPr>
+            <w:tcW w:w="648" w:type="dxa"/>
+            <w:shd w:val="clear" w:color="auto" w:fill="173A5E"/>
+            <w:tcMar>
+              <w:top w:w="35" w:type="dxa"/>
+              <w:left w:w="30" w:type="dxa"/>
+              <w:bottom w:w="35" w:type="dxa"/>
+              <w:right w:w="30" w:type="dxa"/>
+            </w:tcMar>
+            <w:vAlign w:val="center"/>
+          </w:tcPr>
+          <w:p>
+            <w:pPr>
+              <w:spacing w:after="0" w:line="240" w:lineRule="auto"/>
+              <w:jc w:val="center"/>
+            </w:pPr>
+            <w:r>
+              <w:rPr>
+                <w:b/>
+                <w:color w:val="FFFFFF"/>
+                <w:sz w:val="14"/>
+              </w:rPr>
+              <w:t>W5</w:t>
+            </w:r>
+          </w:p>
+        </w:tc>
+        <w:tc>
+          <w:tcPr>
+            <w:tcW w:w="648" w:type="dxa"/>
+            <w:shd w:val="clear" w:color="auto" w:fill="173A5E"/>
+            <w:tcMar>
+              <w:top w:w="35" w:type="dxa"/>
+              <w:left w:w="30" w:type="dxa"/>
+              <w:bottom w:w="35" w:type="dxa"/>
+              <w:right w:w="30" w:type="dxa"/>
+            </w:tcMar>
+            <w:vAlign w:val="center"/>
+          </w:tcPr>
+          <w:p>
+            <w:pPr>
+              <w:spacing w:after="0" w:line="240" w:lineRule="auto"/>
+              <w:jc w:val="center"/>
+            </w:pPr>
+            <w:r>
+              <w:rPr>
+                <w:b/>
+                <w:color w:val="FFFFFF"/>
+                <w:sz w:val="14"/>
+              </w:rPr>
+              <w:t>W6</w:t>
+            </w:r>
+          </w:p>
+        </w:tc>
+        <w:tc>
+          <w:tcPr>
+            <w:tcW w:w="648" w:type="dxa"/>
+            <w:shd w:val="clear" w:color="auto" w:fill="173A5E"/>
+            <w:tcMar>
+              <w:top w:w="35" w:type="dxa"/>
+              <w:left w:w="30" w:type="dxa"/>
+              <w:bottom w:w="35" w:type="dxa"/>
+              <w:right w:w="30" w:type="dxa"/>
+            </w:tcMar>
+            <w:vAlign w:val="center"/>
+          </w:tcPr>
+          <w:p>
+            <w:pPr>
+              <w:spacing w:after="0" w:line="240" w:lineRule="auto"/>
+              <w:jc w:val="center"/>
+            </w:pPr>
+            <w:r>
+              <w:rPr>
+                <w:b/>
+                <w:color w:val="FFFFFF"/>
+                <w:sz w:val="14"/>
+              </w:rPr>
+              <w:t>W7</w:t>
+            </w:r>
+          </w:p>
+        </w:tc>
+        <w:tc>
+          <w:tcPr>
+            <w:tcW w:w="648" w:type="dxa"/>
+            <w:shd w:val="clear" w:color="auto" w:fill="173A5E"/>
+            <w:tcMar>
+              <w:top w:w="35" w:type="dxa"/>
+              <w:left w:w="30" w:type="dxa"/>
+              <w:bottom w:w="35" w:type="dxa"/>
+              <w:right w:w="30" w:type="dxa"/>
+            </w:tcMar>
+            <w:vAlign w:val="center"/>
+          </w:tcPr>
+          <w:p>
+            <w:pPr>
+              <w:spacing w:after="0" w:line="240" w:lineRule="auto"/>
+              <w:jc w:val="center"/>
+            </w:pPr>
+            <w:r>
+              <w:rPr>
+                <w:b/>
+                <w:color w:val="FFFFFF"/>
+                <w:sz w:val="14"/>
+              </w:rPr>
+              <w:t>W8</w:t>
+            </w:r>
+          </w:p>
+        </w:tc>
+        <w:tc>
+          <w:tcPr>
+            <w:tcW w:w="648" w:type="dxa"/>
+            <w:shd w:val="clear" w:color="auto" w:fill="173A5E"/>
+            <w:tcMar>
+              <w:top w:w="35" w:type="dxa"/>
+              <w:left w:w="30" w:type="dxa"/>
+              <w:bottom w:w="35" w:type="dxa"/>
+              <w:right w:w="30" w:type="dxa"/>
+            </w:tcMar>
+            <w:vAlign w:val="center"/>
+          </w:tcPr>
+          <w:p>
+            <w:pPr>
+              <w:spacing w:after="0" w:line="240" w:lineRule="auto"/>
+              <w:jc w:val="center"/>
+            </w:pPr>
+            <w:r>
+              <w:rPr>
+                <w:b/>
+                <w:color w:val="FFFFFF"/>
+                <w:sz w:val="14"/>
+              </w:rPr>
+              <w:t>W9</w:t>
+            </w:r>
+          </w:p>
+        </w:tc>
+        <w:tc>
+          <w:tcPr>
+            <w:tcW w:w="648" w:type="dxa"/>
+            <w:shd w:val="clear" w:color="auto" w:fill="173A5E"/>
+            <w:tcMar>
+              <w:top w:w="35" w:type="dxa"/>
+              <w:left w:w="30" w:type="dxa"/>
+              <w:bottom w:w="35" w:type="dxa"/>
+              <w:right w:w="30" w:type="dxa"/>
+            </w:tcMar>
+            <w:vAlign w:val="center"/>
+          </w:tcPr>
+          <w:p>
+            <w:pPr>
+              <w:spacing w:after="0" w:line="240" w:lineRule="auto"/>
+              <w:jc w:val="center"/>
+            </w:pPr>
+            <w:r>
+              <w:rPr>
+                <w:b/>
+                <w:color w:val="FFFFFF"/>
+                <w:sz w:val="14"/>
+              </w:rPr>
+              <w:t>W10</w:t>
+            </w:r>
+          </w:p>
+        </w:tc>
+        <w:tc>
+          <w:tcPr>
+            <w:tcW w:w="1742" w:type="dxa"/>
+            <w:vMerge/>
+          </w:tcPr>
+          <w:p/>
         </w:tc>
       </w:tr>
       <w:tr>
@@ -9501,12 +8789,48 @@
         </w:trPr>
         <w:tc>
           <w:tcPr>
-            <w:tcW w:w="792" w:type="dxa"/>
-            <w:tcMar>
-              <w:top w:w="70" w:type="dxa"/>
-              <w:left w:w="85" w:type="dxa"/>
-              <w:bottom w:w="70" w:type="dxa"/>
-              <w:right w:w="85" w:type="dxa"/>
+            <w:tcW w:w="2088" w:type="dxa"/>
+            <w:shd w:val="clear" w:color="auto" w:fill="FFFFFF"/>
+            <w:tcMar>
+              <w:top w:w="35" w:type="dxa"/>
+              <w:left w:w="30" w:type="dxa"/>
+              <w:bottom w:w="35" w:type="dxa"/>
+              <w:right w:w="30" w:type="dxa"/>
+            </w:tcMar>
+            <w:vAlign w:val="center"/>
+          </w:tcPr>
+          <w:p>
+            <w:pPr>
+              <w:spacing w:after="0" w:line="240" w:lineRule="auto"/>
+            </w:pPr>
+            <w:r>
+              <w:rPr>
+                <w:b/>
+                <w:color w:val="1F2D3D"/>
+                <w:sz w:val="14"/>
+              </w:rPr>
+              <w:t>WP1</w:t>
+            </w:r>
+            <w:r>
+              <w:rPr>
+                <w:b/>
+                <w:color w:val="1F2D3D"/>
+                <w:sz w:val="14"/>
+              </w:rPr>
+              <w:br/>
+              <w:t>Research &amp; requirements</w:t>
+            </w:r>
+          </w:p>
+        </w:tc>
+        <w:tc>
+          <w:tcPr>
+            <w:tcW w:w="648" w:type="dxa"/>
+            <w:shd w:val="clear" w:color="auto" w:fill="5B87A4"/>
+            <w:tcMar>
+              <w:top w:w="35" w:type="dxa"/>
+              <w:left w:w="30" w:type="dxa"/>
+              <w:bottom w:w="35" w:type="dxa"/>
+              <w:right w:w="30" w:type="dxa"/>
             </w:tcMar>
             <w:vAlign w:val="center"/>
           </w:tcPr>
@@ -9514,28 +8838,26 @@
             <w:pPr>
               <w:spacing w:after="0" w:line="240" w:lineRule="auto"/>
               <w:jc w:val="center"/>
-              <w:rPr>
-                <w:rFonts w:hint="eastAsia"/>
-              </w:rPr>
             </w:pPr>
             <w:r>
               <w:rPr>
                 <w:b/>
-                <w:sz w:val="16"/>
-              </w:rPr>
-              <w:lastRenderedPageBreak/>
-              <w:t>WP1</w:t>
-            </w:r>
-          </w:p>
-        </w:tc>
-        <w:tc>
-          <w:tcPr>
-            <w:tcW w:w="2160" w:type="dxa"/>
-            <w:tcMar>
-              <w:top w:w="70" w:type="dxa"/>
-              <w:left w:w="85" w:type="dxa"/>
-              <w:bottom w:w="70" w:type="dxa"/>
-              <w:right w:w="85" w:type="dxa"/>
+                <w:color w:val="FFFFFF"/>
+                <w:sz w:val="14"/>
+              </w:rPr>
+              <w:t>X</w:t>
+            </w:r>
+          </w:p>
+        </w:tc>
+        <w:tc>
+          <w:tcPr>
+            <w:tcW w:w="648" w:type="dxa"/>
+            <w:shd w:val="clear" w:color="auto" w:fill="FFFFFF"/>
+            <w:tcMar>
+              <w:top w:w="35" w:type="dxa"/>
+              <w:left w:w="30" w:type="dxa"/>
+              <w:bottom w:w="35" w:type="dxa"/>
+              <w:right w:w="30" w:type="dxa"/>
             </w:tcMar>
             <w:vAlign w:val="center"/>
           </w:tcPr>
@@ -9543,26 +8865,18 @@
             <w:pPr>
               <w:spacing w:after="0" w:line="240" w:lineRule="auto"/>
               <w:jc w:val="center"/>
-              <w:rPr>
-                <w:rFonts w:hint="eastAsia"/>
-              </w:rPr>
-            </w:pPr>
-            <w:r>
-              <w:rPr>
-                <w:sz w:val="16"/>
-              </w:rPr>
-              <w:t>Project goal</w:t>
-            </w:r>
-          </w:p>
-        </w:tc>
-        <w:tc>
-          <w:tcPr>
-            <w:tcW w:w="3384" w:type="dxa"/>
-            <w:tcMar>
-              <w:top w:w="70" w:type="dxa"/>
-              <w:left w:w="85" w:type="dxa"/>
-              <w:bottom w:w="70" w:type="dxa"/>
-              <w:right w:w="85" w:type="dxa"/>
+            </w:pPr>
+          </w:p>
+        </w:tc>
+        <w:tc>
+          <w:tcPr>
+            <w:tcW w:w="648" w:type="dxa"/>
+            <w:shd w:val="clear" w:color="auto" w:fill="FFFFFF"/>
+            <w:tcMar>
+              <w:top w:w="35" w:type="dxa"/>
+              <w:left w:w="30" w:type="dxa"/>
+              <w:bottom w:w="35" w:type="dxa"/>
+              <w:right w:w="30" w:type="dxa"/>
             </w:tcMar>
             <w:vAlign w:val="center"/>
           </w:tcPr>
@@ -9570,26 +8884,18 @@
             <w:pPr>
               <w:spacing w:after="0" w:line="240" w:lineRule="auto"/>
               <w:jc w:val="center"/>
-              <w:rPr>
-                <w:rFonts w:hint="eastAsia"/>
-              </w:rPr>
-            </w:pPr>
-            <w:r>
-              <w:rPr>
-                <w:sz w:val="16"/>
-              </w:rPr>
-              <w:t>Research, requirements, acceptance rules</w:t>
-            </w:r>
-          </w:p>
-        </w:tc>
-        <w:tc>
-          <w:tcPr>
-            <w:tcW w:w="1800" w:type="dxa"/>
-            <w:tcMar>
-              <w:top w:w="70" w:type="dxa"/>
-              <w:left w:w="85" w:type="dxa"/>
-              <w:bottom w:w="70" w:type="dxa"/>
-              <w:right w:w="85" w:type="dxa"/>
+            </w:pPr>
+          </w:p>
+        </w:tc>
+        <w:tc>
+          <w:tcPr>
+            <w:tcW w:w="648" w:type="dxa"/>
+            <w:shd w:val="clear" w:color="auto" w:fill="FFFFFF"/>
+            <w:tcMar>
+              <w:top w:w="35" w:type="dxa"/>
+              <w:left w:w="30" w:type="dxa"/>
+              <w:bottom w:w="35" w:type="dxa"/>
+              <w:right w:w="30" w:type="dxa"/>
             </w:tcMar>
             <w:vAlign w:val="center"/>
           </w:tcPr>
@@ -9597,26 +8903,18 @@
             <w:pPr>
               <w:spacing w:after="0" w:line="240" w:lineRule="auto"/>
               <w:jc w:val="center"/>
-              <w:rPr>
-                <w:rFonts w:hint="eastAsia"/>
-              </w:rPr>
-            </w:pPr>
-            <w:r>
-              <w:rPr>
-                <w:sz w:val="16"/>
-              </w:rPr>
-              <w:t>-</w:t>
-            </w:r>
-          </w:p>
-        </w:tc>
-        <w:tc>
-          <w:tcPr>
-            <w:tcW w:w="2088" w:type="dxa"/>
-            <w:tcMar>
-              <w:top w:w="70" w:type="dxa"/>
-              <w:left w:w="85" w:type="dxa"/>
-              <w:bottom w:w="70" w:type="dxa"/>
-              <w:right w:w="85" w:type="dxa"/>
+            </w:pPr>
+          </w:p>
+        </w:tc>
+        <w:tc>
+          <w:tcPr>
+            <w:tcW w:w="648" w:type="dxa"/>
+            <w:shd w:val="clear" w:color="auto" w:fill="FFFFFF"/>
+            <w:tcMar>
+              <w:top w:w="35" w:type="dxa"/>
+              <w:left w:w="30" w:type="dxa"/>
+              <w:bottom w:w="35" w:type="dxa"/>
+              <w:right w:w="30" w:type="dxa"/>
             </w:tcMar>
             <w:vAlign w:val="center"/>
           </w:tcPr>
@@ -9624,13 +8922,124 @@
             <w:pPr>
               <w:spacing w:after="0" w:line="240" w:lineRule="auto"/>
               <w:jc w:val="center"/>
-              <w:rPr>
-                <w:rFonts w:hint="eastAsia"/>
-              </w:rPr>
-            </w:pPr>
-            <w:r>
-              <w:rPr>
-                <w:sz w:val="16"/>
+            </w:pPr>
+          </w:p>
+        </w:tc>
+        <w:tc>
+          <w:tcPr>
+            <w:tcW w:w="648" w:type="dxa"/>
+            <w:shd w:val="clear" w:color="auto" w:fill="FFFFFF"/>
+            <w:tcMar>
+              <w:top w:w="35" w:type="dxa"/>
+              <w:left w:w="30" w:type="dxa"/>
+              <w:bottom w:w="35" w:type="dxa"/>
+              <w:right w:w="30" w:type="dxa"/>
+            </w:tcMar>
+            <w:vAlign w:val="center"/>
+          </w:tcPr>
+          <w:p>
+            <w:pPr>
+              <w:spacing w:after="0" w:line="240" w:lineRule="auto"/>
+              <w:jc w:val="center"/>
+            </w:pPr>
+          </w:p>
+        </w:tc>
+        <w:tc>
+          <w:tcPr>
+            <w:tcW w:w="648" w:type="dxa"/>
+            <w:shd w:val="clear" w:color="auto" w:fill="FFFFFF"/>
+            <w:tcMar>
+              <w:top w:w="35" w:type="dxa"/>
+              <w:left w:w="30" w:type="dxa"/>
+              <w:bottom w:w="35" w:type="dxa"/>
+              <w:right w:w="30" w:type="dxa"/>
+            </w:tcMar>
+            <w:vAlign w:val="center"/>
+          </w:tcPr>
+          <w:p>
+            <w:pPr>
+              <w:spacing w:after="0" w:line="240" w:lineRule="auto"/>
+              <w:jc w:val="center"/>
+            </w:pPr>
+          </w:p>
+        </w:tc>
+        <w:tc>
+          <w:tcPr>
+            <w:tcW w:w="648" w:type="dxa"/>
+            <w:shd w:val="clear" w:color="auto" w:fill="FFFFFF"/>
+            <w:tcMar>
+              <w:top w:w="35" w:type="dxa"/>
+              <w:left w:w="30" w:type="dxa"/>
+              <w:bottom w:w="35" w:type="dxa"/>
+              <w:right w:w="30" w:type="dxa"/>
+            </w:tcMar>
+            <w:vAlign w:val="center"/>
+          </w:tcPr>
+          <w:p>
+            <w:pPr>
+              <w:spacing w:after="0" w:line="240" w:lineRule="auto"/>
+              <w:jc w:val="center"/>
+            </w:pPr>
+          </w:p>
+        </w:tc>
+        <w:tc>
+          <w:tcPr>
+            <w:tcW w:w="648" w:type="dxa"/>
+            <w:shd w:val="clear" w:color="auto" w:fill="FFFFFF"/>
+            <w:tcMar>
+              <w:top w:w="35" w:type="dxa"/>
+              <w:left w:w="30" w:type="dxa"/>
+              <w:bottom w:w="35" w:type="dxa"/>
+              <w:right w:w="30" w:type="dxa"/>
+            </w:tcMar>
+            <w:vAlign w:val="center"/>
+          </w:tcPr>
+          <w:p>
+            <w:pPr>
+              <w:spacing w:after="0" w:line="240" w:lineRule="auto"/>
+              <w:jc w:val="center"/>
+            </w:pPr>
+          </w:p>
+        </w:tc>
+        <w:tc>
+          <w:tcPr>
+            <w:tcW w:w="648" w:type="dxa"/>
+            <w:shd w:val="clear" w:color="auto" w:fill="FFFFFF"/>
+            <w:tcMar>
+              <w:top w:w="35" w:type="dxa"/>
+              <w:left w:w="30" w:type="dxa"/>
+              <w:bottom w:w="35" w:type="dxa"/>
+              <w:right w:w="30" w:type="dxa"/>
+            </w:tcMar>
+            <w:vAlign w:val="center"/>
+          </w:tcPr>
+          <w:p>
+            <w:pPr>
+              <w:spacing w:after="0" w:line="240" w:lineRule="auto"/>
+              <w:jc w:val="center"/>
+            </w:pPr>
+          </w:p>
+        </w:tc>
+        <w:tc>
+          <w:tcPr>
+            <w:tcW w:w="1742" w:type="dxa"/>
+            <w:shd w:val="clear" w:color="auto" w:fill="FFFFFF"/>
+            <w:tcMar>
+              <w:top w:w="35" w:type="dxa"/>
+              <w:left w:w="30" w:type="dxa"/>
+              <w:bottom w:w="35" w:type="dxa"/>
+              <w:right w:w="30" w:type="dxa"/>
+            </w:tcMar>
+            <w:vAlign w:val="center"/>
+          </w:tcPr>
+          <w:p>
+            <w:pPr>
+              <w:spacing w:after="0" w:line="240" w:lineRule="auto"/>
+            </w:pPr>
+            <w:r>
+              <w:rPr>
+                <w:color w:val="1F2D3D"/>
+                <w:sz w:val="13"/>
               </w:rPr>
               <w:t>Requirements approved</w:t>
             </w:r>
@@ -9644,13 +9053,48 @@
         </w:trPr>
         <w:tc>
           <w:tcPr>
-            <w:tcW w:w="792" w:type="dxa"/>
-            <w:shd w:val="clear" w:color="auto" w:fill="F6F8FA"/>
-            <w:tcMar>
-              <w:top w:w="70" w:type="dxa"/>
-              <w:left w:w="85" w:type="dxa"/>
-              <w:bottom w:w="70" w:type="dxa"/>
-              <w:right w:w="85" w:type="dxa"/>
+            <w:tcW w:w="2088" w:type="dxa"/>
+            <w:shd w:val="clear" w:color="auto" w:fill="F2F4F6"/>
+            <w:tcMar>
+              <w:top w:w="35" w:type="dxa"/>
+              <w:left w:w="30" w:type="dxa"/>
+              <w:bottom w:w="35" w:type="dxa"/>
+              <w:right w:w="30" w:type="dxa"/>
+            </w:tcMar>
+            <w:vAlign w:val="center"/>
+          </w:tcPr>
+          <w:p>
+            <w:pPr>
+              <w:spacing w:after="0" w:line="240" w:lineRule="auto"/>
+            </w:pPr>
+            <w:r>
+              <w:rPr>
+                <w:b/>
+                <w:color w:val="1F2D3D"/>
+                <w:sz w:val="14"/>
+              </w:rPr>
+              <w:t>WP2</w:t>
+            </w:r>
+            <w:r>
+              <w:rPr>
+                <w:b/>
+                <w:color w:val="1F2D3D"/>
+                <w:sz w:val="14"/>
+              </w:rPr>
+              <w:br/>
+              <w:t>Data</w:t>
+            </w:r>
+          </w:p>
+        </w:tc>
+        <w:tc>
+          <w:tcPr>
+            <w:tcW w:w="648" w:type="dxa"/>
+            <w:shd w:val="clear" w:color="auto" w:fill="F2F4F6"/>
+            <w:tcMar>
+              <w:top w:w="35" w:type="dxa"/>
+              <w:left w:w="30" w:type="dxa"/>
+              <w:bottom w:w="35" w:type="dxa"/>
+              <w:right w:w="30" w:type="dxa"/>
             </w:tcMar>
             <w:vAlign w:val="center"/>
           </w:tcPr>
@@ -9658,28 +9102,45 @@
             <w:pPr>
               <w:spacing w:after="0" w:line="240" w:lineRule="auto"/>
               <w:jc w:val="center"/>
-              <w:rPr>
-                <w:rFonts w:hint="eastAsia"/>
-              </w:rPr>
+            </w:pPr>
+          </w:p>
+        </w:tc>
+        <w:tc>
+          <w:tcPr>
+            <w:tcW w:w="648" w:type="dxa"/>
+            <w:shd w:val="clear" w:color="auto" w:fill="5B87A4"/>
+            <w:tcMar>
+              <w:top w:w="35" w:type="dxa"/>
+              <w:left w:w="30" w:type="dxa"/>
+              <w:bottom w:w="35" w:type="dxa"/>
+              <w:right w:w="30" w:type="dxa"/>
+            </w:tcMar>
+            <w:vAlign w:val="center"/>
+          </w:tcPr>
+          <w:p>
+            <w:pPr>
+              <w:spacing w:after="0" w:line="240" w:lineRule="auto"/>
+              <w:jc w:val="center"/>
             </w:pPr>
             <w:r>
               <w:rPr>
                 <w:b/>
-                <w:sz w:val="16"/>
-              </w:rPr>
-              <w:t>WP2</w:t>
-            </w:r>
-          </w:p>
-        </w:tc>
-        <w:tc>
-          <w:tcPr>
-            <w:tcW w:w="2160" w:type="dxa"/>
-            <w:shd w:val="clear" w:color="auto" w:fill="F6F8FA"/>
-            <w:tcMar>
-              <w:top w:w="70" w:type="dxa"/>
-              <w:left w:w="85" w:type="dxa"/>
-              <w:bottom w:w="70" w:type="dxa"/>
-              <w:right w:w="85" w:type="dxa"/>
+                <w:color w:val="FFFFFF"/>
+                <w:sz w:val="14"/>
+              </w:rPr>
+              <w:t>X</w:t>
+            </w:r>
+          </w:p>
+        </w:tc>
+        <w:tc>
+          <w:tcPr>
+            <w:tcW w:w="648" w:type="dxa"/>
+            <w:shd w:val="clear" w:color="auto" w:fill="5B87A4"/>
+            <w:tcMar>
+              <w:top w:w="35" w:type="dxa"/>
+              <w:left w:w="30" w:type="dxa"/>
+              <w:bottom w:w="35" w:type="dxa"/>
+              <w:right w:w="30" w:type="dxa"/>
             </w:tcMar>
             <w:vAlign w:val="center"/>
           </w:tcPr>
@@ -9687,27 +9148,26 @@
             <w:pPr>
               <w:spacing w:after="0" w:line="240" w:lineRule="auto"/>
               <w:jc w:val="center"/>
-              <w:rPr>
-                <w:rFonts w:hint="eastAsia"/>
-              </w:rPr>
-            </w:pPr>
-            <w:r>
-              <w:rPr>
-                <w:sz w:val="16"/>
-              </w:rPr>
-              <w:t>WP1 data requirements</w:t>
-            </w:r>
-          </w:p>
-        </w:tc>
-        <w:tc>
-          <w:tcPr>
-            <w:tcW w:w="3384" w:type="dxa"/>
-            <w:shd w:val="clear" w:color="auto" w:fill="F6F8FA"/>
-            <w:tcMar>
-              <w:top w:w="70" w:type="dxa"/>
-              <w:left w:w="85" w:type="dxa"/>
-              <w:bottom w:w="70" w:type="dxa"/>
-              <w:right w:w="85" w:type="dxa"/>
+            </w:pPr>
+            <w:r>
+              <w:rPr>
+                <w:b/>
+                <w:color w:val="FFFFFF"/>
+                <w:sz w:val="14"/>
+              </w:rPr>
+              <w:t>X</w:t>
+            </w:r>
+          </w:p>
+        </w:tc>
+        <w:tc>
+          <w:tcPr>
+            <w:tcW w:w="648" w:type="dxa"/>
+            <w:shd w:val="clear" w:color="auto" w:fill="F2F4F6"/>
+            <w:tcMar>
+              <w:top w:w="35" w:type="dxa"/>
+              <w:left w:w="30" w:type="dxa"/>
+              <w:bottom w:w="35" w:type="dxa"/>
+              <w:right w:w="30" w:type="dxa"/>
             </w:tcMar>
             <w:vAlign w:val="center"/>
           </w:tcPr>
@@ -9715,27 +9175,18 @@
             <w:pPr>
               <w:spacing w:after="0" w:line="240" w:lineRule="auto"/>
               <w:jc w:val="center"/>
-              <w:rPr>
-                <w:rFonts w:hint="eastAsia"/>
-              </w:rPr>
-            </w:pPr>
-            <w:r>
-              <w:rPr>
-                <w:sz w:val="16"/>
-              </w:rPr>
-              <w:t>Dataset registry, audit, preprocessing</w:t>
-            </w:r>
-          </w:p>
-        </w:tc>
-        <w:tc>
-          <w:tcPr>
-            <w:tcW w:w="1800" w:type="dxa"/>
-            <w:shd w:val="clear" w:color="auto" w:fill="F6F8FA"/>
-            <w:tcMar>
-              <w:top w:w="70" w:type="dxa"/>
-              <w:left w:w="85" w:type="dxa"/>
-              <w:bottom w:w="70" w:type="dxa"/>
-              <w:right w:w="85" w:type="dxa"/>
+            </w:pPr>
+          </w:p>
+        </w:tc>
+        <w:tc>
+          <w:tcPr>
+            <w:tcW w:w="648" w:type="dxa"/>
+            <w:shd w:val="clear" w:color="auto" w:fill="F2F4F6"/>
+            <w:tcMar>
+              <w:top w:w="35" w:type="dxa"/>
+              <w:left w:w="30" w:type="dxa"/>
+              <w:bottom w:w="35" w:type="dxa"/>
+              <w:right w:w="30" w:type="dxa"/>
             </w:tcMar>
             <w:vAlign w:val="center"/>
           </w:tcPr>
@@ -9743,27 +9194,18 @@
             <w:pPr>
               <w:spacing w:after="0" w:line="240" w:lineRule="auto"/>
               <w:jc w:val="center"/>
-              <w:rPr>
-                <w:rFonts w:hint="eastAsia"/>
-              </w:rPr>
-            </w:pPr>
-            <w:r>
-              <w:rPr>
-                <w:sz w:val="16"/>
-              </w:rPr>
-              <w:t>WP5 source review</w:t>
-            </w:r>
-          </w:p>
-        </w:tc>
-        <w:tc>
-          <w:tcPr>
-            <w:tcW w:w="2088" w:type="dxa"/>
-            <w:shd w:val="clear" w:color="auto" w:fill="F6F8FA"/>
-            <w:tcMar>
-              <w:top w:w="70" w:type="dxa"/>
-              <w:left w:w="85" w:type="dxa"/>
-              <w:bottom w:w="70" w:type="dxa"/>
-              <w:right w:w="85" w:type="dxa"/>
+            </w:pPr>
+          </w:p>
+        </w:tc>
+        <w:tc>
+          <w:tcPr>
+            <w:tcW w:w="648" w:type="dxa"/>
+            <w:shd w:val="clear" w:color="auto" w:fill="F2F4F6"/>
+            <w:tcMar>
+              <w:top w:w="35" w:type="dxa"/>
+              <w:left w:w="30" w:type="dxa"/>
+              <w:bottom w:w="35" w:type="dxa"/>
+              <w:right w:w="30" w:type="dxa"/>
             </w:tcMar>
             <w:vAlign w:val="center"/>
           </w:tcPr>
@@ -9771,13 +9213,105 @@
             <w:pPr>
               <w:spacing w:after="0" w:line="240" w:lineRule="auto"/>
               <w:jc w:val="center"/>
-              <w:rPr>
-                <w:rFonts w:hint="eastAsia"/>
-              </w:rPr>
-            </w:pPr>
-            <w:r>
-              <w:rPr>
-                <w:sz w:val="16"/>
+            </w:pPr>
+          </w:p>
+        </w:tc>
+        <w:tc>
+          <w:tcPr>
+            <w:tcW w:w="648" w:type="dxa"/>
+            <w:shd w:val="clear" w:color="auto" w:fill="F2F4F6"/>
+            <w:tcMar>
+              <w:top w:w="35" w:type="dxa"/>
+              <w:left w:w="30" w:type="dxa"/>
+              <w:bottom w:w="35" w:type="dxa"/>
+              <w:right w:w="30" w:type="dxa"/>
+            </w:tcMar>
+            <w:vAlign w:val="center"/>
+          </w:tcPr>
+          <w:p>
+            <w:pPr>
+              <w:spacing w:after="0" w:line="240" w:lineRule="auto"/>
+              <w:jc w:val="center"/>
+            </w:pPr>
+          </w:p>
+        </w:tc>
+        <w:tc>
+          <w:tcPr>
+            <w:tcW w:w="648" w:type="dxa"/>
+            <w:shd w:val="clear" w:color="auto" w:fill="F2F4F6"/>
+            <w:tcMar>
+              <w:top w:w="35" w:type="dxa"/>
+              <w:left w:w="30" w:type="dxa"/>
+              <w:bottom w:w="35" w:type="dxa"/>
+              <w:right w:w="30" w:type="dxa"/>
+            </w:tcMar>
+            <w:vAlign w:val="center"/>
+          </w:tcPr>
+          <w:p>
+            <w:pPr>
+              <w:spacing w:after="0" w:line="240" w:lineRule="auto"/>
+              <w:jc w:val="center"/>
+            </w:pPr>
+          </w:p>
+        </w:tc>
+        <w:tc>
+          <w:tcPr>
+            <w:tcW w:w="648" w:type="dxa"/>
+            <w:shd w:val="clear" w:color="auto" w:fill="F2F4F6"/>
+            <w:tcMar>
+              <w:top w:w="35" w:type="dxa"/>
+              <w:left w:w="30" w:type="dxa"/>
+              <w:bottom w:w="35" w:type="dxa"/>
+              <w:right w:w="30" w:type="dxa"/>
+            </w:tcMar>
+            <w:vAlign w:val="center"/>
+          </w:tcPr>
+          <w:p>
+            <w:pPr>
+              <w:spacing w:after="0" w:line="240" w:lineRule="auto"/>
+              <w:jc w:val="center"/>
+            </w:pPr>
+          </w:p>
+        </w:tc>
+        <w:tc>
+          <w:tcPr>
+            <w:tcW w:w="648" w:type="dxa"/>
+            <w:shd w:val="clear" w:color="auto" w:fill="F2F4F6"/>
+            <w:tcMar>
+              <w:top w:w="35" w:type="dxa"/>
+              <w:left w:w="30" w:type="dxa"/>
+              <w:bottom w:w="35" w:type="dxa"/>
+              <w:right w:w="30" w:type="dxa"/>
+            </w:tcMar>
+            <w:vAlign w:val="center"/>
+          </w:tcPr>
+          <w:p>
+            <w:pPr>
+              <w:spacing w:after="0" w:line="240" w:lineRule="auto"/>
+              <w:jc w:val="center"/>
+            </w:pPr>
+          </w:p>
+        </w:tc>
+        <w:tc>
+          <w:tcPr>
+            <w:tcW w:w="1742" w:type="dxa"/>
+            <w:shd w:val="clear" w:color="auto" w:fill="F2F4F6"/>
+            <w:tcMar>
+              <w:top w:w="35" w:type="dxa"/>
+              <w:left w:w="30" w:type="dxa"/>
+              <w:bottom w:w="35" w:type="dxa"/>
+              <w:right w:w="30" w:type="dxa"/>
+            </w:tcMar>
+            <w:vAlign w:val="center"/>
+          </w:tcPr>
+          <w:p>
+            <w:pPr>
+              <w:spacing w:after="0" w:line="240" w:lineRule="auto"/>
+            </w:pPr>
+            <w:r>
+              <w:rPr>
+                <w:color w:val="1F2D3D"/>
+                <w:sz w:val="13"/>
               </w:rPr>
               <w:t>Data package accepted</w:t>
             </w:r>
@@ -9791,12 +9325,48 @@
         </w:trPr>
         <w:tc>
           <w:tcPr>
-            <w:tcW w:w="792" w:type="dxa"/>
-            <w:tcMar>
-              <w:top w:w="70" w:type="dxa"/>
-              <w:left w:w="85" w:type="dxa"/>
-              <w:bottom w:w="70" w:type="dxa"/>
-              <w:right w:w="85" w:type="dxa"/>
+            <w:tcW w:w="2088" w:type="dxa"/>
+            <w:shd w:val="clear" w:color="auto" w:fill="FFFFFF"/>
+            <w:tcMar>
+              <w:top w:w="35" w:type="dxa"/>
+              <w:left w:w="30" w:type="dxa"/>
+              <w:bottom w:w="35" w:type="dxa"/>
+              <w:right w:w="30" w:type="dxa"/>
+            </w:tcMar>
+            <w:vAlign w:val="center"/>
+          </w:tcPr>
+          <w:p>
+            <w:pPr>
+              <w:spacing w:after="0" w:line="240" w:lineRule="auto"/>
+            </w:pPr>
+            <w:r>
+              <w:rPr>
+                <w:b/>
+                <w:color w:val="1F2D3D"/>
+                <w:sz w:val="14"/>
+              </w:rPr>
+              <w:t>WP3</w:t>
+            </w:r>
+            <w:r>
+              <w:rPr>
+                <w:b/>
+                <w:color w:val="1F2D3D"/>
+                <w:sz w:val="14"/>
+              </w:rPr>
+              <w:br/>
+              <w:t>Training</w:t>
+            </w:r>
+          </w:p>
+        </w:tc>
+        <w:tc>
+          <w:tcPr>
+            <w:tcW w:w="648" w:type="dxa"/>
+            <w:shd w:val="clear" w:color="auto" w:fill="FFFFFF"/>
+            <w:tcMar>
+              <w:top w:w="35" w:type="dxa"/>
+              <w:left w:w="30" w:type="dxa"/>
+              <w:bottom w:w="35" w:type="dxa"/>
+              <w:right w:w="30" w:type="dxa"/>
             </w:tcMar>
             <w:vAlign w:val="center"/>
           </w:tcPr>
@@ -9804,27 +9374,64 @@
             <w:pPr>
               <w:spacing w:after="0" w:line="240" w:lineRule="auto"/>
               <w:jc w:val="center"/>
-              <w:rPr>
-                <w:rFonts w:hint="eastAsia"/>
-              </w:rPr>
+            </w:pPr>
+          </w:p>
+        </w:tc>
+        <w:tc>
+          <w:tcPr>
+            <w:tcW w:w="648" w:type="dxa"/>
+            <w:shd w:val="clear" w:color="auto" w:fill="FFFFFF"/>
+            <w:tcMar>
+              <w:top w:w="35" w:type="dxa"/>
+              <w:left w:w="30" w:type="dxa"/>
+              <w:bottom w:w="35" w:type="dxa"/>
+              <w:right w:w="30" w:type="dxa"/>
+            </w:tcMar>
+            <w:vAlign w:val="center"/>
+          </w:tcPr>
+          <w:p>
+            <w:pPr>
+              <w:spacing w:after="0" w:line="240" w:lineRule="auto"/>
+              <w:jc w:val="center"/>
+            </w:pPr>
+          </w:p>
+        </w:tc>
+        <w:tc>
+          <w:tcPr>
+            <w:tcW w:w="648" w:type="dxa"/>
+            <w:shd w:val="clear" w:color="auto" w:fill="5B87A4"/>
+            <w:tcMar>
+              <w:top w:w="35" w:type="dxa"/>
+              <w:left w:w="30" w:type="dxa"/>
+              <w:bottom w:w="35" w:type="dxa"/>
+              <w:right w:w="30" w:type="dxa"/>
+            </w:tcMar>
+            <w:vAlign w:val="center"/>
+          </w:tcPr>
+          <w:p>
+            <w:pPr>
+              <w:spacing w:after="0" w:line="240" w:lineRule="auto"/>
+              <w:jc w:val="center"/>
             </w:pPr>
             <w:r>
               <w:rPr>
                 <w:b/>
-                <w:sz w:val="16"/>
-              </w:rPr>
-              <w:t>WP3</w:t>
-            </w:r>
-          </w:p>
-        </w:tc>
-        <w:tc>
-          <w:tcPr>
-            <w:tcW w:w="2160" w:type="dxa"/>
-            <w:tcMar>
-              <w:top w:w="70" w:type="dxa"/>
-              <w:left w:w="85" w:type="dxa"/>
-              <w:bottom w:w="70" w:type="dxa"/>
-              <w:right w:w="85" w:type="dxa"/>
+                <w:color w:val="FFFFFF"/>
+                <w:sz w:val="14"/>
+              </w:rPr>
+              <w:t>X</w:t>
+            </w:r>
+          </w:p>
+        </w:tc>
+        <w:tc>
+          <w:tcPr>
+            <w:tcW w:w="648" w:type="dxa"/>
+            <w:shd w:val="clear" w:color="auto" w:fill="5B87A4"/>
+            <w:tcMar>
+              <w:top w:w="35" w:type="dxa"/>
+              <w:left w:w="30" w:type="dxa"/>
+              <w:bottom w:w="35" w:type="dxa"/>
+              <w:right w:w="30" w:type="dxa"/>
             </w:tcMar>
             <w:vAlign w:val="center"/>
           </w:tcPr>
@@ -9832,26 +9439,26 @@
             <w:pPr>
               <w:spacing w:after="0" w:line="240" w:lineRule="auto"/>
               <w:jc w:val="center"/>
-              <w:rPr>
-                <w:rFonts w:hint="eastAsia"/>
-              </w:rPr>
-            </w:pPr>
-            <w:r>
-              <w:rPr>
-                <w:sz w:val="16"/>
-              </w:rPr>
-              <w:t>WP2 data package</w:t>
-            </w:r>
-          </w:p>
-        </w:tc>
-        <w:tc>
-          <w:tcPr>
-            <w:tcW w:w="3384" w:type="dxa"/>
-            <w:tcMar>
-              <w:top w:w="70" w:type="dxa"/>
-              <w:left w:w="85" w:type="dxa"/>
-              <w:bottom w:w="70" w:type="dxa"/>
-              <w:right w:w="85" w:type="dxa"/>
+            </w:pPr>
+            <w:r>
+              <w:rPr>
+                <w:b/>
+                <w:color w:val="FFFFFF"/>
+                <w:sz w:val="14"/>
+              </w:rPr>
+              <w:t>X</w:t>
+            </w:r>
+          </w:p>
+        </w:tc>
+        <w:tc>
+          <w:tcPr>
+            <w:tcW w:w="648" w:type="dxa"/>
+            <w:shd w:val="clear" w:color="auto" w:fill="5B87A4"/>
+            <w:tcMar>
+              <w:top w:w="35" w:type="dxa"/>
+              <w:left w:w="30" w:type="dxa"/>
+              <w:bottom w:w="35" w:type="dxa"/>
+              <w:right w:w="30" w:type="dxa"/>
             </w:tcMar>
             <w:vAlign w:val="center"/>
           </w:tcPr>
@@ -9859,26 +9466,26 @@
             <w:pPr>
               <w:spacing w:after="0" w:line="240" w:lineRule="auto"/>
               <w:jc w:val="center"/>
-              <w:rPr>
-                <w:rFonts w:hint="eastAsia"/>
-              </w:rPr>
-            </w:pPr>
-            <w:r>
-              <w:rPr>
-                <w:sz w:val="16"/>
-              </w:rPr>
-              <w:t>Model setup and Training Agent experiments</w:t>
-            </w:r>
-          </w:p>
-        </w:tc>
-        <w:tc>
-          <w:tcPr>
-            <w:tcW w:w="1800" w:type="dxa"/>
-            <w:tcMar>
-              <w:top w:w="70" w:type="dxa"/>
-              <w:left w:w="85" w:type="dxa"/>
-              <w:bottom w:w="70" w:type="dxa"/>
-              <w:right w:w="85" w:type="dxa"/>
+            </w:pPr>
+            <w:r>
+              <w:rPr>
+                <w:b/>
+                <w:color w:val="FFFFFF"/>
+                <w:sz w:val="14"/>
+              </w:rPr>
+              <w:t>X</w:t>
+            </w:r>
+          </w:p>
+        </w:tc>
+        <w:tc>
+          <w:tcPr>
+            <w:tcW w:w="648" w:type="dxa"/>
+            <w:shd w:val="clear" w:color="auto" w:fill="FFFFFF"/>
+            <w:tcMar>
+              <w:top w:w="35" w:type="dxa"/>
+              <w:left w:w="30" w:type="dxa"/>
+              <w:bottom w:w="35" w:type="dxa"/>
+              <w:right w:w="30" w:type="dxa"/>
             </w:tcMar>
             <w:vAlign w:val="center"/>
           </w:tcPr>
@@ -9886,26 +9493,18 @@
             <w:pPr>
               <w:spacing w:after="0" w:line="240" w:lineRule="auto"/>
               <w:jc w:val="center"/>
-              <w:rPr>
-                <w:rFonts w:hint="eastAsia"/>
-              </w:rPr>
-            </w:pPr>
-            <w:r>
-              <w:rPr>
-                <w:sz w:val="16"/>
-              </w:rPr>
-              <w:t>WP5 source preparation</w:t>
-            </w:r>
-          </w:p>
-        </w:tc>
-        <w:tc>
-          <w:tcPr>
-            <w:tcW w:w="2088" w:type="dxa"/>
-            <w:tcMar>
-              <w:top w:w="70" w:type="dxa"/>
-              <w:left w:w="85" w:type="dxa"/>
-              <w:bottom w:w="70" w:type="dxa"/>
-              <w:right w:w="85" w:type="dxa"/>
+            </w:pPr>
+          </w:p>
+        </w:tc>
+        <w:tc>
+          <w:tcPr>
+            <w:tcW w:w="648" w:type="dxa"/>
+            <w:shd w:val="clear" w:color="auto" w:fill="FFFFFF"/>
+            <w:tcMar>
+              <w:top w:w="35" w:type="dxa"/>
+              <w:left w:w="30" w:type="dxa"/>
+              <w:bottom w:w="35" w:type="dxa"/>
+              <w:right w:w="30" w:type="dxa"/>
             </w:tcMar>
             <w:vAlign w:val="center"/>
           </w:tcPr>
@@ -9913,13 +9512,86 @@
             <w:pPr>
               <w:spacing w:after="0" w:line="240" w:lineRule="auto"/>
               <w:jc w:val="center"/>
-              <w:rPr>
-                <w:rFonts w:hint="eastAsia"/>
-              </w:rPr>
-            </w:pPr>
-            <w:r>
-              <w:rPr>
-                <w:sz w:val="16"/>
+            </w:pPr>
+          </w:p>
+        </w:tc>
+        <w:tc>
+          <w:tcPr>
+            <w:tcW w:w="648" w:type="dxa"/>
+            <w:shd w:val="clear" w:color="auto" w:fill="FFFFFF"/>
+            <w:tcMar>
+              <w:top w:w="35" w:type="dxa"/>
+              <w:left w:w="30" w:type="dxa"/>
+              <w:bottom w:w="35" w:type="dxa"/>
+              <w:right w:w="30" w:type="dxa"/>
+            </w:tcMar>
+            <w:vAlign w:val="center"/>
+          </w:tcPr>
+          <w:p>
+            <w:pPr>
+              <w:spacing w:after="0" w:line="240" w:lineRule="auto"/>
+              <w:jc w:val="center"/>
+            </w:pPr>
+          </w:p>
+        </w:tc>
+        <w:tc>
+          <w:tcPr>
+            <w:tcW w:w="648" w:type="dxa"/>
+            <w:shd w:val="clear" w:color="auto" w:fill="FFFFFF"/>
+            <w:tcMar>
+              <w:top w:w="35" w:type="dxa"/>
+              <w:left w:w="30" w:type="dxa"/>
+              <w:bottom w:w="35" w:type="dxa"/>
+              <w:right w:w="30" w:type="dxa"/>
+            </w:tcMar>
+            <w:vAlign w:val="center"/>
+          </w:tcPr>
+          <w:p>
+            <w:pPr>
+              <w:spacing w:after="0" w:line="240" w:lineRule="auto"/>
+              <w:jc w:val="center"/>
+            </w:pPr>
+          </w:p>
+        </w:tc>
+        <w:tc>
+          <w:tcPr>
+            <w:tcW w:w="648" w:type="dxa"/>
+            <w:shd w:val="clear" w:color="auto" w:fill="FFFFFF"/>
+            <w:tcMar>
+              <w:top w:w="35" w:type="dxa"/>
+              <w:left w:w="30" w:type="dxa"/>
+              <w:bottom w:w="35" w:type="dxa"/>
+              <w:right w:w="30" w:type="dxa"/>
+            </w:tcMar>
+            <w:vAlign w:val="center"/>
+          </w:tcPr>
+          <w:p>
+            <w:pPr>
+              <w:spacing w:after="0" w:line="240" w:lineRule="auto"/>
+              <w:jc w:val="center"/>
+            </w:pPr>
+          </w:p>
+        </w:tc>
+        <w:tc>
+          <w:tcPr>
+            <w:tcW w:w="1742" w:type="dxa"/>
+            <w:shd w:val="clear" w:color="auto" w:fill="FFFFFF"/>
+            <w:tcMar>
+              <w:top w:w="35" w:type="dxa"/>
+              <w:left w:w="30" w:type="dxa"/>
+              <w:bottom w:w="35" w:type="dxa"/>
+              <w:right w:w="30" w:type="dxa"/>
+            </w:tcMar>
+            <w:vAlign w:val="center"/>
+          </w:tcPr>
+          <w:p>
+            <w:pPr>
+              <w:spacing w:after="0" w:line="240" w:lineRule="auto"/>
+            </w:pPr>
+            <w:r>
+              <w:rPr>
+                <w:color w:val="1F2D3D"/>
+                <w:sz w:val="13"/>
               </w:rPr>
               <w:t>Candidate models logged</w:t>
             </w:r>
@@ -9933,13 +9605,48 @@
         </w:trPr>
         <w:tc>
           <w:tcPr>
-            <w:tcW w:w="792" w:type="dxa"/>
-            <w:shd w:val="clear" w:color="auto" w:fill="F6F8FA"/>
-            <w:tcMar>
-              <w:top w:w="70" w:type="dxa"/>
-              <w:left w:w="85" w:type="dxa"/>
-              <w:bottom w:w="70" w:type="dxa"/>
-              <w:right w:w="85" w:type="dxa"/>
+            <w:tcW w:w="2088" w:type="dxa"/>
+            <w:shd w:val="clear" w:color="auto" w:fill="F2F4F6"/>
+            <w:tcMar>
+              <w:top w:w="35" w:type="dxa"/>
+              <w:left w:w="30" w:type="dxa"/>
+              <w:bottom w:w="35" w:type="dxa"/>
+              <w:right w:w="30" w:type="dxa"/>
+            </w:tcMar>
+            <w:vAlign w:val="center"/>
+          </w:tcPr>
+          <w:p>
+            <w:pPr>
+              <w:spacing w:after="0" w:line="240" w:lineRule="auto"/>
+            </w:pPr>
+            <w:r>
+              <w:rPr>
+                <w:b/>
+                <w:color w:val="1F2D3D"/>
+                <w:sz w:val="14"/>
+              </w:rPr>
+              <w:t>WP4</w:t>
+            </w:r>
+            <w:r>
+              <w:rPr>
+                <w:b/>
+                <w:color w:val="1F2D3D"/>
+                <w:sz w:val="14"/>
+              </w:rPr>
+              <w:br/>
+              <w:t>Evaluation</w:t>
+            </w:r>
+          </w:p>
+        </w:tc>
+        <w:tc>
+          <w:tcPr>
+            <w:tcW w:w="648" w:type="dxa"/>
+            <w:shd w:val="clear" w:color="auto" w:fill="F2F4F6"/>
+            <w:tcMar>
+              <w:top w:w="35" w:type="dxa"/>
+              <w:left w:w="30" w:type="dxa"/>
+              <w:bottom w:w="35" w:type="dxa"/>
+              <w:right w:w="30" w:type="dxa"/>
             </w:tcMar>
             <w:vAlign w:val="center"/>
           </w:tcPr>
@@ -9947,28 +9654,102 @@
             <w:pPr>
               <w:spacing w:after="0" w:line="240" w:lineRule="auto"/>
               <w:jc w:val="center"/>
-              <w:rPr>
-                <w:rFonts w:hint="eastAsia"/>
-              </w:rPr>
+            </w:pPr>
+          </w:p>
+        </w:tc>
+        <w:tc>
+          <w:tcPr>
+            <w:tcW w:w="648" w:type="dxa"/>
+            <w:shd w:val="clear" w:color="auto" w:fill="F2F4F6"/>
+            <w:tcMar>
+              <w:top w:w="35" w:type="dxa"/>
+              <w:left w:w="30" w:type="dxa"/>
+              <w:bottom w:w="35" w:type="dxa"/>
+              <w:right w:w="30" w:type="dxa"/>
+            </w:tcMar>
+            <w:vAlign w:val="center"/>
+          </w:tcPr>
+          <w:p>
+            <w:pPr>
+              <w:spacing w:after="0" w:line="240" w:lineRule="auto"/>
+              <w:jc w:val="center"/>
+            </w:pPr>
+          </w:p>
+        </w:tc>
+        <w:tc>
+          <w:tcPr>
+            <w:tcW w:w="648" w:type="dxa"/>
+            <w:shd w:val="clear" w:color="auto" w:fill="F2F4F6"/>
+            <w:tcMar>
+              <w:top w:w="35" w:type="dxa"/>
+              <w:left w:w="30" w:type="dxa"/>
+              <w:bottom w:w="35" w:type="dxa"/>
+              <w:right w:w="30" w:type="dxa"/>
+            </w:tcMar>
+            <w:vAlign w:val="center"/>
+          </w:tcPr>
+          <w:p>
+            <w:pPr>
+              <w:spacing w:after="0" w:line="240" w:lineRule="auto"/>
+              <w:jc w:val="center"/>
+            </w:pPr>
+          </w:p>
+        </w:tc>
+        <w:tc>
+          <w:tcPr>
+            <w:tcW w:w="648" w:type="dxa"/>
+            <w:shd w:val="clear" w:color="auto" w:fill="F2F4F6"/>
+            <w:tcMar>
+              <w:top w:w="35" w:type="dxa"/>
+              <w:left w:w="30" w:type="dxa"/>
+              <w:bottom w:w="35" w:type="dxa"/>
+              <w:right w:w="30" w:type="dxa"/>
+            </w:tcMar>
+            <w:vAlign w:val="center"/>
+          </w:tcPr>
+          <w:p>
+            <w:pPr>
+              <w:spacing w:after="0" w:line="240" w:lineRule="auto"/>
+              <w:jc w:val="center"/>
+            </w:pPr>
+          </w:p>
+        </w:tc>
+        <w:tc>
+          <w:tcPr>
+            <w:tcW w:w="648" w:type="dxa"/>
+            <w:shd w:val="clear" w:color="auto" w:fill="5B87A4"/>
+            <w:tcMar>
+              <w:top w:w="35" w:type="dxa"/>
+              <w:left w:w="30" w:type="dxa"/>
+              <w:bottom w:w="35" w:type="dxa"/>
+              <w:right w:w="30" w:type="dxa"/>
+            </w:tcMar>
+            <w:vAlign w:val="center"/>
+          </w:tcPr>
+          <w:p>
+            <w:pPr>
+              <w:spacing w:after="0" w:line="240" w:lineRule="auto"/>
+              <w:jc w:val="center"/>
             </w:pPr>
             <w:r>
               <w:rPr>
                 <w:b/>
-                <w:sz w:val="16"/>
-              </w:rPr>
-              <w:t>WP4</w:t>
-            </w:r>
-          </w:p>
-        </w:tc>
-        <w:tc>
-          <w:tcPr>
-            <w:tcW w:w="2160" w:type="dxa"/>
-            <w:shd w:val="clear" w:color="auto" w:fill="F6F8FA"/>
-            <w:tcMar>
-              <w:top w:w="70" w:type="dxa"/>
-              <w:left w:w="85" w:type="dxa"/>
-              <w:bottom w:w="70" w:type="dxa"/>
-              <w:right w:w="85" w:type="dxa"/>
+                <w:color w:val="FFFFFF"/>
+                <w:sz w:val="14"/>
+              </w:rPr>
+              <w:t>X</w:t>
+            </w:r>
+          </w:p>
+        </w:tc>
+        <w:tc>
+          <w:tcPr>
+            <w:tcW w:w="648" w:type="dxa"/>
+            <w:shd w:val="clear" w:color="auto" w:fill="5B87A4"/>
+            <w:tcMar>
+              <w:top w:w="35" w:type="dxa"/>
+              <w:left w:w="30" w:type="dxa"/>
+              <w:bottom w:w="35" w:type="dxa"/>
+              <w:right w:w="30" w:type="dxa"/>
             </w:tcMar>
             <w:vAlign w:val="center"/>
           </w:tcPr>
@@ -9976,27 +9757,26 @@
             <w:pPr>
               <w:spacing w:after="0" w:line="240" w:lineRule="auto"/>
               <w:jc w:val="center"/>
-              <w:rPr>
-                <w:rFonts w:hint="eastAsia"/>
-              </w:rPr>
-            </w:pPr>
-            <w:r>
-              <w:rPr>
-                <w:sz w:val="16"/>
-              </w:rPr>
-              <w:t>WP3 model set</w:t>
-            </w:r>
-          </w:p>
-        </w:tc>
-        <w:tc>
-          <w:tcPr>
-            <w:tcW w:w="3384" w:type="dxa"/>
-            <w:shd w:val="clear" w:color="auto" w:fill="F6F8FA"/>
-            <w:tcMar>
-              <w:top w:w="70" w:type="dxa"/>
-              <w:left w:w="85" w:type="dxa"/>
-              <w:bottom w:w="70" w:type="dxa"/>
-              <w:right w:w="85" w:type="dxa"/>
+            </w:pPr>
+            <w:r>
+              <w:rPr>
+                <w:b/>
+                <w:color w:val="FFFFFF"/>
+                <w:sz w:val="14"/>
+              </w:rPr>
+              <w:t>X</w:t>
+            </w:r>
+          </w:p>
+        </w:tc>
+        <w:tc>
+          <w:tcPr>
+            <w:tcW w:w="648" w:type="dxa"/>
+            <w:shd w:val="clear" w:color="auto" w:fill="F2F4F6"/>
+            <w:tcMar>
+              <w:top w:w="35" w:type="dxa"/>
+              <w:left w:w="30" w:type="dxa"/>
+              <w:bottom w:w="35" w:type="dxa"/>
+              <w:right w:w="30" w:type="dxa"/>
             </w:tcMar>
             <w:vAlign w:val="center"/>
           </w:tcPr>
@@ -10004,27 +9784,18 @@
             <w:pPr>
               <w:spacing w:after="0" w:line="240" w:lineRule="auto"/>
               <w:jc w:val="center"/>
-              <w:rPr>
-                <w:rFonts w:hint="eastAsia"/>
-              </w:rPr>
-            </w:pPr>
-            <w:r>
-              <w:rPr>
-                <w:sz w:val="16"/>
-              </w:rPr>
-              <w:t>Evaluation Agent, model selection, model freeze</w:t>
-            </w:r>
-          </w:p>
-        </w:tc>
-        <w:tc>
-          <w:tcPr>
-            <w:tcW w:w="1800" w:type="dxa"/>
-            <w:shd w:val="clear" w:color="auto" w:fill="F6F8FA"/>
-            <w:tcMar>
-              <w:top w:w="70" w:type="dxa"/>
-              <w:left w:w="85" w:type="dxa"/>
-              <w:bottom w:w="70" w:type="dxa"/>
-              <w:right w:w="85" w:type="dxa"/>
+            </w:pPr>
+          </w:p>
+        </w:tc>
+        <w:tc>
+          <w:tcPr>
+            <w:tcW w:w="648" w:type="dxa"/>
+            <w:shd w:val="clear" w:color="auto" w:fill="F2F4F6"/>
+            <w:tcMar>
+              <w:top w:w="35" w:type="dxa"/>
+              <w:left w:w="30" w:type="dxa"/>
+              <w:bottom w:w="35" w:type="dxa"/>
+              <w:right w:w="30" w:type="dxa"/>
             </w:tcMar>
             <w:vAlign w:val="center"/>
           </w:tcPr>
@@ -10032,27 +9803,18 @@
             <w:pPr>
               <w:spacing w:after="0" w:line="240" w:lineRule="auto"/>
               <w:jc w:val="center"/>
-              <w:rPr>
-                <w:rFonts w:hint="eastAsia"/>
-              </w:rPr>
-            </w:pPr>
-            <w:r>
-              <w:rPr>
-                <w:sz w:val="16"/>
-              </w:rPr>
-              <w:t>WP5 integration</w:t>
-            </w:r>
-          </w:p>
-        </w:tc>
-        <w:tc>
-          <w:tcPr>
-            <w:tcW w:w="2088" w:type="dxa"/>
-            <w:shd w:val="clear" w:color="auto" w:fill="F6F8FA"/>
-            <w:tcMar>
-              <w:top w:w="70" w:type="dxa"/>
-              <w:left w:w="85" w:type="dxa"/>
-              <w:bottom w:w="70" w:type="dxa"/>
-              <w:right w:w="85" w:type="dxa"/>
+            </w:pPr>
+          </w:p>
+        </w:tc>
+        <w:tc>
+          <w:tcPr>
+            <w:tcW w:w="648" w:type="dxa"/>
+            <w:shd w:val="clear" w:color="auto" w:fill="F2F4F6"/>
+            <w:tcMar>
+              <w:top w:w="35" w:type="dxa"/>
+              <w:left w:w="30" w:type="dxa"/>
+              <w:bottom w:w="35" w:type="dxa"/>
+              <w:right w:w="30" w:type="dxa"/>
             </w:tcMar>
             <w:vAlign w:val="center"/>
           </w:tcPr>
@@ -10060,13 +9822,48 @@
             <w:pPr>
               <w:spacing w:after="0" w:line="240" w:lineRule="auto"/>
               <w:jc w:val="center"/>
-              <w:rPr>
-                <w:rFonts w:hint="eastAsia"/>
-              </w:rPr>
-            </w:pPr>
-            <w:r>
-              <w:rPr>
-                <w:sz w:val="16"/>
+            </w:pPr>
+          </w:p>
+        </w:tc>
+        <w:tc>
+          <w:tcPr>
+            <w:tcW w:w="648" w:type="dxa"/>
+            <w:shd w:val="clear" w:color="auto" w:fill="F2F4F6"/>
+            <w:tcMar>
+              <w:top w:w="35" w:type="dxa"/>
+              <w:left w:w="30" w:type="dxa"/>
+              <w:bottom w:w="35" w:type="dxa"/>
+              <w:right w:w="30" w:type="dxa"/>
+            </w:tcMar>
+            <w:vAlign w:val="center"/>
+          </w:tcPr>
+          <w:p>
+            <w:pPr>
+              <w:spacing w:after="0" w:line="240" w:lineRule="auto"/>
+              <w:jc w:val="center"/>
+            </w:pPr>
+          </w:p>
+        </w:tc>
+        <w:tc>
+          <w:tcPr>
+            <w:tcW w:w="1742" w:type="dxa"/>
+            <w:shd w:val="clear" w:color="auto" w:fill="F2F4F6"/>
+            <w:tcMar>
+              <w:top w:w="35" w:type="dxa"/>
+              <w:left w:w="30" w:type="dxa"/>
+              <w:bottom w:w="35" w:type="dxa"/>
+              <w:right w:w="30" w:type="dxa"/>
+            </w:tcMar>
+            <w:vAlign w:val="center"/>
+          </w:tcPr>
+          <w:p>
+            <w:pPr>
+              <w:spacing w:after="0" w:line="240" w:lineRule="auto"/>
+            </w:pPr>
+            <w:r>
+              <w:rPr>
+                <w:color w:val="1F2D3D"/>
+                <w:sz w:val="13"/>
               </w:rPr>
               <w:t>Frozen model accepted</w:t>
             </w:r>
@@ -10080,12 +9877,48 @@
         </w:trPr>
         <w:tc>
           <w:tcPr>
-            <w:tcW w:w="792" w:type="dxa"/>
-            <w:tcMar>
-              <w:top w:w="70" w:type="dxa"/>
-              <w:left w:w="85" w:type="dxa"/>
-              <w:bottom w:w="70" w:type="dxa"/>
-              <w:right w:w="85" w:type="dxa"/>
+            <w:tcW w:w="2088" w:type="dxa"/>
+            <w:shd w:val="clear" w:color="auto" w:fill="FFFFFF"/>
+            <w:tcMar>
+              <w:top w:w="35" w:type="dxa"/>
+              <w:left w:w="30" w:type="dxa"/>
+              <w:bottom w:w="35" w:type="dxa"/>
+              <w:right w:w="30" w:type="dxa"/>
+            </w:tcMar>
+            <w:vAlign w:val="center"/>
+          </w:tcPr>
+          <w:p>
+            <w:pPr>
+              <w:spacing w:after="0" w:line="240" w:lineRule="auto"/>
+            </w:pPr>
+            <w:r>
+              <w:rPr>
+                <w:b/>
+                <w:color w:val="1F2D3D"/>
+                <w:sz w:val="14"/>
+              </w:rPr>
+              <w:t>WP5</w:t>
+            </w:r>
+            <w:r>
+              <w:rPr>
+                <w:b/>
+                <w:color w:val="1F2D3D"/>
+                <w:sz w:val="14"/>
+              </w:rPr>
+              <w:br/>
+              <w:t>Enrichment &amp; XAI</w:t>
+            </w:r>
+          </w:p>
+        </w:tc>
+        <w:tc>
+          <w:tcPr>
+            <w:tcW w:w="648" w:type="dxa"/>
+            <w:shd w:val="clear" w:color="auto" w:fill="FFFFFF"/>
+            <w:tcMar>
+              <w:top w:w="35" w:type="dxa"/>
+              <w:left w:w="30" w:type="dxa"/>
+              <w:bottom w:w="35" w:type="dxa"/>
+              <w:right w:w="30" w:type="dxa"/>
             </w:tcMar>
             <w:vAlign w:val="center"/>
           </w:tcPr>
@@ -10093,27 +9926,45 @@
             <w:pPr>
               <w:spacing w:after="0" w:line="240" w:lineRule="auto"/>
               <w:jc w:val="center"/>
-              <w:rPr>
-                <w:rFonts w:hint="eastAsia"/>
-              </w:rPr>
+            </w:pPr>
+          </w:p>
+        </w:tc>
+        <w:tc>
+          <w:tcPr>
+            <w:tcW w:w="648" w:type="dxa"/>
+            <w:shd w:val="clear" w:color="auto" w:fill="5B87A4"/>
+            <w:tcMar>
+              <w:top w:w="35" w:type="dxa"/>
+              <w:left w:w="30" w:type="dxa"/>
+              <w:bottom w:w="35" w:type="dxa"/>
+              <w:right w:w="30" w:type="dxa"/>
+            </w:tcMar>
+            <w:vAlign w:val="center"/>
+          </w:tcPr>
+          <w:p>
+            <w:pPr>
+              <w:spacing w:after="0" w:line="240" w:lineRule="auto"/>
+              <w:jc w:val="center"/>
             </w:pPr>
             <w:r>
               <w:rPr>
                 <w:b/>
-                <w:sz w:val="16"/>
-              </w:rPr>
-              <w:t>WP5</w:t>
-            </w:r>
-          </w:p>
-        </w:tc>
-        <w:tc>
-          <w:tcPr>
-            <w:tcW w:w="2160" w:type="dxa"/>
-            <w:tcMar>
-              <w:top w:w="70" w:type="dxa"/>
-              <w:left w:w="85" w:type="dxa"/>
-              <w:bottom w:w="70" w:type="dxa"/>
-              <w:right w:w="85" w:type="dxa"/>
+                <w:color w:val="FFFFFF"/>
+                <w:sz w:val="14"/>
+              </w:rPr>
+              <w:t>X</w:t>
+            </w:r>
+          </w:p>
+        </w:tc>
+        <w:tc>
+          <w:tcPr>
+            <w:tcW w:w="648" w:type="dxa"/>
+            <w:shd w:val="clear" w:color="auto" w:fill="5B87A4"/>
+            <w:tcMar>
+              <w:top w:w="35" w:type="dxa"/>
+              <w:left w:w="30" w:type="dxa"/>
+              <w:bottom w:w="35" w:type="dxa"/>
+              <w:right w:w="30" w:type="dxa"/>
             </w:tcMar>
             <w:vAlign w:val="center"/>
           </w:tcPr>
@@ -10121,26 +9972,26 @@
             <w:pPr>
               <w:spacing w:after="0" w:line="240" w:lineRule="auto"/>
               <w:jc w:val="center"/>
-              <w:rPr>
-                <w:rFonts w:hint="eastAsia"/>
-              </w:rPr>
-            </w:pPr>
-            <w:r>
-              <w:rPr>
-                <w:sz w:val="16"/>
-              </w:rPr>
-              <w:t>WP1 source policy + WP3 output schema</w:t>
-            </w:r>
-          </w:p>
-        </w:tc>
-        <w:tc>
-          <w:tcPr>
-            <w:tcW w:w="3384" w:type="dxa"/>
-            <w:tcMar>
-              <w:top w:w="70" w:type="dxa"/>
-              <w:left w:w="85" w:type="dxa"/>
-              <w:bottom w:w="70" w:type="dxa"/>
-              <w:right w:w="85" w:type="dxa"/>
+            </w:pPr>
+            <w:r>
+              <w:rPr>
+                <w:b/>
+                <w:color w:val="FFFFFF"/>
+                <w:sz w:val="14"/>
+              </w:rPr>
+              <w:t>X</w:t>
+            </w:r>
+          </w:p>
+        </w:tc>
+        <w:tc>
+          <w:tcPr>
+            <w:tcW w:w="648" w:type="dxa"/>
+            <w:shd w:val="clear" w:color="auto" w:fill="5B87A4"/>
+            <w:tcMar>
+              <w:top w:w="35" w:type="dxa"/>
+              <w:left w:w="30" w:type="dxa"/>
+              <w:bottom w:w="35" w:type="dxa"/>
+              <w:right w:w="30" w:type="dxa"/>
             </w:tcMar>
             <w:vAlign w:val="center"/>
           </w:tcPr>
@@ -10148,26 +9999,26 @@
             <w:pPr>
               <w:spacing w:after="0" w:line="240" w:lineRule="auto"/>
               <w:jc w:val="center"/>
-              <w:rPr>
-                <w:rFonts w:hint="eastAsia"/>
-              </w:rPr>
-            </w:pPr>
-            <w:r>
-              <w:rPr>
-                <w:sz w:val="16"/>
-              </w:rPr>
-              <w:t>Enrichment Agent and XAI integration</w:t>
-            </w:r>
-          </w:p>
-        </w:tc>
-        <w:tc>
-          <w:tcPr>
-            <w:tcW w:w="1800" w:type="dxa"/>
-            <w:tcMar>
-              <w:top w:w="70" w:type="dxa"/>
-              <w:left w:w="85" w:type="dxa"/>
-              <w:bottom w:w="70" w:type="dxa"/>
-              <w:right w:w="85" w:type="dxa"/>
+            </w:pPr>
+            <w:r>
+              <w:rPr>
+                <w:b/>
+                <w:color w:val="FFFFFF"/>
+                <w:sz w:val="14"/>
+              </w:rPr>
+              <w:t>X</w:t>
+            </w:r>
+          </w:p>
+        </w:tc>
+        <w:tc>
+          <w:tcPr>
+            <w:tcW w:w="648" w:type="dxa"/>
+            <w:shd w:val="clear" w:color="auto" w:fill="5B87A4"/>
+            <w:tcMar>
+              <w:top w:w="35" w:type="dxa"/>
+              <w:left w:w="30" w:type="dxa"/>
+              <w:bottom w:w="35" w:type="dxa"/>
+              <w:right w:w="30" w:type="dxa"/>
             </w:tcMar>
             <w:vAlign w:val="center"/>
           </w:tcPr>
@@ -10175,26 +10026,26 @@
             <w:pPr>
               <w:spacing w:after="0" w:line="240" w:lineRule="auto"/>
               <w:jc w:val="center"/>
-              <w:rPr>
-                <w:rFonts w:hint="eastAsia"/>
-              </w:rPr>
-            </w:pPr>
-            <w:r>
-              <w:rPr>
-                <w:sz w:val="16"/>
-              </w:rPr>
-              <w:t>WP3 and WP4</w:t>
-            </w:r>
-          </w:p>
-        </w:tc>
-        <w:tc>
-          <w:tcPr>
-            <w:tcW w:w="2088" w:type="dxa"/>
-            <w:tcMar>
-              <w:top w:w="70" w:type="dxa"/>
-              <w:left w:w="85" w:type="dxa"/>
-              <w:bottom w:w="70" w:type="dxa"/>
-              <w:right w:w="85" w:type="dxa"/>
+            </w:pPr>
+            <w:r>
+              <w:rPr>
+                <w:b/>
+                <w:color w:val="FFFFFF"/>
+                <w:sz w:val="14"/>
+              </w:rPr>
+              <w:t>X</w:t>
+            </w:r>
+          </w:p>
+        </w:tc>
+        <w:tc>
+          <w:tcPr>
+            <w:tcW w:w="648" w:type="dxa"/>
+            <w:shd w:val="clear" w:color="auto" w:fill="5B87A4"/>
+            <w:tcMar>
+              <w:top w:w="35" w:type="dxa"/>
+              <w:left w:w="30" w:type="dxa"/>
+              <w:bottom w:w="35" w:type="dxa"/>
+              <w:right w:w="30" w:type="dxa"/>
             </w:tcMar>
             <w:vAlign w:val="center"/>
           </w:tcPr>
@@ -10202,15 +10053,115 @@
             <w:pPr>
               <w:spacing w:after="0" w:line="240" w:lineRule="auto"/>
               <w:jc w:val="center"/>
-              <w:rPr>
-                <w:rFonts w:hint="eastAsia"/>
-              </w:rPr>
-            </w:pPr>
-            <w:r>
-              <w:rPr>
-                <w:sz w:val="16"/>
-              </w:rPr>
-              <w:t>Enrichment and XAI verified</w:t>
+            </w:pPr>
+            <w:r>
+              <w:rPr>
+                <w:b/>
+                <w:color w:val="FFFFFF"/>
+                <w:sz w:val="14"/>
+              </w:rPr>
+              <w:t>X</w:t>
+            </w:r>
+          </w:p>
+        </w:tc>
+        <w:tc>
+          <w:tcPr>
+            <w:tcW w:w="648" w:type="dxa"/>
+            <w:shd w:val="clear" w:color="auto" w:fill="FFFFFF"/>
+            <w:tcMar>
+              <w:top w:w="35" w:type="dxa"/>
+              <w:left w:w="30" w:type="dxa"/>
+              <w:bottom w:w="35" w:type="dxa"/>
+              <w:right w:w="30" w:type="dxa"/>
+            </w:tcMar>
+            <w:vAlign w:val="center"/>
+          </w:tcPr>
+          <w:p>
+            <w:pPr>
+              <w:spacing w:after="0" w:line="240" w:lineRule="auto"/>
+              <w:jc w:val="center"/>
+            </w:pPr>
+          </w:p>
+        </w:tc>
+        <w:tc>
+          <w:tcPr>
+            <w:tcW w:w="648" w:type="dxa"/>
+            <w:shd w:val="clear" w:color="auto" w:fill="FFFFFF"/>
+            <w:tcMar>
+              <w:top w:w="35" w:type="dxa"/>
+              <w:left w:w="30" w:type="dxa"/>
+              <w:bottom w:w="35" w:type="dxa"/>
+              <w:right w:w="30" w:type="dxa"/>
+            </w:tcMar>
+            <w:vAlign w:val="center"/>
+          </w:tcPr>
+          <w:p>
+            <w:pPr>
+              <w:spacing w:after="0" w:line="240" w:lineRule="auto"/>
+              <w:jc w:val="center"/>
+            </w:pPr>
+          </w:p>
+        </w:tc>
+        <w:tc>
+          <w:tcPr>
+            <w:tcW w:w="648" w:type="dxa"/>
+            <w:shd w:val="clear" w:color="auto" w:fill="FFFFFF"/>
+            <w:tcMar>
+              <w:top w:w="35" w:type="dxa"/>
+              <w:left w:w="30" w:type="dxa"/>
+              <w:bottom w:w="35" w:type="dxa"/>
+              <w:right w:w="30" w:type="dxa"/>
+            </w:tcMar>
+            <w:vAlign w:val="center"/>
+          </w:tcPr>
+          <w:p>
+            <w:pPr>
+              <w:spacing w:after="0" w:line="240" w:lineRule="auto"/>
+              <w:jc w:val="center"/>
+            </w:pPr>
+          </w:p>
+        </w:tc>
+        <w:tc>
+          <w:tcPr>
+            <w:tcW w:w="648" w:type="dxa"/>
+            <w:shd w:val="clear" w:color="auto" w:fill="FFFFFF"/>
+            <w:tcMar>
+              <w:top w:w="35" w:type="dxa"/>
+              <w:left w:w="30" w:type="dxa"/>
+              <w:bottom w:w="35" w:type="dxa"/>
+              <w:right w:w="30" w:type="dxa"/>
+            </w:tcMar>
+            <w:vAlign w:val="center"/>
+          </w:tcPr>
+          <w:p>
+            <w:pPr>
+              <w:spacing w:after="0" w:line="240" w:lineRule="auto"/>
+              <w:jc w:val="center"/>
+            </w:pPr>
+          </w:p>
+        </w:tc>
+        <w:tc>
+          <w:tcPr>
+            <w:tcW w:w="1742" w:type="dxa"/>
+            <w:shd w:val="clear" w:color="auto" w:fill="FFFFFF"/>
+            <w:tcMar>
+              <w:top w:w="35" w:type="dxa"/>
+              <w:left w:w="30" w:type="dxa"/>
+              <w:bottom w:w="35" w:type="dxa"/>
+              <w:right w:w="30" w:type="dxa"/>
+            </w:tcMar>
+            <w:vAlign w:val="center"/>
+          </w:tcPr>
+          <w:p>
+            <w:pPr>
+              <w:spacing w:after="0" w:line="240" w:lineRule="auto"/>
+            </w:pPr>
+            <w:r>
+              <w:rPr>
+                <w:color w:val="1F2D3D"/>
+                <w:sz w:val="13"/>
+              </w:rPr>
+              <w:t>Enrichment &amp; XAI verified</w:t>
             </w:r>
           </w:p>
         </w:tc>
@@ -10222,13 +10173,48 @@
         </w:trPr>
         <w:tc>
           <w:tcPr>
-            <w:tcW w:w="792" w:type="dxa"/>
-            <w:shd w:val="clear" w:color="auto" w:fill="F6F8FA"/>
-            <w:tcMar>
-              <w:top w:w="70" w:type="dxa"/>
-              <w:left w:w="85" w:type="dxa"/>
-              <w:bottom w:w="70" w:type="dxa"/>
-              <w:right w:w="85" w:type="dxa"/>
+            <w:tcW w:w="2088" w:type="dxa"/>
+            <w:shd w:val="clear" w:color="auto" w:fill="F2F4F6"/>
+            <w:tcMar>
+              <w:top w:w="35" w:type="dxa"/>
+              <w:left w:w="30" w:type="dxa"/>
+              <w:bottom w:w="35" w:type="dxa"/>
+              <w:right w:w="30" w:type="dxa"/>
+            </w:tcMar>
+            <w:vAlign w:val="center"/>
+          </w:tcPr>
+          <w:p>
+            <w:pPr>
+              <w:spacing w:after="0" w:line="240" w:lineRule="auto"/>
+            </w:pPr>
+            <w:r>
+              <w:rPr>
+                <w:b/>
+                <w:color w:val="1F2D3D"/>
+                <w:sz w:val="14"/>
+              </w:rPr>
+              <w:t>WP6</w:t>
+            </w:r>
+            <w:r>
+              <w:rPr>
+                <w:b/>
+                <w:color w:val="1F2D3D"/>
+                <w:sz w:val="14"/>
+              </w:rPr>
+              <w:br/>
+              <w:t>Testing</w:t>
+            </w:r>
+          </w:p>
+        </w:tc>
+        <w:tc>
+          <w:tcPr>
+            <w:tcW w:w="648" w:type="dxa"/>
+            <w:shd w:val="clear" w:color="auto" w:fill="F2F4F6"/>
+            <w:tcMar>
+              <w:top w:w="35" w:type="dxa"/>
+              <w:left w:w="30" w:type="dxa"/>
+              <w:bottom w:w="35" w:type="dxa"/>
+              <w:right w:w="30" w:type="dxa"/>
             </w:tcMar>
             <w:vAlign w:val="center"/>
           </w:tcPr>
@@ -10236,28 +10222,140 @@
             <w:pPr>
               <w:spacing w:after="0" w:line="240" w:lineRule="auto"/>
               <w:jc w:val="center"/>
-              <w:rPr>
-                <w:rFonts w:hint="eastAsia"/>
-              </w:rPr>
+            </w:pPr>
+          </w:p>
+        </w:tc>
+        <w:tc>
+          <w:tcPr>
+            <w:tcW w:w="648" w:type="dxa"/>
+            <w:shd w:val="clear" w:color="auto" w:fill="F2F4F6"/>
+            <w:tcMar>
+              <w:top w:w="35" w:type="dxa"/>
+              <w:left w:w="30" w:type="dxa"/>
+              <w:bottom w:w="35" w:type="dxa"/>
+              <w:right w:w="30" w:type="dxa"/>
+            </w:tcMar>
+            <w:vAlign w:val="center"/>
+          </w:tcPr>
+          <w:p>
+            <w:pPr>
+              <w:spacing w:after="0" w:line="240" w:lineRule="auto"/>
+              <w:jc w:val="center"/>
+            </w:pPr>
+          </w:p>
+        </w:tc>
+        <w:tc>
+          <w:tcPr>
+            <w:tcW w:w="648" w:type="dxa"/>
+            <w:shd w:val="clear" w:color="auto" w:fill="F2F4F6"/>
+            <w:tcMar>
+              <w:top w:w="35" w:type="dxa"/>
+              <w:left w:w="30" w:type="dxa"/>
+              <w:bottom w:w="35" w:type="dxa"/>
+              <w:right w:w="30" w:type="dxa"/>
+            </w:tcMar>
+            <w:vAlign w:val="center"/>
+          </w:tcPr>
+          <w:p>
+            <w:pPr>
+              <w:spacing w:after="0" w:line="240" w:lineRule="auto"/>
+              <w:jc w:val="center"/>
+            </w:pPr>
+          </w:p>
+        </w:tc>
+        <w:tc>
+          <w:tcPr>
+            <w:tcW w:w="648" w:type="dxa"/>
+            <w:shd w:val="clear" w:color="auto" w:fill="F2F4F6"/>
+            <w:tcMar>
+              <w:top w:w="35" w:type="dxa"/>
+              <w:left w:w="30" w:type="dxa"/>
+              <w:bottom w:w="35" w:type="dxa"/>
+              <w:right w:w="30" w:type="dxa"/>
+            </w:tcMar>
+            <w:vAlign w:val="center"/>
+          </w:tcPr>
+          <w:p>
+            <w:pPr>
+              <w:spacing w:after="0" w:line="240" w:lineRule="auto"/>
+              <w:jc w:val="center"/>
+            </w:pPr>
+          </w:p>
+        </w:tc>
+        <w:tc>
+          <w:tcPr>
+            <w:tcW w:w="648" w:type="dxa"/>
+            <w:shd w:val="clear" w:color="auto" w:fill="F2F4F6"/>
+            <w:tcMar>
+              <w:top w:w="35" w:type="dxa"/>
+              <w:left w:w="30" w:type="dxa"/>
+              <w:bottom w:w="35" w:type="dxa"/>
+              <w:right w:w="30" w:type="dxa"/>
+            </w:tcMar>
+            <w:vAlign w:val="center"/>
+          </w:tcPr>
+          <w:p>
+            <w:pPr>
+              <w:spacing w:after="0" w:line="240" w:lineRule="auto"/>
+              <w:jc w:val="center"/>
+            </w:pPr>
+          </w:p>
+        </w:tc>
+        <w:tc>
+          <w:tcPr>
+            <w:tcW w:w="648" w:type="dxa"/>
+            <w:shd w:val="clear" w:color="auto" w:fill="F2F4F6"/>
+            <w:tcMar>
+              <w:top w:w="35" w:type="dxa"/>
+              <w:left w:w="30" w:type="dxa"/>
+              <w:bottom w:w="35" w:type="dxa"/>
+              <w:right w:w="30" w:type="dxa"/>
+            </w:tcMar>
+            <w:vAlign w:val="center"/>
+          </w:tcPr>
+          <w:p>
+            <w:pPr>
+              <w:spacing w:after="0" w:line="240" w:lineRule="auto"/>
+              <w:jc w:val="center"/>
+            </w:pPr>
+          </w:p>
+        </w:tc>
+        <w:tc>
+          <w:tcPr>
+            <w:tcW w:w="648" w:type="dxa"/>
+            <w:shd w:val="clear" w:color="auto" w:fill="5B87A4"/>
+            <w:tcMar>
+              <w:top w:w="35" w:type="dxa"/>
+              <w:left w:w="30" w:type="dxa"/>
+              <w:bottom w:w="35" w:type="dxa"/>
+              <w:right w:w="30" w:type="dxa"/>
+            </w:tcMar>
+            <w:vAlign w:val="center"/>
+          </w:tcPr>
+          <w:p>
+            <w:pPr>
+              <w:spacing w:after="0" w:line="240" w:lineRule="auto"/>
+              <w:jc w:val="center"/>
             </w:pPr>
             <w:r>
               <w:rPr>
                 <w:b/>
-                <w:sz w:val="16"/>
-              </w:rPr>
-              <w:t>WP6</w:t>
-            </w:r>
-          </w:p>
-        </w:tc>
-        <w:tc>
-          <w:tcPr>
-            <w:tcW w:w="2160" w:type="dxa"/>
-            <w:shd w:val="clear" w:color="auto" w:fill="F6F8FA"/>
-            <w:tcMar>
-              <w:top w:w="70" w:type="dxa"/>
-              <w:left w:w="85" w:type="dxa"/>
-              <w:bottom w:w="70" w:type="dxa"/>
-              <w:right w:w="85" w:type="dxa"/>
+                <w:color w:val="FFFFFF"/>
+                <w:sz w:val="14"/>
+              </w:rPr>
+              <w:t>X</w:t>
+            </w:r>
+          </w:p>
+        </w:tc>
+        <w:tc>
+          <w:tcPr>
+            <w:tcW w:w="648" w:type="dxa"/>
+            <w:shd w:val="clear" w:color="auto" w:fill="5B87A4"/>
+            <w:tcMar>
+              <w:top w:w="35" w:type="dxa"/>
+              <w:left w:w="30" w:type="dxa"/>
+              <w:bottom w:w="35" w:type="dxa"/>
+              <w:right w:w="30" w:type="dxa"/>
             </w:tcMar>
             <w:vAlign w:val="center"/>
           </w:tcPr>
@@ -10265,27 +10363,26 @@
             <w:pPr>
               <w:spacing w:after="0" w:line="240" w:lineRule="auto"/>
               <w:jc w:val="center"/>
-              <w:rPr>
-                <w:rFonts w:hint="eastAsia"/>
-              </w:rPr>
-            </w:pPr>
-            <w:r>
-              <w:rPr>
-                <w:sz w:val="16"/>
-              </w:rPr>
-              <w:t>WP4 frozen model + WP5 module</w:t>
-            </w:r>
-          </w:p>
-        </w:tc>
-        <w:tc>
-          <w:tcPr>
-            <w:tcW w:w="3384" w:type="dxa"/>
-            <w:shd w:val="clear" w:color="auto" w:fill="F6F8FA"/>
-            <w:tcMar>
-              <w:top w:w="70" w:type="dxa"/>
-              <w:left w:w="85" w:type="dxa"/>
-              <w:bottom w:w="70" w:type="dxa"/>
-              <w:right w:w="85" w:type="dxa"/>
+            </w:pPr>
+            <w:r>
+              <w:rPr>
+                <w:b/>
+                <w:color w:val="FFFFFF"/>
+                <w:sz w:val="14"/>
+              </w:rPr>
+              <w:t>X</w:t>
+            </w:r>
+          </w:p>
+        </w:tc>
+        <w:tc>
+          <w:tcPr>
+            <w:tcW w:w="648" w:type="dxa"/>
+            <w:shd w:val="clear" w:color="auto" w:fill="F2F4F6"/>
+            <w:tcMar>
+              <w:top w:w="35" w:type="dxa"/>
+              <w:left w:w="30" w:type="dxa"/>
+              <w:bottom w:w="35" w:type="dxa"/>
+              <w:right w:w="30" w:type="dxa"/>
             </w:tcMar>
             <w:vAlign w:val="center"/>
           </w:tcPr>
@@ -10293,27 +10390,18 @@
             <w:pPr>
               <w:spacing w:after="0" w:line="240" w:lineRule="auto"/>
               <w:jc w:val="center"/>
-              <w:rPr>
-                <w:rFonts w:hint="eastAsia"/>
-              </w:rPr>
-            </w:pPr>
-            <w:r>
-              <w:rPr>
-                <w:sz w:val="16"/>
-              </w:rPr>
-              <w:t>Testing Agent and system test</w:t>
-            </w:r>
-          </w:p>
-        </w:tc>
-        <w:tc>
-          <w:tcPr>
-            <w:tcW w:w="1800" w:type="dxa"/>
-            <w:shd w:val="clear" w:color="auto" w:fill="F6F8FA"/>
-            <w:tcMar>
-              <w:top w:w="70" w:type="dxa"/>
-              <w:left w:w="85" w:type="dxa"/>
-              <w:bottom w:w="70" w:type="dxa"/>
-              <w:right w:w="85" w:type="dxa"/>
+            </w:pPr>
+          </w:p>
+        </w:tc>
+        <w:tc>
+          <w:tcPr>
+            <w:tcW w:w="648" w:type="dxa"/>
+            <w:shd w:val="clear" w:color="auto" w:fill="F2F4F6"/>
+            <w:tcMar>
+              <w:top w:w="35" w:type="dxa"/>
+              <w:left w:w="30" w:type="dxa"/>
+              <w:bottom w:w="35" w:type="dxa"/>
+              <w:right w:w="30" w:type="dxa"/>
             </w:tcMar>
             <w:vAlign w:val="center"/>
           </w:tcPr>
@@ -10321,41 +10409,29 @@
             <w:pPr>
               <w:spacing w:after="0" w:line="240" w:lineRule="auto"/>
               <w:jc w:val="center"/>
-              <w:rPr>
-                <w:rFonts w:hint="eastAsia"/>
-              </w:rPr>
-            </w:pPr>
-            <w:r>
-              <w:rPr>
-                <w:sz w:val="16"/>
-              </w:rPr>
-              <w:t>-</w:t>
-            </w:r>
-          </w:p>
-        </w:tc>
-        <w:tc>
-          <w:tcPr>
-            <w:tcW w:w="2088" w:type="dxa"/>
-            <w:shd w:val="clear" w:color="auto" w:fill="F6F8FA"/>
-            <w:tcMar>
-              <w:top w:w="70" w:type="dxa"/>
-              <w:left w:w="85" w:type="dxa"/>
-              <w:bottom w:w="70" w:type="dxa"/>
-              <w:right w:w="85" w:type="dxa"/>
-            </w:tcMar>
-            <w:vAlign w:val="center"/>
-          </w:tcPr>
-          <w:p>
-            <w:pPr>
-              <w:spacing w:after="0" w:line="240" w:lineRule="auto"/>
-              <w:jc w:val="center"/>
-              <w:rPr>
-                <w:rFonts w:hint="eastAsia"/>
-              </w:rPr>
-            </w:pPr>
-            <w:r>
-              <w:rPr>
-                <w:sz w:val="16"/>
+            </w:pPr>
+          </w:p>
+        </w:tc>
+        <w:tc>
+          <w:tcPr>
+            <w:tcW w:w="1742" w:type="dxa"/>
+            <w:shd w:val="clear" w:color="auto" w:fill="F2F4F6"/>
+            <w:tcMar>
+              <w:top w:w="35" w:type="dxa"/>
+              <w:left w:w="30" w:type="dxa"/>
+              <w:bottom w:w="35" w:type="dxa"/>
+              <w:right w:w="30" w:type="dxa"/>
+            </w:tcMar>
+            <w:vAlign w:val="center"/>
+          </w:tcPr>
+          <w:p>
+            <w:pPr>
+              <w:spacing w:after="0" w:line="240" w:lineRule="auto"/>
+            </w:pPr>
+            <w:r>
+              <w:rPr>
+                <w:color w:val="1F2D3D"/>
+                <w:sz w:val="13"/>
               </w:rPr>
               <w:t>Test report accepted</w:t>
             </w:r>
@@ -10369,12 +10445,48 @@
         </w:trPr>
         <w:tc>
           <w:tcPr>
-            <w:tcW w:w="792" w:type="dxa"/>
-            <w:tcMar>
-              <w:top w:w="70" w:type="dxa"/>
-              <w:left w:w="85" w:type="dxa"/>
-              <w:bottom w:w="70" w:type="dxa"/>
-              <w:right w:w="85" w:type="dxa"/>
+            <w:tcW w:w="2088" w:type="dxa"/>
+            <w:shd w:val="clear" w:color="auto" w:fill="FFFFFF"/>
+            <w:tcMar>
+              <w:top w:w="35" w:type="dxa"/>
+              <w:left w:w="30" w:type="dxa"/>
+              <w:bottom w:w="35" w:type="dxa"/>
+              <w:right w:w="30" w:type="dxa"/>
+            </w:tcMar>
+            <w:vAlign w:val="center"/>
+          </w:tcPr>
+          <w:p>
+            <w:pPr>
+              <w:spacing w:after="0" w:line="240" w:lineRule="auto"/>
+            </w:pPr>
+            <w:r>
+              <w:rPr>
+                <w:b/>
+                <w:color w:val="1F2D3D"/>
+                <w:sz w:val="14"/>
+              </w:rPr>
+              <w:t>WP7</w:t>
+            </w:r>
+            <w:r>
+              <w:rPr>
+                <w:b/>
+                <w:color w:val="1F2D3D"/>
+                <w:sz w:val="14"/>
+              </w:rPr>
+              <w:br/>
+              <w:t>Output</w:t>
+            </w:r>
+          </w:p>
+        </w:tc>
+        <w:tc>
+          <w:tcPr>
+            <w:tcW w:w="648" w:type="dxa"/>
+            <w:shd w:val="clear" w:color="auto" w:fill="FFFFFF"/>
+            <w:tcMar>
+              <w:top w:w="35" w:type="dxa"/>
+              <w:left w:w="30" w:type="dxa"/>
+              <w:bottom w:w="35" w:type="dxa"/>
+              <w:right w:w="30" w:type="dxa"/>
             </w:tcMar>
             <w:vAlign w:val="center"/>
           </w:tcPr>
@@ -10382,27 +10494,159 @@
             <w:pPr>
               <w:spacing w:after="0" w:line="240" w:lineRule="auto"/>
               <w:jc w:val="center"/>
-              <w:rPr>
-                <w:rFonts w:hint="eastAsia"/>
-              </w:rPr>
+            </w:pPr>
+          </w:p>
+        </w:tc>
+        <w:tc>
+          <w:tcPr>
+            <w:tcW w:w="648" w:type="dxa"/>
+            <w:shd w:val="clear" w:color="auto" w:fill="FFFFFF"/>
+            <w:tcMar>
+              <w:top w:w="35" w:type="dxa"/>
+              <w:left w:w="30" w:type="dxa"/>
+              <w:bottom w:w="35" w:type="dxa"/>
+              <w:right w:w="30" w:type="dxa"/>
+            </w:tcMar>
+            <w:vAlign w:val="center"/>
+          </w:tcPr>
+          <w:p>
+            <w:pPr>
+              <w:spacing w:after="0" w:line="240" w:lineRule="auto"/>
+              <w:jc w:val="center"/>
+            </w:pPr>
+          </w:p>
+        </w:tc>
+        <w:tc>
+          <w:tcPr>
+            <w:tcW w:w="648" w:type="dxa"/>
+            <w:shd w:val="clear" w:color="auto" w:fill="FFFFFF"/>
+            <w:tcMar>
+              <w:top w:w="35" w:type="dxa"/>
+              <w:left w:w="30" w:type="dxa"/>
+              <w:bottom w:w="35" w:type="dxa"/>
+              <w:right w:w="30" w:type="dxa"/>
+            </w:tcMar>
+            <w:vAlign w:val="center"/>
+          </w:tcPr>
+          <w:p>
+            <w:pPr>
+              <w:spacing w:after="0" w:line="240" w:lineRule="auto"/>
+              <w:jc w:val="center"/>
+            </w:pPr>
+          </w:p>
+        </w:tc>
+        <w:tc>
+          <w:tcPr>
+            <w:tcW w:w="648" w:type="dxa"/>
+            <w:shd w:val="clear" w:color="auto" w:fill="FFFFFF"/>
+            <w:tcMar>
+              <w:top w:w="35" w:type="dxa"/>
+              <w:left w:w="30" w:type="dxa"/>
+              <w:bottom w:w="35" w:type="dxa"/>
+              <w:right w:w="30" w:type="dxa"/>
+            </w:tcMar>
+            <w:vAlign w:val="center"/>
+          </w:tcPr>
+          <w:p>
+            <w:pPr>
+              <w:spacing w:after="0" w:line="240" w:lineRule="auto"/>
+              <w:jc w:val="center"/>
+            </w:pPr>
+          </w:p>
+        </w:tc>
+        <w:tc>
+          <w:tcPr>
+            <w:tcW w:w="648" w:type="dxa"/>
+            <w:shd w:val="clear" w:color="auto" w:fill="FFFFFF"/>
+            <w:tcMar>
+              <w:top w:w="35" w:type="dxa"/>
+              <w:left w:w="30" w:type="dxa"/>
+              <w:bottom w:w="35" w:type="dxa"/>
+              <w:right w:w="30" w:type="dxa"/>
+            </w:tcMar>
+            <w:vAlign w:val="center"/>
+          </w:tcPr>
+          <w:p>
+            <w:pPr>
+              <w:spacing w:after="0" w:line="240" w:lineRule="auto"/>
+              <w:jc w:val="center"/>
+            </w:pPr>
+          </w:p>
+        </w:tc>
+        <w:tc>
+          <w:tcPr>
+            <w:tcW w:w="648" w:type="dxa"/>
+            <w:shd w:val="clear" w:color="auto" w:fill="FFFFFF"/>
+            <w:tcMar>
+              <w:top w:w="35" w:type="dxa"/>
+              <w:left w:w="30" w:type="dxa"/>
+              <w:bottom w:w="35" w:type="dxa"/>
+              <w:right w:w="30" w:type="dxa"/>
+            </w:tcMar>
+            <w:vAlign w:val="center"/>
+          </w:tcPr>
+          <w:p>
+            <w:pPr>
+              <w:spacing w:after="0" w:line="240" w:lineRule="auto"/>
+              <w:jc w:val="center"/>
+            </w:pPr>
+          </w:p>
+        </w:tc>
+        <w:tc>
+          <w:tcPr>
+            <w:tcW w:w="648" w:type="dxa"/>
+            <w:shd w:val="clear" w:color="auto" w:fill="FFFFFF"/>
+            <w:tcMar>
+              <w:top w:w="35" w:type="dxa"/>
+              <w:left w:w="30" w:type="dxa"/>
+              <w:bottom w:w="35" w:type="dxa"/>
+              <w:right w:w="30" w:type="dxa"/>
+            </w:tcMar>
+            <w:vAlign w:val="center"/>
+          </w:tcPr>
+          <w:p>
+            <w:pPr>
+              <w:spacing w:after="0" w:line="240" w:lineRule="auto"/>
+              <w:jc w:val="center"/>
+            </w:pPr>
+          </w:p>
+        </w:tc>
+        <w:tc>
+          <w:tcPr>
+            <w:tcW w:w="648" w:type="dxa"/>
+            <w:shd w:val="clear" w:color="auto" w:fill="5B87A4"/>
+            <w:tcMar>
+              <w:top w:w="35" w:type="dxa"/>
+              <w:left w:w="30" w:type="dxa"/>
+              <w:bottom w:w="35" w:type="dxa"/>
+              <w:right w:w="30" w:type="dxa"/>
+            </w:tcMar>
+            <w:vAlign w:val="center"/>
+          </w:tcPr>
+          <w:p>
+            <w:pPr>
+              <w:spacing w:after="0" w:line="240" w:lineRule="auto"/>
+              <w:jc w:val="center"/>
             </w:pPr>
             <w:r>
               <w:rPr>
                 <w:b/>
-                <w:sz w:val="16"/>
-              </w:rPr>
-              <w:t>WP7</w:t>
-            </w:r>
-          </w:p>
-        </w:tc>
-        <w:tc>
-          <w:tcPr>
-            <w:tcW w:w="2160" w:type="dxa"/>
-            <w:tcMar>
-              <w:top w:w="70" w:type="dxa"/>
-              <w:left w:w="85" w:type="dxa"/>
-              <w:bottom w:w="70" w:type="dxa"/>
-              <w:right w:w="85" w:type="dxa"/>
+                <w:color w:val="FFFFFF"/>
+                <w:sz w:val="14"/>
+              </w:rPr>
+              <w:t>X</w:t>
+            </w:r>
+          </w:p>
+        </w:tc>
+        <w:tc>
+          <w:tcPr>
+            <w:tcW w:w="648" w:type="dxa"/>
+            <w:shd w:val="clear" w:color="auto" w:fill="5B87A4"/>
+            <w:tcMar>
+              <w:top w:w="35" w:type="dxa"/>
+              <w:left w:w="30" w:type="dxa"/>
+              <w:bottom w:w="35" w:type="dxa"/>
+              <w:right w:w="30" w:type="dxa"/>
             </w:tcMar>
             <w:vAlign w:val="center"/>
           </w:tcPr>
@@ -10410,26 +10654,26 @@
             <w:pPr>
               <w:spacing w:after="0" w:line="240" w:lineRule="auto"/>
               <w:jc w:val="center"/>
-              <w:rPr>
-                <w:rFonts w:hint="eastAsia"/>
-              </w:rPr>
-            </w:pPr>
-            <w:r>
-              <w:rPr>
-                <w:sz w:val="16"/>
-              </w:rPr>
-              <w:t>WP6 accepted outputs</w:t>
-            </w:r>
-          </w:p>
-        </w:tc>
-        <w:tc>
-          <w:tcPr>
-            <w:tcW w:w="3384" w:type="dxa"/>
-            <w:tcMar>
-              <w:top w:w="70" w:type="dxa"/>
-              <w:left w:w="85" w:type="dxa"/>
-              <w:bottom w:w="70" w:type="dxa"/>
-              <w:right w:w="85" w:type="dxa"/>
+            </w:pPr>
+            <w:r>
+              <w:rPr>
+                <w:b/>
+                <w:color w:val="FFFFFF"/>
+                <w:sz w:val="14"/>
+              </w:rPr>
+              <w:t>X</w:t>
+            </w:r>
+          </w:p>
+        </w:tc>
+        <w:tc>
+          <w:tcPr>
+            <w:tcW w:w="648" w:type="dxa"/>
+            <w:shd w:val="clear" w:color="auto" w:fill="FFFFFF"/>
+            <w:tcMar>
+              <w:top w:w="35" w:type="dxa"/>
+              <w:left w:w="30" w:type="dxa"/>
+              <w:bottom w:w="35" w:type="dxa"/>
+              <w:right w:w="30" w:type="dxa"/>
             </w:tcMar>
             <w:vAlign w:val="center"/>
           </w:tcPr>
@@ -10437,69 +10681,31 @@
             <w:pPr>
               <w:spacing w:after="0" w:line="240" w:lineRule="auto"/>
               <w:jc w:val="center"/>
-              <w:rPr>
-                <w:rFonts w:hint="eastAsia"/>
-              </w:rPr>
-            </w:pPr>
-            <w:r>
-              <w:rPr>
-                <w:sz w:val="16"/>
-              </w:rPr>
-              <w:t>Explanation Agent, output, prototype run</w:t>
-            </w:r>
-          </w:p>
-        </w:tc>
-        <w:tc>
-          <w:tcPr>
-            <w:tcW w:w="1800" w:type="dxa"/>
-            <w:tcMar>
-              <w:top w:w="70" w:type="dxa"/>
-              <w:left w:w="85" w:type="dxa"/>
-              <w:bottom w:w="70" w:type="dxa"/>
-              <w:right w:w="85" w:type="dxa"/>
-            </w:tcMar>
-            <w:vAlign w:val="center"/>
-          </w:tcPr>
-          <w:p>
-            <w:pPr>
-              <w:spacing w:after="0" w:line="240" w:lineRule="auto"/>
-              <w:jc w:val="center"/>
-              <w:rPr>
-                <w:rFonts w:hint="eastAsia"/>
-              </w:rPr>
-            </w:pPr>
-            <w:r>
-              <w:rPr>
-                <w:sz w:val="16"/>
-              </w:rPr>
-              <w:t>-</w:t>
-            </w:r>
-          </w:p>
-        </w:tc>
-        <w:tc>
-          <w:tcPr>
-            <w:tcW w:w="2088" w:type="dxa"/>
-            <w:tcMar>
-              <w:top w:w="70" w:type="dxa"/>
-              <w:left w:w="85" w:type="dxa"/>
-              <w:bottom w:w="70" w:type="dxa"/>
-              <w:right w:w="85" w:type="dxa"/>
-            </w:tcMar>
-            <w:vAlign w:val="center"/>
-          </w:tcPr>
-          <w:p>
-            <w:pPr>
-              <w:spacing w:after="0" w:line="240" w:lineRule="auto"/>
-              <w:jc w:val="center"/>
-              <w:rPr>
-                <w:rFonts w:hint="eastAsia"/>
-              </w:rPr>
-            </w:pPr>
-            <w:r>
-              <w:rPr>
-                <w:sz w:val="16"/>
-              </w:rPr>
-              <w:t>Prototype demonstration passed</w:t>
+            </w:pPr>
+          </w:p>
+        </w:tc>
+        <w:tc>
+          <w:tcPr>
+            <w:tcW w:w="1742" w:type="dxa"/>
+            <w:shd w:val="clear" w:color="auto" w:fill="FFFFFF"/>
+            <w:tcMar>
+              <w:top w:w="35" w:type="dxa"/>
+              <w:left w:w="30" w:type="dxa"/>
+              <w:bottom w:w="35" w:type="dxa"/>
+              <w:right w:w="30" w:type="dxa"/>
+            </w:tcMar>
+            <w:vAlign w:val="center"/>
+          </w:tcPr>
+          <w:p>
+            <w:pPr>
+              <w:spacing w:after="0" w:line="240" w:lineRule="auto"/>
+            </w:pPr>
+            <w:r>
+              <w:rPr>
+                <w:color w:val="1F2D3D"/>
+                <w:sz w:val="13"/>
+              </w:rPr>
+              <w:t>Prototype demo passed</w:t>
             </w:r>
           </w:p>
         </w:tc>
@@ -10511,13 +10717,48 @@
         </w:trPr>
         <w:tc>
           <w:tcPr>
-            <w:tcW w:w="792" w:type="dxa"/>
-            <w:shd w:val="clear" w:color="auto" w:fill="F6F8FA"/>
-            <w:tcMar>
-              <w:top w:w="70" w:type="dxa"/>
-              <w:left w:w="85" w:type="dxa"/>
-              <w:bottom w:w="70" w:type="dxa"/>
-              <w:right w:w="85" w:type="dxa"/>
+            <w:tcW w:w="2088" w:type="dxa"/>
+            <w:shd w:val="clear" w:color="auto" w:fill="F2F4F6"/>
+            <w:tcMar>
+              <w:top w:w="35" w:type="dxa"/>
+              <w:left w:w="30" w:type="dxa"/>
+              <w:bottom w:w="35" w:type="dxa"/>
+              <w:right w:w="30" w:type="dxa"/>
+            </w:tcMar>
+            <w:vAlign w:val="center"/>
+          </w:tcPr>
+          <w:p>
+            <w:pPr>
+              <w:spacing w:after="0" w:line="240" w:lineRule="auto"/>
+            </w:pPr>
+            <w:r>
+              <w:rPr>
+                <w:b/>
+                <w:color w:val="1F2D3D"/>
+                <w:sz w:val="14"/>
+              </w:rPr>
+              <w:t>WP8</w:t>
+            </w:r>
+            <w:r>
+              <w:rPr>
+                <w:b/>
+                <w:color w:val="1F2D3D"/>
+                <w:sz w:val="14"/>
+              </w:rPr>
+              <w:br/>
+              <w:t>Review</w:t>
+            </w:r>
+          </w:p>
+        </w:tc>
+        <w:tc>
+          <w:tcPr>
+            <w:tcW w:w="648" w:type="dxa"/>
+            <w:shd w:val="clear" w:color="auto" w:fill="F2F4F6"/>
+            <w:tcMar>
+              <w:top w:w="35" w:type="dxa"/>
+              <w:left w:w="30" w:type="dxa"/>
+              <w:bottom w:w="35" w:type="dxa"/>
+              <w:right w:w="30" w:type="dxa"/>
             </w:tcMar>
             <w:vAlign w:val="center"/>
           </w:tcPr>
@@ -10525,28 +10766,178 @@
             <w:pPr>
               <w:spacing w:after="0" w:line="240" w:lineRule="auto"/>
               <w:jc w:val="center"/>
-              <w:rPr>
-                <w:rFonts w:hint="eastAsia"/>
-              </w:rPr>
+            </w:pPr>
+          </w:p>
+        </w:tc>
+        <w:tc>
+          <w:tcPr>
+            <w:tcW w:w="648" w:type="dxa"/>
+            <w:shd w:val="clear" w:color="auto" w:fill="F2F4F6"/>
+            <w:tcMar>
+              <w:top w:w="35" w:type="dxa"/>
+              <w:left w:w="30" w:type="dxa"/>
+              <w:bottom w:w="35" w:type="dxa"/>
+              <w:right w:w="30" w:type="dxa"/>
+            </w:tcMar>
+            <w:vAlign w:val="center"/>
+          </w:tcPr>
+          <w:p>
+            <w:pPr>
+              <w:spacing w:after="0" w:line="240" w:lineRule="auto"/>
+              <w:jc w:val="center"/>
+            </w:pPr>
+          </w:p>
+        </w:tc>
+        <w:tc>
+          <w:tcPr>
+            <w:tcW w:w="648" w:type="dxa"/>
+            <w:shd w:val="clear" w:color="auto" w:fill="F2F4F6"/>
+            <w:tcMar>
+              <w:top w:w="35" w:type="dxa"/>
+              <w:left w:w="30" w:type="dxa"/>
+              <w:bottom w:w="35" w:type="dxa"/>
+              <w:right w:w="30" w:type="dxa"/>
+            </w:tcMar>
+            <w:vAlign w:val="center"/>
+          </w:tcPr>
+          <w:p>
+            <w:pPr>
+              <w:spacing w:after="0" w:line="240" w:lineRule="auto"/>
+              <w:jc w:val="center"/>
+            </w:pPr>
+          </w:p>
+        </w:tc>
+        <w:tc>
+          <w:tcPr>
+            <w:tcW w:w="648" w:type="dxa"/>
+            <w:shd w:val="clear" w:color="auto" w:fill="F2F4F6"/>
+            <w:tcMar>
+              <w:top w:w="35" w:type="dxa"/>
+              <w:left w:w="30" w:type="dxa"/>
+              <w:bottom w:w="35" w:type="dxa"/>
+              <w:right w:w="30" w:type="dxa"/>
+            </w:tcMar>
+            <w:vAlign w:val="center"/>
+          </w:tcPr>
+          <w:p>
+            <w:pPr>
+              <w:spacing w:after="0" w:line="240" w:lineRule="auto"/>
+              <w:jc w:val="center"/>
+            </w:pPr>
+          </w:p>
+        </w:tc>
+        <w:tc>
+          <w:tcPr>
+            <w:tcW w:w="648" w:type="dxa"/>
+            <w:shd w:val="clear" w:color="auto" w:fill="F2F4F6"/>
+            <w:tcMar>
+              <w:top w:w="35" w:type="dxa"/>
+              <w:left w:w="30" w:type="dxa"/>
+              <w:bottom w:w="35" w:type="dxa"/>
+              <w:right w:w="30" w:type="dxa"/>
+            </w:tcMar>
+            <w:vAlign w:val="center"/>
+          </w:tcPr>
+          <w:p>
+            <w:pPr>
+              <w:spacing w:after="0" w:line="240" w:lineRule="auto"/>
+              <w:jc w:val="center"/>
+            </w:pPr>
+          </w:p>
+        </w:tc>
+        <w:tc>
+          <w:tcPr>
+            <w:tcW w:w="648" w:type="dxa"/>
+            <w:shd w:val="clear" w:color="auto" w:fill="F2F4F6"/>
+            <w:tcMar>
+              <w:top w:w="35" w:type="dxa"/>
+              <w:left w:w="30" w:type="dxa"/>
+              <w:bottom w:w="35" w:type="dxa"/>
+              <w:right w:w="30" w:type="dxa"/>
+            </w:tcMar>
+            <w:vAlign w:val="center"/>
+          </w:tcPr>
+          <w:p>
+            <w:pPr>
+              <w:spacing w:after="0" w:line="240" w:lineRule="auto"/>
+              <w:jc w:val="center"/>
+            </w:pPr>
+          </w:p>
+        </w:tc>
+        <w:tc>
+          <w:tcPr>
+            <w:tcW w:w="648" w:type="dxa"/>
+            <w:shd w:val="clear" w:color="auto" w:fill="F2F4F6"/>
+            <w:tcMar>
+              <w:top w:w="35" w:type="dxa"/>
+              <w:left w:w="30" w:type="dxa"/>
+              <w:bottom w:w="35" w:type="dxa"/>
+              <w:right w:w="30" w:type="dxa"/>
+            </w:tcMar>
+            <w:vAlign w:val="center"/>
+          </w:tcPr>
+          <w:p>
+            <w:pPr>
+              <w:spacing w:after="0" w:line="240" w:lineRule="auto"/>
+              <w:jc w:val="center"/>
+            </w:pPr>
+          </w:p>
+        </w:tc>
+        <w:tc>
+          <w:tcPr>
+            <w:tcW w:w="648" w:type="dxa"/>
+            <w:shd w:val="clear" w:color="auto" w:fill="F2F4F6"/>
+            <w:tcMar>
+              <w:top w:w="35" w:type="dxa"/>
+              <w:left w:w="30" w:type="dxa"/>
+              <w:bottom w:w="35" w:type="dxa"/>
+              <w:right w:w="30" w:type="dxa"/>
+            </w:tcMar>
+            <w:vAlign w:val="center"/>
+          </w:tcPr>
+          <w:p>
+            <w:pPr>
+              <w:spacing w:after="0" w:line="240" w:lineRule="auto"/>
+              <w:jc w:val="center"/>
+            </w:pPr>
+          </w:p>
+        </w:tc>
+        <w:tc>
+          <w:tcPr>
+            <w:tcW w:w="648" w:type="dxa"/>
+            <w:shd w:val="clear" w:color="auto" w:fill="5B87A4"/>
+            <w:tcMar>
+              <w:top w:w="35" w:type="dxa"/>
+              <w:left w:w="30" w:type="dxa"/>
+              <w:bottom w:w="35" w:type="dxa"/>
+              <w:right w:w="30" w:type="dxa"/>
+            </w:tcMar>
+            <w:vAlign w:val="center"/>
+          </w:tcPr>
+          <w:p>
+            <w:pPr>
+              <w:spacing w:after="0" w:line="240" w:lineRule="auto"/>
+              <w:jc w:val="center"/>
             </w:pPr>
             <w:r>
               <w:rPr>
                 <w:b/>
-                <w:sz w:val="16"/>
-              </w:rPr>
-              <w:t>WP8</w:t>
-            </w:r>
-          </w:p>
-        </w:tc>
-        <w:tc>
-          <w:tcPr>
-            <w:tcW w:w="2160" w:type="dxa"/>
-            <w:shd w:val="clear" w:color="auto" w:fill="F6F8FA"/>
-            <w:tcMar>
-              <w:top w:w="70" w:type="dxa"/>
-              <w:left w:w="85" w:type="dxa"/>
-              <w:bottom w:w="70" w:type="dxa"/>
-              <w:right w:w="85" w:type="dxa"/>
+                <w:color w:val="FFFFFF"/>
+                <w:sz w:val="14"/>
+              </w:rPr>
+              <w:t>X</w:t>
+            </w:r>
+          </w:p>
+        </w:tc>
+        <w:tc>
+          <w:tcPr>
+            <w:tcW w:w="648" w:type="dxa"/>
+            <w:shd w:val="clear" w:color="auto" w:fill="5B87A4"/>
+            <w:tcMar>
+              <w:top w:w="35" w:type="dxa"/>
+              <w:left w:w="30" w:type="dxa"/>
+              <w:bottom w:w="35" w:type="dxa"/>
+              <w:right w:w="30" w:type="dxa"/>
             </w:tcMar>
             <w:vAlign w:val="center"/>
           </w:tcPr>
@@ -10554,97 +10945,37 @@
             <w:pPr>
               <w:spacing w:after="0" w:line="240" w:lineRule="auto"/>
               <w:jc w:val="center"/>
-              <w:rPr>
-                <w:rFonts w:hint="eastAsia"/>
-              </w:rPr>
-            </w:pPr>
-            <w:r>
-              <w:rPr>
-                <w:sz w:val="16"/>
-              </w:rPr>
-              <w:t>WP1-WP7 evidence</w:t>
-            </w:r>
-          </w:p>
-        </w:tc>
-        <w:tc>
-          <w:tcPr>
-            <w:tcW w:w="3384" w:type="dxa"/>
-            <w:shd w:val="clear" w:color="auto" w:fill="F6F8FA"/>
-            <w:tcMar>
-              <w:top w:w="70" w:type="dxa"/>
-              <w:left w:w="85" w:type="dxa"/>
-              <w:bottom w:w="70" w:type="dxa"/>
-              <w:right w:w="85" w:type="dxa"/>
-            </w:tcMar>
-            <w:vAlign w:val="center"/>
-          </w:tcPr>
-          <w:p>
-            <w:pPr>
-              <w:spacing w:after="0" w:line="240" w:lineRule="auto"/>
-              <w:jc w:val="center"/>
-              <w:rPr>
-                <w:rFonts w:hint="eastAsia"/>
-              </w:rPr>
-            </w:pPr>
-            <w:r>
-              <w:rPr>
-                <w:sz w:val="16"/>
-              </w:rPr>
-              <w:t>Review Agent and human review</w:t>
-            </w:r>
-          </w:p>
-        </w:tc>
-        <w:tc>
-          <w:tcPr>
-            <w:tcW w:w="1800" w:type="dxa"/>
-            <w:shd w:val="clear" w:color="auto" w:fill="F6F8FA"/>
-            <w:tcMar>
-              <w:top w:w="70" w:type="dxa"/>
-              <w:left w:w="85" w:type="dxa"/>
-              <w:bottom w:w="70" w:type="dxa"/>
-              <w:right w:w="85" w:type="dxa"/>
-            </w:tcMar>
-            <w:vAlign w:val="center"/>
-          </w:tcPr>
-          <w:p>
-            <w:pPr>
-              <w:spacing w:after="0" w:line="240" w:lineRule="auto"/>
-              <w:jc w:val="center"/>
-              <w:rPr>
-                <w:rFonts w:hint="eastAsia"/>
-              </w:rPr>
-            </w:pPr>
-            <w:r>
-              <w:rPr>
-                <w:sz w:val="16"/>
-              </w:rPr>
-              <w:t>-</w:t>
-            </w:r>
-          </w:p>
-        </w:tc>
-        <w:tc>
-          <w:tcPr>
-            <w:tcW w:w="2088" w:type="dxa"/>
-            <w:shd w:val="clear" w:color="auto" w:fill="F6F8FA"/>
-            <w:tcMar>
-              <w:top w:w="70" w:type="dxa"/>
-              <w:left w:w="85" w:type="dxa"/>
-              <w:bottom w:w="70" w:type="dxa"/>
-              <w:right w:w="85" w:type="dxa"/>
-            </w:tcMar>
-            <w:vAlign w:val="center"/>
-          </w:tcPr>
-          <w:p>
-            <w:pPr>
-              <w:spacing w:after="0" w:line="240" w:lineRule="auto"/>
-              <w:jc w:val="center"/>
-              <w:rPr>
-                <w:rFonts w:hint="eastAsia"/>
-              </w:rPr>
-            </w:pPr>
-            <w:r>
-              <w:rPr>
-                <w:sz w:val="16"/>
+            </w:pPr>
+            <w:r>
+              <w:rPr>
+                <w:b/>
+                <w:color w:val="FFFFFF"/>
+                <w:sz w:val="14"/>
+              </w:rPr>
+              <w:t>X</w:t>
+            </w:r>
+          </w:p>
+        </w:tc>
+        <w:tc>
+          <w:tcPr>
+            <w:tcW w:w="1742" w:type="dxa"/>
+            <w:shd w:val="clear" w:color="auto" w:fill="F2F4F6"/>
+            <w:tcMar>
+              <w:top w:w="35" w:type="dxa"/>
+              <w:left w:w="30" w:type="dxa"/>
+              <w:bottom w:w="35" w:type="dxa"/>
+              <w:right w:w="30" w:type="dxa"/>
+            </w:tcMar>
+            <w:vAlign w:val="center"/>
+          </w:tcPr>
+          <w:p>
+            <w:pPr>
+              <w:spacing w:after="0" w:line="240" w:lineRule="auto"/>
+            </w:pPr>
+            <w:r>
+              <w:rPr>
+                <w:color w:val="1F2D3D"/>
+                <w:sz w:val="13"/>
               </w:rPr>
               <w:t>Critical findings closed</w:t>
             </w:r>
@@ -10671,9 +11002,6 @@
     <w:p>
       <w:pPr>
         <w:jc w:val="both"/>
-        <w:rPr>
-          <w:rFonts w:hint="eastAsia"/>
-        </w:rPr>
       </w:pPr>
       <w:r>
         <w:t>The project uses Agile iteration inside each work package. Accepted outputs act as stage gates: data package, metric policy, frozen model, test report, and final review. A change to an accepted upstream output requires the affected downstream checks to run again. This keeps experiments flexible while preserving the evidence used for acceptance.</w:t>
@@ -10690,9 +11018,6 @@
     <w:p>
       <w:pPr>
         <w:jc w:val="both"/>
-        <w:rPr>
-          <w:rFonts w:hint="eastAsia"/>
-        </w:rPr>
       </w:pPr>
       <w:r>
         <w:t>DermaMNIST is small enough for repeated experiments on standard deep-learning hardware [1]. The model set and agent tool sets are intentionally limited so that implementation effort stays focused on data quality, reproducibility, integration, and review.</w:t>
@@ -10740,9 +11065,6 @@
           <w:p>
             <w:pPr>
               <w:spacing w:after="0"/>
-              <w:rPr>
-                <w:rFonts w:hint="eastAsia"/>
-              </w:rPr>
             </w:pPr>
             <w:r>
               <w:rPr>
@@ -10769,9 +11091,6 @@
           <w:p>
             <w:pPr>
               <w:spacing w:after="0"/>
-              <w:rPr>
-                <w:rFonts w:hint="eastAsia"/>
-              </w:rPr>
             </w:pPr>
             <w:r>
               <w:rPr>
@@ -10798,9 +11117,6 @@
           <w:p>
             <w:pPr>
               <w:spacing w:after="0"/>
-              <w:rPr>
-                <w:rFonts w:hint="eastAsia"/>
-              </w:rPr>
             </w:pPr>
             <w:r>
               <w:rPr>
@@ -10832,9 +11148,6 @@
           <w:p>
             <w:pPr>
               <w:spacing w:after="0" w:line="240" w:lineRule="auto"/>
-              <w:rPr>
-                <w:rFonts w:hint="eastAsia"/>
-              </w:rPr>
             </w:pPr>
             <w:r>
               <w:rPr>
@@ -10859,9 +11172,6 @@
           <w:p>
             <w:pPr>
               <w:spacing w:after="0" w:line="240" w:lineRule="auto"/>
-              <w:rPr>
-                <w:rFonts w:hint="eastAsia"/>
-              </w:rPr>
             </w:pPr>
             <w:r>
               <w:rPr>
@@ -10885,9 +11195,6 @@
           <w:p>
             <w:pPr>
               <w:spacing w:after="0" w:line="240" w:lineRule="auto"/>
-              <w:rPr>
-                <w:rFonts w:hint="eastAsia"/>
-              </w:rPr>
             </w:pPr>
             <w:r>
               <w:rPr>
@@ -10918,9 +11225,6 @@
           <w:p>
             <w:pPr>
               <w:spacing w:after="0" w:line="240" w:lineRule="auto"/>
-              <w:rPr>
-                <w:rFonts w:hint="eastAsia"/>
-              </w:rPr>
             </w:pPr>
             <w:r>
               <w:rPr>
@@ -10946,9 +11250,6 @@
           <w:p>
             <w:pPr>
               <w:spacing w:after="0" w:line="240" w:lineRule="auto"/>
-              <w:rPr>
-                <w:rFonts w:hint="eastAsia"/>
-              </w:rPr>
             </w:pPr>
             <w:r>
               <w:rPr>
@@ -10973,9 +11274,6 @@
           <w:p>
             <w:pPr>
               <w:spacing w:after="0" w:line="240" w:lineRule="auto"/>
-              <w:rPr>
-                <w:rFonts w:hint="eastAsia"/>
-              </w:rPr>
             </w:pPr>
             <w:r>
               <w:rPr>
@@ -11005,9 +11303,6 @@
           <w:p>
             <w:pPr>
               <w:spacing w:after="0" w:line="240" w:lineRule="auto"/>
-              <w:rPr>
-                <w:rFonts w:hint="eastAsia"/>
-              </w:rPr>
             </w:pPr>
             <w:r>
               <w:rPr>
@@ -11032,9 +11327,6 @@
           <w:p>
             <w:pPr>
               <w:spacing w:after="0" w:line="240" w:lineRule="auto"/>
-              <w:rPr>
-                <w:rFonts w:hint="eastAsia"/>
-              </w:rPr>
             </w:pPr>
             <w:r>
               <w:rPr>
@@ -11058,9 +11350,6 @@
           <w:p>
             <w:pPr>
               <w:spacing w:after="0" w:line="240" w:lineRule="auto"/>
-              <w:rPr>
-                <w:rFonts w:hint="eastAsia"/>
-              </w:rPr>
             </w:pPr>
             <w:r>
               <w:rPr>
@@ -11091,9 +11380,6 @@
           <w:p>
             <w:pPr>
               <w:spacing w:after="0" w:line="240" w:lineRule="auto"/>
-              <w:rPr>
-                <w:rFonts w:hint="eastAsia"/>
-              </w:rPr>
             </w:pPr>
             <w:r>
               <w:rPr>
@@ -11119,9 +11405,6 @@
           <w:p>
             <w:pPr>
               <w:spacing w:after="0" w:line="240" w:lineRule="auto"/>
-              <w:rPr>
-                <w:rFonts w:hint="eastAsia"/>
-              </w:rPr>
             </w:pPr>
             <w:r>
               <w:rPr>
@@ -11146,9 +11429,6 @@
           <w:p>
             <w:pPr>
               <w:spacing w:after="0" w:line="240" w:lineRule="auto"/>
-              <w:rPr>
-                <w:rFonts w:hint="eastAsia"/>
-              </w:rPr>
             </w:pPr>
             <w:r>
               <w:rPr>
@@ -11178,9 +11458,6 @@
           <w:p>
             <w:pPr>
               <w:spacing w:after="0" w:line="240" w:lineRule="auto"/>
-              <w:rPr>
-                <w:rFonts w:hint="eastAsia"/>
-              </w:rPr>
             </w:pPr>
             <w:r>
               <w:rPr>
@@ -11205,9 +11482,6 @@
           <w:p>
             <w:pPr>
               <w:spacing w:after="0" w:line="240" w:lineRule="auto"/>
-              <w:rPr>
-                <w:rFonts w:hint="eastAsia"/>
-              </w:rPr>
             </w:pPr>
             <w:r>
               <w:rPr>
@@ -11231,9 +11505,6 @@
           <w:p>
             <w:pPr>
               <w:spacing w:after="0" w:line="240" w:lineRule="auto"/>
-              <w:rPr>
-                <w:rFonts w:hint="eastAsia"/>
-              </w:rPr>
             </w:pPr>
             <w:r>
               <w:rPr>
@@ -11264,9 +11535,6 @@
           <w:p>
             <w:pPr>
               <w:spacing w:after="0" w:line="240" w:lineRule="auto"/>
-              <w:rPr>
-                <w:rFonts w:hint="eastAsia"/>
-              </w:rPr>
             </w:pPr>
             <w:r>
               <w:rPr>
@@ -11292,9 +11560,6 @@
           <w:p>
             <w:pPr>
               <w:spacing w:after="0" w:line="240" w:lineRule="auto"/>
-              <w:rPr>
-                <w:rFonts w:hint="eastAsia"/>
-              </w:rPr>
             </w:pPr>
             <w:r>
               <w:rPr>
@@ -11319,9 +11584,6 @@
           <w:p>
             <w:pPr>
               <w:spacing w:after="0" w:line="240" w:lineRule="auto"/>
-              <w:rPr>
-                <w:rFonts w:hint="eastAsia"/>
-              </w:rPr>
             </w:pPr>
             <w:r>
               <w:rPr>
@@ -11348,19 +11610,6 @@
       <w:r>
         <w:t>The project is complete when the system can reproduce the data setup, train and compare candidate models, freeze one model from validation evidence, run the isolated test, produce a cited explanation, and pass independent review. The selected model must be reproducible and competitive with the project baseline without hiding weak minority-class behavior.</w:t>
       </w:r>
-    </w:p>
-    <w:p>
-      <w:pPr>
-        <w:jc w:val="both"/>
-      </w:pPr>
-    </w:p>
-    <w:p>
-      <w:pPr>
-        <w:jc w:val="both"/>
-        <w:rPr>
-          <w:rFonts w:hint="eastAsia"/>
-        </w:rPr>
-      </w:pPr>
     </w:p>
     <w:tbl>
       <w:tblPr>
@@ -11405,9 +11654,6 @@
             <w:pPr>
               <w:spacing w:after="0"/>
               <w:jc w:val="center"/>
-              <w:rPr>
-                <w:rFonts w:hint="eastAsia"/>
-              </w:rPr>
             </w:pPr>
             <w:r>
               <w:rPr>
@@ -11434,9 +11680,6 @@
           <w:p>
             <w:pPr>
               <w:spacing w:after="0"/>
-              <w:rPr>
-                <w:rFonts w:hint="eastAsia"/>
-              </w:rPr>
             </w:pPr>
             <w:r>
               <w:rPr>
@@ -11463,9 +11706,6 @@
           <w:p>
             <w:pPr>
               <w:spacing w:after="0"/>
-              <w:rPr>
-                <w:rFonts w:hint="eastAsia"/>
-              </w:rPr>
             </w:pPr>
             <w:r>
               <w:rPr>
@@ -11498,9 +11738,6 @@
             <w:pPr>
               <w:spacing w:after="0" w:line="240" w:lineRule="auto"/>
               <w:jc w:val="center"/>
-              <w:rPr>
-                <w:rFonts w:hint="eastAsia"/>
-              </w:rPr>
             </w:pPr>
             <w:r>
               <w:rPr>
@@ -11525,9 +11762,6 @@
           <w:p>
             <w:pPr>
               <w:spacing w:after="0" w:line="240" w:lineRule="auto"/>
-              <w:rPr>
-                <w:rFonts w:hint="eastAsia"/>
-              </w:rPr>
             </w:pPr>
             <w:r>
               <w:rPr>
@@ -11551,9 +11785,6 @@
           <w:p>
             <w:pPr>
               <w:spacing w:after="0" w:line="240" w:lineRule="auto"/>
-              <w:rPr>
-                <w:rFonts w:hint="eastAsia"/>
-              </w:rPr>
             </w:pPr>
             <w:r>
               <w:rPr>
@@ -11585,9 +11816,6 @@
             <w:pPr>
               <w:spacing w:after="0" w:line="240" w:lineRule="auto"/>
               <w:jc w:val="center"/>
-              <w:rPr>
-                <w:rFonts w:hint="eastAsia"/>
-              </w:rPr>
             </w:pPr>
             <w:r>
               <w:rPr>
@@ -11613,9 +11841,6 @@
           <w:p>
             <w:pPr>
               <w:spacing w:after="0" w:line="240" w:lineRule="auto"/>
-              <w:rPr>
-                <w:rFonts w:hint="eastAsia"/>
-              </w:rPr>
             </w:pPr>
             <w:r>
               <w:rPr>
@@ -11640,9 +11865,6 @@
           <w:p>
             <w:pPr>
               <w:spacing w:after="0" w:line="240" w:lineRule="auto"/>
-              <w:rPr>
-                <w:rFonts w:hint="eastAsia"/>
-              </w:rPr>
             </w:pPr>
             <w:r>
               <w:rPr>
@@ -11673,16 +11895,12 @@
             <w:pPr>
               <w:spacing w:after="0" w:line="240" w:lineRule="auto"/>
               <w:jc w:val="center"/>
-              <w:rPr>
-                <w:rFonts w:hint="eastAsia"/>
-              </w:rPr>
             </w:pPr>
             <w:r>
               <w:rPr>
                 <w:b/>
                 <w:sz w:val="16"/>
               </w:rPr>
-              <w:lastRenderedPageBreak/>
               <w:t>D3</w:t>
             </w:r>
           </w:p>
@@ -11701,9 +11919,6 @@
           <w:p>
             <w:pPr>
               <w:spacing w:after="0" w:line="240" w:lineRule="auto"/>
-              <w:rPr>
-                <w:rFonts w:hint="eastAsia"/>
-              </w:rPr>
             </w:pPr>
             <w:r>
               <w:rPr>
@@ -11727,9 +11942,6 @@
           <w:p>
             <w:pPr>
               <w:spacing w:after="0" w:line="240" w:lineRule="auto"/>
-              <w:rPr>
-                <w:rFonts w:hint="eastAsia"/>
-              </w:rPr>
             </w:pPr>
             <w:r>
               <w:rPr>
@@ -11761,9 +11973,6 @@
             <w:pPr>
               <w:spacing w:after="0" w:line="240" w:lineRule="auto"/>
               <w:jc w:val="center"/>
-              <w:rPr>
-                <w:rFonts w:hint="eastAsia"/>
-              </w:rPr>
             </w:pPr>
             <w:r>
               <w:rPr>
@@ -11789,9 +11998,6 @@
           <w:p>
             <w:pPr>
               <w:spacing w:after="0" w:line="240" w:lineRule="auto"/>
-              <w:rPr>
-                <w:rFonts w:hint="eastAsia"/>
-              </w:rPr>
             </w:pPr>
             <w:r>
               <w:rPr>
@@ -11816,9 +12022,6 @@
           <w:p>
             <w:pPr>
               <w:spacing w:after="0" w:line="240" w:lineRule="auto"/>
-              <w:rPr>
-                <w:rFonts w:hint="eastAsia"/>
-              </w:rPr>
             </w:pPr>
             <w:r>
               <w:rPr>
@@ -11849,15 +12052,13 @@
             <w:pPr>
               <w:spacing w:after="0" w:line="240" w:lineRule="auto"/>
               <w:jc w:val="center"/>
-              <w:rPr>
-                <w:rFonts w:hint="eastAsia"/>
-              </w:rPr>
             </w:pPr>
             <w:r>
               <w:rPr>
                 <w:b/>
                 <w:sz w:val="16"/>
               </w:rPr>
+              <w:lastRenderedPageBreak/>
               <w:t>D5</w:t>
             </w:r>
           </w:p>
@@ -11876,9 +12077,6 @@
           <w:p>
             <w:pPr>
               <w:spacing w:after="0" w:line="240" w:lineRule="auto"/>
-              <w:rPr>
-                <w:rFonts w:hint="eastAsia"/>
-              </w:rPr>
             </w:pPr>
             <w:r>
               <w:rPr>
@@ -11902,9 +12100,6 @@
           <w:p>
             <w:pPr>
               <w:spacing w:after="0" w:line="240" w:lineRule="auto"/>
-              <w:rPr>
-                <w:rFonts w:hint="eastAsia"/>
-              </w:rPr>
             </w:pPr>
             <w:r>
               <w:rPr>
@@ -11936,9 +12131,6 @@
             <w:pPr>
               <w:spacing w:after="0" w:line="240" w:lineRule="auto"/>
               <w:jc w:val="center"/>
-              <w:rPr>
-                <w:rFonts w:hint="eastAsia"/>
-              </w:rPr>
             </w:pPr>
             <w:r>
               <w:rPr>
@@ -11964,9 +12156,6 @@
           <w:p>
             <w:pPr>
               <w:spacing w:after="0" w:line="240" w:lineRule="auto"/>
-              <w:rPr>
-                <w:rFonts w:hint="eastAsia"/>
-              </w:rPr>
             </w:pPr>
             <w:r>
               <w:rPr>
@@ -11991,9 +12180,6 @@
           <w:p>
             <w:pPr>
               <w:spacing w:after="0" w:line="240" w:lineRule="auto"/>
-              <w:rPr>
-                <w:rFonts w:hint="eastAsia"/>
-              </w:rPr>
             </w:pPr>
             <w:r>
               <w:rPr>
@@ -12024,9 +12210,6 @@
             <w:pPr>
               <w:spacing w:after="0" w:line="240" w:lineRule="auto"/>
               <w:jc w:val="center"/>
-              <w:rPr>
-                <w:rFonts w:hint="eastAsia"/>
-              </w:rPr>
             </w:pPr>
             <w:r>
               <w:rPr>
@@ -12051,9 +12234,6 @@
           <w:p>
             <w:pPr>
               <w:spacing w:after="0" w:line="240" w:lineRule="auto"/>
-              <w:rPr>
-                <w:rFonts w:hint="eastAsia"/>
-              </w:rPr>
             </w:pPr>
             <w:r>
               <w:rPr>
@@ -12077,9 +12257,6 @@
           <w:p>
             <w:pPr>
               <w:spacing w:after="0" w:line="240" w:lineRule="auto"/>
-              <w:rPr>
-                <w:rFonts w:hint="eastAsia"/>
-              </w:rPr>
             </w:pPr>
             <w:r>
               <w:rPr>
@@ -12111,9 +12288,6 @@
             <w:pPr>
               <w:spacing w:after="0" w:line="240" w:lineRule="auto"/>
               <w:jc w:val="center"/>
-              <w:rPr>
-                <w:rFonts w:hint="eastAsia"/>
-              </w:rPr>
             </w:pPr>
             <w:r>
               <w:rPr>
@@ -12139,9 +12313,6 @@
           <w:p>
             <w:pPr>
               <w:spacing w:after="0" w:line="240" w:lineRule="auto"/>
-              <w:rPr>
-                <w:rFonts w:hint="eastAsia"/>
-              </w:rPr>
             </w:pPr>
             <w:r>
               <w:rPr>
@@ -12166,9 +12337,6 @@
           <w:p>
             <w:pPr>
               <w:spacing w:after="0" w:line="240" w:lineRule="auto"/>
-              <w:rPr>
-                <w:rFonts w:hint="eastAsia"/>
-              </w:rPr>
             </w:pPr>
             <w:r>
               <w:rPr>
@@ -12183,9 +12351,6 @@
     <w:p>
       <w:pPr>
         <w:spacing w:before="240"/>
-        <w:rPr>
-          <w:rFonts w:hint="eastAsia"/>
-        </w:rPr>
       </w:pPr>
       <w:r>
         <w:rPr>
@@ -12207,11 +12372,6 @@
       </w:r>
     </w:p>
     <w:p>
-      <w:pPr>
-        <w:rPr>
-          <w:rFonts w:hint="eastAsia"/>
-        </w:rPr>
-      </w:pPr>
       <w:r>
         <w:t>Risks are tied to observable triggers and an owner so that corrective action is clear.</w:t>
       </w:r>
@@ -12262,9 +12422,6 @@
             <w:pPr>
               <w:spacing w:after="0"/>
               <w:jc w:val="center"/>
-              <w:rPr>
-                <w:rFonts w:hint="eastAsia"/>
-              </w:rPr>
             </w:pPr>
             <w:r>
               <w:rPr>
@@ -12291,9 +12448,6 @@
           <w:p>
             <w:pPr>
               <w:spacing w:after="0"/>
-              <w:rPr>
-                <w:rFonts w:hint="eastAsia"/>
-              </w:rPr>
             </w:pPr>
             <w:r>
               <w:rPr>
@@ -12321,9 +12475,6 @@
             <w:pPr>
               <w:spacing w:after="0"/>
               <w:jc w:val="center"/>
-              <w:rPr>
-                <w:rFonts w:hint="eastAsia"/>
-              </w:rPr>
             </w:pPr>
             <w:r>
               <w:rPr>
@@ -12350,9 +12501,6 @@
           <w:p>
             <w:pPr>
               <w:spacing w:after="0"/>
-              <w:rPr>
-                <w:rFonts w:hint="eastAsia"/>
-              </w:rPr>
             </w:pPr>
             <w:r>
               <w:rPr>
@@ -12379,9 +12527,6 @@
           <w:p>
             <w:pPr>
               <w:spacing w:after="0"/>
-              <w:rPr>
-                <w:rFonts w:hint="eastAsia"/>
-              </w:rPr>
             </w:pPr>
             <w:r>
               <w:rPr>
@@ -12409,9 +12554,6 @@
             <w:pPr>
               <w:spacing w:after="0"/>
               <w:jc w:val="center"/>
-              <w:rPr>
-                <w:rFonts w:hint="eastAsia"/>
-              </w:rPr>
             </w:pPr>
             <w:r>
               <w:rPr>
@@ -12444,9 +12586,6 @@
             <w:pPr>
               <w:spacing w:after="0" w:line="240" w:lineRule="auto"/>
               <w:jc w:val="center"/>
-              <w:rPr>
-                <w:rFonts w:hint="eastAsia"/>
-              </w:rPr>
             </w:pPr>
             <w:r>
               <w:rPr>
@@ -12471,9 +12610,6 @@
           <w:p>
             <w:pPr>
               <w:spacing w:after="0" w:line="240" w:lineRule="auto"/>
-              <w:rPr>
-                <w:rFonts w:hint="eastAsia"/>
-              </w:rPr>
             </w:pPr>
             <w:r>
               <w:rPr>
@@ -12498,9 +12634,6 @@
             <w:pPr>
               <w:spacing w:after="0" w:line="240" w:lineRule="auto"/>
               <w:jc w:val="center"/>
-              <w:rPr>
-                <w:rFonts w:hint="eastAsia"/>
-              </w:rPr>
             </w:pPr>
             <w:r>
               <w:rPr>
@@ -12524,9 +12657,6 @@
           <w:p>
             <w:pPr>
               <w:spacing w:after="0" w:line="240" w:lineRule="auto"/>
-              <w:rPr>
-                <w:rFonts w:hint="eastAsia"/>
-              </w:rPr>
             </w:pPr>
             <w:r>
               <w:rPr>
@@ -12550,9 +12680,6 @@
           <w:p>
             <w:pPr>
               <w:spacing w:after="0" w:line="240" w:lineRule="auto"/>
-              <w:rPr>
-                <w:rFonts w:hint="eastAsia"/>
-              </w:rPr>
             </w:pPr>
             <w:r>
               <w:rPr>
@@ -12577,9 +12704,6 @@
             <w:pPr>
               <w:spacing w:after="0" w:line="240" w:lineRule="auto"/>
               <w:jc w:val="center"/>
-              <w:rPr>
-                <w:rFonts w:hint="eastAsia"/>
-              </w:rPr>
             </w:pPr>
             <w:r>
               <w:rPr>
@@ -12611,9 +12735,6 @@
             <w:pPr>
               <w:spacing w:after="0" w:line="240" w:lineRule="auto"/>
               <w:jc w:val="center"/>
-              <w:rPr>
-                <w:rFonts w:hint="eastAsia"/>
-              </w:rPr>
             </w:pPr>
             <w:r>
               <w:rPr>
@@ -12639,9 +12760,6 @@
           <w:p>
             <w:pPr>
               <w:spacing w:after="0" w:line="240" w:lineRule="auto"/>
-              <w:rPr>
-                <w:rFonts w:hint="eastAsia"/>
-              </w:rPr>
             </w:pPr>
             <w:r>
               <w:rPr>
@@ -12667,9 +12785,6 @@
             <w:pPr>
               <w:spacing w:after="0" w:line="240" w:lineRule="auto"/>
               <w:jc w:val="center"/>
-              <w:rPr>
-                <w:rFonts w:hint="eastAsia"/>
-              </w:rPr>
             </w:pPr>
             <w:r>
               <w:rPr>
@@ -12694,9 +12809,6 @@
           <w:p>
             <w:pPr>
               <w:spacing w:after="0" w:line="240" w:lineRule="auto"/>
-              <w:rPr>
-                <w:rFonts w:hint="eastAsia"/>
-              </w:rPr>
             </w:pPr>
             <w:r>
               <w:rPr>
@@ -12721,9 +12833,6 @@
           <w:p>
             <w:pPr>
               <w:spacing w:after="0" w:line="240" w:lineRule="auto"/>
-              <w:rPr>
-                <w:rFonts w:hint="eastAsia"/>
-              </w:rPr>
             </w:pPr>
             <w:r>
               <w:rPr>
@@ -12749,9 +12858,6 @@
             <w:pPr>
               <w:spacing w:after="0" w:line="240" w:lineRule="auto"/>
               <w:jc w:val="center"/>
-              <w:rPr>
-                <w:rFonts w:hint="eastAsia"/>
-              </w:rPr>
             </w:pPr>
             <w:r>
               <w:rPr>
@@ -12782,9 +12888,6 @@
             <w:pPr>
               <w:spacing w:after="0" w:line="240" w:lineRule="auto"/>
               <w:jc w:val="center"/>
-              <w:rPr>
-                <w:rFonts w:hint="eastAsia"/>
-              </w:rPr>
             </w:pPr>
             <w:r>
               <w:rPr>
@@ -12809,9 +12912,6 @@
           <w:p>
             <w:pPr>
               <w:spacing w:after="0" w:line="240" w:lineRule="auto"/>
-              <w:rPr>
-                <w:rFonts w:hint="eastAsia"/>
-              </w:rPr>
             </w:pPr>
             <w:r>
               <w:rPr>
@@ -12836,9 +12936,6 @@
             <w:pPr>
               <w:spacing w:after="0" w:line="240" w:lineRule="auto"/>
               <w:jc w:val="center"/>
-              <w:rPr>
-                <w:rFonts w:hint="eastAsia"/>
-              </w:rPr>
             </w:pPr>
             <w:r>
               <w:rPr>
@@ -12862,9 +12959,6 @@
           <w:p>
             <w:pPr>
               <w:spacing w:after="0" w:line="240" w:lineRule="auto"/>
-              <w:rPr>
-                <w:rFonts w:hint="eastAsia"/>
-              </w:rPr>
             </w:pPr>
             <w:r>
               <w:rPr>
@@ -12888,9 +12982,6 @@
           <w:p>
             <w:pPr>
               <w:spacing w:after="0" w:line="240" w:lineRule="auto"/>
-              <w:rPr>
-                <w:rFonts w:hint="eastAsia"/>
-              </w:rPr>
             </w:pPr>
             <w:r>
               <w:rPr>
@@ -12915,9 +13006,6 @@
             <w:pPr>
               <w:spacing w:after="0" w:line="240" w:lineRule="auto"/>
               <w:jc w:val="center"/>
-              <w:rPr>
-                <w:rFonts w:hint="eastAsia"/>
-              </w:rPr>
             </w:pPr>
             <w:r>
               <w:rPr>
@@ -12949,9 +13037,6 @@
             <w:pPr>
               <w:spacing w:after="0" w:line="240" w:lineRule="auto"/>
               <w:jc w:val="center"/>
-              <w:rPr>
-                <w:rFonts w:hint="eastAsia"/>
-              </w:rPr>
             </w:pPr>
             <w:r>
               <w:rPr>
@@ -12977,9 +13062,6 @@
           <w:p>
             <w:pPr>
               <w:spacing w:after="0" w:line="240" w:lineRule="auto"/>
-              <w:rPr>
-                <w:rFonts w:hint="eastAsia"/>
-              </w:rPr>
             </w:pPr>
             <w:r>
               <w:rPr>
@@ -13005,9 +13087,6 @@
             <w:pPr>
               <w:spacing w:after="0" w:line="240" w:lineRule="auto"/>
               <w:jc w:val="center"/>
-              <w:rPr>
-                <w:rFonts w:hint="eastAsia"/>
-              </w:rPr>
             </w:pPr>
             <w:r>
               <w:rPr>
@@ -13032,9 +13111,6 @@
           <w:p>
             <w:pPr>
               <w:spacing w:after="0" w:line="240" w:lineRule="auto"/>
-              <w:rPr>
-                <w:rFonts w:hint="eastAsia"/>
-              </w:rPr>
             </w:pPr>
             <w:r>
               <w:rPr>
@@ -13059,9 +13135,6 @@
           <w:p>
             <w:pPr>
               <w:spacing w:after="0" w:line="240" w:lineRule="auto"/>
-              <w:rPr>
-                <w:rFonts w:hint="eastAsia"/>
-              </w:rPr>
             </w:pPr>
             <w:r>
               <w:rPr>
@@ -13087,9 +13160,6 @@
             <w:pPr>
               <w:spacing w:after="0" w:line="240" w:lineRule="auto"/>
               <w:jc w:val="center"/>
-              <w:rPr>
-                <w:rFonts w:hint="eastAsia"/>
-              </w:rPr>
             </w:pPr>
             <w:r>
               <w:rPr>
@@ -13120,9 +13190,6 @@
             <w:pPr>
               <w:spacing w:after="0" w:line="240" w:lineRule="auto"/>
               <w:jc w:val="center"/>
-              <w:rPr>
-                <w:rFonts w:hint="eastAsia"/>
-              </w:rPr>
             </w:pPr>
             <w:r>
               <w:rPr>
@@ -13147,9 +13214,6 @@
           <w:p>
             <w:pPr>
               <w:spacing w:after="0" w:line="240" w:lineRule="auto"/>
-              <w:rPr>
-                <w:rFonts w:hint="eastAsia"/>
-              </w:rPr>
             </w:pPr>
             <w:r>
               <w:rPr>
@@ -13174,9 +13238,6 @@
             <w:pPr>
               <w:spacing w:after="0" w:line="240" w:lineRule="auto"/>
               <w:jc w:val="center"/>
-              <w:rPr>
-                <w:rFonts w:hint="eastAsia"/>
-              </w:rPr>
             </w:pPr>
             <w:r>
               <w:rPr>
@@ -13200,9 +13261,6 @@
           <w:p>
             <w:pPr>
               <w:spacing w:after="0" w:line="240" w:lineRule="auto"/>
-              <w:rPr>
-                <w:rFonts w:hint="eastAsia"/>
-              </w:rPr>
             </w:pPr>
             <w:r>
               <w:rPr>
@@ -13226,9 +13284,6 @@
           <w:p>
             <w:pPr>
               <w:spacing w:after="0" w:line="240" w:lineRule="auto"/>
-              <w:rPr>
-                <w:rFonts w:hint="eastAsia"/>
-              </w:rPr>
             </w:pPr>
             <w:r>
               <w:rPr>
@@ -13253,9 +13308,6 @@
             <w:pPr>
               <w:spacing w:after="0" w:line="240" w:lineRule="auto"/>
               <w:jc w:val="center"/>
-              <w:rPr>
-                <w:rFonts w:hint="eastAsia"/>
-              </w:rPr>
             </w:pPr>
             <w:r>
               <w:rPr>
@@ -13287,9 +13339,6 @@
             <w:pPr>
               <w:spacing w:after="0" w:line="240" w:lineRule="auto"/>
               <w:jc w:val="center"/>
-              <w:rPr>
-                <w:rFonts w:hint="eastAsia"/>
-              </w:rPr>
             </w:pPr>
             <w:r>
               <w:rPr>
@@ -13315,9 +13364,6 @@
           <w:p>
             <w:pPr>
               <w:spacing w:after="0" w:line="240" w:lineRule="auto"/>
-              <w:rPr>
-                <w:rFonts w:hint="eastAsia"/>
-              </w:rPr>
             </w:pPr>
             <w:r>
               <w:rPr>
@@ -13343,9 +13389,6 @@
             <w:pPr>
               <w:spacing w:after="0" w:line="240" w:lineRule="auto"/>
               <w:jc w:val="center"/>
-              <w:rPr>
-                <w:rFonts w:hint="eastAsia"/>
-              </w:rPr>
             </w:pPr>
             <w:r>
               <w:rPr>
@@ -13370,9 +13413,6 @@
           <w:p>
             <w:pPr>
               <w:spacing w:after="0" w:line="240" w:lineRule="auto"/>
-              <w:rPr>
-                <w:rFonts w:hint="eastAsia"/>
-              </w:rPr>
             </w:pPr>
             <w:r>
               <w:rPr>
@@ -13397,9 +13437,6 @@
           <w:p>
             <w:pPr>
               <w:spacing w:after="0" w:line="240" w:lineRule="auto"/>
-              <w:rPr>
-                <w:rFonts w:hint="eastAsia"/>
-              </w:rPr>
             </w:pPr>
             <w:r>
               <w:rPr>
@@ -13425,9 +13462,6 @@
             <w:pPr>
               <w:spacing w:after="0" w:line="240" w:lineRule="auto"/>
               <w:jc w:val="center"/>
-              <w:rPr>
-                <w:rFonts w:hint="eastAsia"/>
-              </w:rPr>
             </w:pPr>
             <w:r>
               <w:rPr>
@@ -13458,9 +13492,6 @@
             <w:pPr>
               <w:spacing w:after="0" w:line="240" w:lineRule="auto"/>
               <w:jc w:val="center"/>
-              <w:rPr>
-                <w:rFonts w:hint="eastAsia"/>
-              </w:rPr>
             </w:pPr>
             <w:r>
               <w:rPr>
@@ -13485,9 +13516,6 @@
           <w:p>
             <w:pPr>
               <w:spacing w:after="0" w:line="240" w:lineRule="auto"/>
-              <w:rPr>
-                <w:rFonts w:hint="eastAsia"/>
-              </w:rPr>
             </w:pPr>
             <w:r>
               <w:rPr>
@@ -13512,9 +13540,6 @@
             <w:pPr>
               <w:spacing w:after="0" w:line="240" w:lineRule="auto"/>
               <w:jc w:val="center"/>
-              <w:rPr>
-                <w:rFonts w:hint="eastAsia"/>
-              </w:rPr>
             </w:pPr>
             <w:r>
               <w:rPr>
@@ -13538,9 +13563,6 @@
           <w:p>
             <w:pPr>
               <w:spacing w:after="0" w:line="240" w:lineRule="auto"/>
-              <w:rPr>
-                <w:rFonts w:hint="eastAsia"/>
-              </w:rPr>
             </w:pPr>
             <w:r>
               <w:rPr>
@@ -13564,9 +13586,6 @@
           <w:p>
             <w:pPr>
               <w:spacing w:after="0" w:line="240" w:lineRule="auto"/>
-              <w:rPr>
-                <w:rFonts w:hint="eastAsia"/>
-              </w:rPr>
             </w:pPr>
             <w:r>
               <w:rPr>
@@ -13591,9 +13610,6 @@
             <w:pPr>
               <w:spacing w:after="0" w:line="240" w:lineRule="auto"/>
               <w:jc w:val="center"/>
-              <w:rPr>
-                <w:rFonts w:hint="eastAsia"/>
-              </w:rPr>
             </w:pPr>
             <w:r>
               <w:rPr>
@@ -13625,9 +13641,6 @@
             <w:pPr>
               <w:spacing w:after="0" w:line="240" w:lineRule="auto"/>
               <w:jc w:val="center"/>
-              <w:rPr>
-                <w:rFonts w:hint="eastAsia"/>
-              </w:rPr>
             </w:pPr>
             <w:r>
               <w:rPr>
@@ -13653,9 +13666,6 @@
           <w:p>
             <w:pPr>
               <w:spacing w:after="0" w:line="240" w:lineRule="auto"/>
-              <w:rPr>
-                <w:rFonts w:hint="eastAsia"/>
-              </w:rPr>
             </w:pPr>
             <w:r>
               <w:rPr>
@@ -13681,9 +13691,6 @@
             <w:pPr>
               <w:spacing w:after="0" w:line="240" w:lineRule="auto"/>
               <w:jc w:val="center"/>
-              <w:rPr>
-                <w:rFonts w:hint="eastAsia"/>
-              </w:rPr>
             </w:pPr>
             <w:r>
               <w:rPr>
@@ -13708,9 +13715,6 @@
           <w:p>
             <w:pPr>
               <w:spacing w:after="0" w:line="240" w:lineRule="auto"/>
-              <w:rPr>
-                <w:rFonts w:hint="eastAsia"/>
-              </w:rPr>
             </w:pPr>
             <w:r>
               <w:rPr>
@@ -13735,9 +13739,6 @@
           <w:p>
             <w:pPr>
               <w:spacing w:after="0" w:line="240" w:lineRule="auto"/>
-              <w:rPr>
-                <w:rFonts w:hint="eastAsia"/>
-              </w:rPr>
             </w:pPr>
             <w:r>
               <w:rPr>
@@ -13763,9 +13764,6 @@
             <w:pPr>
               <w:spacing w:after="0" w:line="240" w:lineRule="auto"/>
               <w:jc w:val="center"/>
-              <w:rPr>
-                <w:rFonts w:hint="eastAsia"/>
-              </w:rPr>
             </w:pPr>
             <w:r>
               <w:rPr>
@@ -13796,9 +13794,6 @@
             <w:pPr>
               <w:spacing w:after="0" w:line="240" w:lineRule="auto"/>
               <w:jc w:val="center"/>
-              <w:rPr>
-                <w:rFonts w:hint="eastAsia"/>
-              </w:rPr>
             </w:pPr>
             <w:r>
               <w:rPr>
@@ -13823,9 +13818,6 @@
           <w:p>
             <w:pPr>
               <w:spacing w:after="0" w:line="240" w:lineRule="auto"/>
-              <w:rPr>
-                <w:rFonts w:hint="eastAsia"/>
-              </w:rPr>
             </w:pPr>
             <w:r>
               <w:rPr>
@@ -13850,9 +13842,6 @@
             <w:pPr>
               <w:spacing w:after="0" w:line="240" w:lineRule="auto"/>
               <w:jc w:val="center"/>
-              <w:rPr>
-                <w:rFonts w:hint="eastAsia"/>
-              </w:rPr>
             </w:pPr>
             <w:r>
               <w:rPr>
@@ -13876,9 +13865,6 @@
           <w:p>
             <w:pPr>
               <w:spacing w:after="0" w:line="240" w:lineRule="auto"/>
-              <w:rPr>
-                <w:rFonts w:hint="eastAsia"/>
-              </w:rPr>
             </w:pPr>
             <w:r>
               <w:rPr>
@@ -13902,9 +13888,6 @@
           <w:p>
             <w:pPr>
               <w:spacing w:after="0" w:line="240" w:lineRule="auto"/>
-              <w:rPr>
-                <w:rFonts w:hint="eastAsia"/>
-              </w:rPr>
             </w:pPr>
             <w:r>
               <w:rPr>
@@ -13929,9 +13912,6 @@
             <w:pPr>
               <w:spacing w:after="0" w:line="240" w:lineRule="auto"/>
               <w:jc w:val="center"/>
-              <w:rPr>
-                <w:rFonts w:hint="eastAsia"/>
-              </w:rPr>
             </w:pPr>
             <w:r>
               <w:rPr>
@@ -13954,9 +13934,6 @@
     <w:p>
       <w:pPr>
         <w:jc w:val="both"/>
-        <w:rPr>
-          <w:rFonts w:hint="eastAsia"/>
-        </w:rPr>
       </w:pPr>
       <w:r>
         <w:t>The main value is a complete research workflow rather than a single classifier score. The project produces reusable controls for dataset audit, experiment tracking, agent permissions, test isolation, evidence grounding, and review. These controls are useful when a benchmark model is extended into a larger research system.</w:t>
@@ -13965,9 +13942,6 @@
     <w:p>
       <w:pPr>
         <w:jc w:val="both"/>
-        <w:rPr>
-          <w:rFonts w:hint="eastAsia"/>
-        </w:rPr>
       </w:pPr>
       <w:r>
         <w:t>The multi-agent design also separates tasks that have different error modes. Training, evaluation, retrieval, testing, explanation, and review can be changed independently as long as their interfaces remain stable. This makes the prototype suitable for later testing on other image datasets without redesigning the whole control structure.</w:t>
@@ -13982,11 +13956,6 @@
       </w:r>
     </w:p>
     <w:p>
-      <w:pPr>
-        <w:rPr>
-          <w:rFonts w:hint="eastAsia"/>
-        </w:rPr>
-      </w:pPr>
       <w:r>
         <w:t>The Reviewer closes the project using the evidence below. A critical failure blocks final acceptance until the owning work package is corrected and affected checks are repeated.</w:t>
       </w:r>
@@ -14035,9 +14004,6 @@
             <w:pPr>
               <w:spacing w:after="0"/>
               <w:jc w:val="center"/>
-              <w:rPr>
-                <w:rFonts w:hint="eastAsia"/>
-              </w:rPr>
             </w:pPr>
             <w:r>
               <w:rPr>
@@ -14064,9 +14030,6 @@
           <w:p>
             <w:pPr>
               <w:spacing w:after="0"/>
-              <w:rPr>
-                <w:rFonts w:hint="eastAsia"/>
-              </w:rPr>
             </w:pPr>
             <w:r>
               <w:rPr>
@@ -14094,9 +14057,6 @@
             <w:pPr>
               <w:spacing w:after="0"/>
               <w:jc w:val="center"/>
-              <w:rPr>
-                <w:rFonts w:hint="eastAsia"/>
-              </w:rPr>
             </w:pPr>
             <w:r>
               <w:rPr>
@@ -14123,9 +14083,6 @@
           <w:p>
             <w:pPr>
               <w:spacing w:after="0"/>
-              <w:rPr>
-                <w:rFonts w:hint="eastAsia"/>
-              </w:rPr>
             </w:pPr>
             <w:r>
               <w:rPr>
@@ -14158,16 +14115,12 @@
             <w:pPr>
               <w:spacing w:after="0" w:line="240" w:lineRule="auto"/>
               <w:jc w:val="center"/>
-              <w:rPr>
-                <w:rFonts w:hint="eastAsia"/>
-              </w:rPr>
             </w:pPr>
             <w:r>
               <w:rPr>
                 <w:b/>
                 <w:sz w:val="15"/>
               </w:rPr>
-              <w:lastRenderedPageBreak/>
               <w:t>A1</w:t>
             </w:r>
           </w:p>
@@ -14186,9 +14139,6 @@
           <w:p>
             <w:pPr>
               <w:spacing w:after="0" w:line="240" w:lineRule="auto"/>
-              <w:rPr>
-                <w:rFonts w:hint="eastAsia"/>
-              </w:rPr>
             </w:pPr>
             <w:r>
               <w:rPr>
@@ -14213,9 +14163,6 @@
             <w:pPr>
               <w:spacing w:after="0" w:line="240" w:lineRule="auto"/>
               <w:jc w:val="center"/>
-              <w:rPr>
-                <w:rFonts w:hint="eastAsia"/>
-              </w:rPr>
             </w:pPr>
             <w:r>
               <w:rPr>
@@ -14239,9 +14186,6 @@
           <w:p>
             <w:pPr>
               <w:spacing w:after="0" w:line="240" w:lineRule="auto"/>
-              <w:rPr>
-                <w:rFonts w:hint="eastAsia"/>
-              </w:rPr>
             </w:pPr>
             <w:r>
               <w:rPr>
@@ -14273,15 +14217,13 @@
             <w:pPr>
               <w:spacing w:after="0" w:line="240" w:lineRule="auto"/>
               <w:jc w:val="center"/>
-              <w:rPr>
-                <w:rFonts w:hint="eastAsia"/>
-              </w:rPr>
             </w:pPr>
             <w:r>
               <w:rPr>
                 <w:b/>
                 <w:sz w:val="15"/>
               </w:rPr>
+              <w:lastRenderedPageBreak/>
               <w:t>A2</w:t>
             </w:r>
           </w:p>
@@ -14301,9 +14243,6 @@
           <w:p>
             <w:pPr>
               <w:spacing w:after="0" w:line="240" w:lineRule="auto"/>
-              <w:rPr>
-                <w:rFonts w:hint="eastAsia"/>
-              </w:rPr>
             </w:pPr>
             <w:r>
               <w:rPr>
@@ -14329,9 +14268,6 @@
             <w:pPr>
               <w:spacing w:after="0" w:line="240" w:lineRule="auto"/>
               <w:jc w:val="center"/>
-              <w:rPr>
-                <w:rFonts w:hint="eastAsia"/>
-              </w:rPr>
             </w:pPr>
             <w:r>
               <w:rPr>
@@ -14356,9 +14292,6 @@
           <w:p>
             <w:pPr>
               <w:spacing w:after="0" w:line="240" w:lineRule="auto"/>
-              <w:rPr>
-                <w:rFonts w:hint="eastAsia"/>
-              </w:rPr>
             </w:pPr>
             <w:r>
               <w:rPr>
@@ -14389,9 +14322,6 @@
             <w:pPr>
               <w:spacing w:after="0" w:line="240" w:lineRule="auto"/>
               <w:jc w:val="center"/>
-              <w:rPr>
-                <w:rFonts w:hint="eastAsia"/>
-              </w:rPr>
             </w:pPr>
             <w:r>
               <w:rPr>
@@ -14416,9 +14346,6 @@
           <w:p>
             <w:pPr>
               <w:spacing w:after="0" w:line="240" w:lineRule="auto"/>
-              <w:rPr>
-                <w:rFonts w:hint="eastAsia"/>
-              </w:rPr>
             </w:pPr>
             <w:r>
               <w:rPr>
@@ -14443,9 +14370,6 @@
             <w:pPr>
               <w:spacing w:after="0" w:line="240" w:lineRule="auto"/>
               <w:jc w:val="center"/>
-              <w:rPr>
-                <w:rFonts w:hint="eastAsia"/>
-              </w:rPr>
             </w:pPr>
             <w:r>
               <w:rPr>
@@ -14469,9 +14393,6 @@
           <w:p>
             <w:pPr>
               <w:spacing w:after="0" w:line="240" w:lineRule="auto"/>
-              <w:rPr>
-                <w:rFonts w:hint="eastAsia"/>
-              </w:rPr>
             </w:pPr>
             <w:r>
               <w:rPr>
@@ -14503,9 +14424,6 @@
             <w:pPr>
               <w:spacing w:after="0" w:line="240" w:lineRule="auto"/>
               <w:jc w:val="center"/>
-              <w:rPr>
-                <w:rFonts w:hint="eastAsia"/>
-              </w:rPr>
             </w:pPr>
             <w:r>
               <w:rPr>
@@ -14531,9 +14449,6 @@
           <w:p>
             <w:pPr>
               <w:spacing w:after="0" w:line="240" w:lineRule="auto"/>
-              <w:rPr>
-                <w:rFonts w:hint="eastAsia"/>
-              </w:rPr>
             </w:pPr>
             <w:r>
               <w:rPr>
@@ -14559,9 +14474,6 @@
             <w:pPr>
               <w:spacing w:after="0" w:line="240" w:lineRule="auto"/>
               <w:jc w:val="center"/>
-              <w:rPr>
-                <w:rFonts w:hint="eastAsia"/>
-              </w:rPr>
             </w:pPr>
             <w:r>
               <w:rPr>
@@ -14586,9 +14498,6 @@
           <w:p>
             <w:pPr>
               <w:spacing w:after="0" w:line="240" w:lineRule="auto"/>
-              <w:rPr>
-                <w:rFonts w:hint="eastAsia"/>
-              </w:rPr>
             </w:pPr>
             <w:r>
               <w:rPr>
@@ -14619,9 +14528,6 @@
             <w:pPr>
               <w:spacing w:after="0" w:line="240" w:lineRule="auto"/>
               <w:jc w:val="center"/>
-              <w:rPr>
-                <w:rFonts w:hint="eastAsia"/>
-              </w:rPr>
             </w:pPr>
             <w:r>
               <w:rPr>
@@ -14646,9 +14552,6 @@
           <w:p>
             <w:pPr>
               <w:spacing w:after="0" w:line="240" w:lineRule="auto"/>
-              <w:rPr>
-                <w:rFonts w:hint="eastAsia"/>
-              </w:rPr>
             </w:pPr>
             <w:r>
               <w:rPr>
@@ -14673,9 +14576,6 @@
             <w:pPr>
               <w:spacing w:after="0" w:line="240" w:lineRule="auto"/>
               <w:jc w:val="center"/>
-              <w:rPr>
-                <w:rFonts w:hint="eastAsia"/>
-              </w:rPr>
             </w:pPr>
             <w:r>
               <w:rPr>
@@ -14699,9 +14599,6 @@
           <w:p>
             <w:pPr>
               <w:spacing w:after="0" w:line="240" w:lineRule="auto"/>
-              <w:rPr>
-                <w:rFonts w:hint="eastAsia"/>
-              </w:rPr>
             </w:pPr>
             <w:r>
               <w:rPr>
@@ -14733,9 +14630,6 @@
             <w:pPr>
               <w:spacing w:after="0" w:line="240" w:lineRule="auto"/>
               <w:jc w:val="center"/>
-              <w:rPr>
-                <w:rFonts w:hint="eastAsia"/>
-              </w:rPr>
             </w:pPr>
             <w:r>
               <w:rPr>
@@ -14761,9 +14655,6 @@
           <w:p>
             <w:pPr>
               <w:spacing w:after="0" w:line="240" w:lineRule="auto"/>
-              <w:rPr>
-                <w:rFonts w:hint="eastAsia"/>
-              </w:rPr>
             </w:pPr>
             <w:r>
               <w:rPr>
@@ -14789,9 +14680,6 @@
             <w:pPr>
               <w:spacing w:after="0" w:line="240" w:lineRule="auto"/>
               <w:jc w:val="center"/>
-              <w:rPr>
-                <w:rFonts w:hint="eastAsia"/>
-              </w:rPr>
             </w:pPr>
             <w:r>
               <w:rPr>
@@ -14816,9 +14704,6 @@
           <w:p>
             <w:pPr>
               <w:spacing w:after="0" w:line="240" w:lineRule="auto"/>
-              <w:rPr>
-                <w:rFonts w:hint="eastAsia"/>
-              </w:rPr>
             </w:pPr>
             <w:r>
               <w:rPr>
@@ -14849,9 +14734,6 @@
             <w:pPr>
               <w:spacing w:after="0" w:line="240" w:lineRule="auto"/>
               <w:jc w:val="center"/>
-              <w:rPr>
-                <w:rFonts w:hint="eastAsia"/>
-              </w:rPr>
             </w:pPr>
             <w:r>
               <w:rPr>
@@ -14876,9 +14758,6 @@
           <w:p>
             <w:pPr>
               <w:spacing w:after="0" w:line="240" w:lineRule="auto"/>
-              <w:rPr>
-                <w:rFonts w:hint="eastAsia"/>
-              </w:rPr>
             </w:pPr>
             <w:r>
               <w:rPr>
@@ -14903,9 +14782,6 @@
             <w:pPr>
               <w:spacing w:after="0" w:line="240" w:lineRule="auto"/>
               <w:jc w:val="center"/>
-              <w:rPr>
-                <w:rFonts w:hint="eastAsia"/>
-              </w:rPr>
             </w:pPr>
             <w:r>
               <w:rPr>
@@ -14929,9 +14805,6 @@
           <w:p>
             <w:pPr>
               <w:spacing w:after="0" w:line="240" w:lineRule="auto"/>
-              <w:rPr>
-                <w:rFonts w:hint="eastAsia"/>
-              </w:rPr>
             </w:pPr>
             <w:r>
               <w:rPr>
@@ -14963,9 +14836,6 @@
             <w:pPr>
               <w:spacing w:after="0" w:line="240" w:lineRule="auto"/>
               <w:jc w:val="center"/>
-              <w:rPr>
-                <w:rFonts w:hint="eastAsia"/>
-              </w:rPr>
             </w:pPr>
             <w:r>
               <w:rPr>
@@ -14991,9 +14861,6 @@
           <w:p>
             <w:pPr>
               <w:spacing w:after="0" w:line="240" w:lineRule="auto"/>
-              <w:rPr>
-                <w:rFonts w:hint="eastAsia"/>
-              </w:rPr>
             </w:pPr>
             <w:r>
               <w:rPr>
@@ -15019,9 +14886,6 @@
             <w:pPr>
               <w:spacing w:after="0" w:line="240" w:lineRule="auto"/>
               <w:jc w:val="center"/>
-              <w:rPr>
-                <w:rFonts w:hint="eastAsia"/>
-              </w:rPr>
             </w:pPr>
             <w:r>
               <w:rPr>
@@ -15046,9 +14910,6 @@
           <w:p>
             <w:pPr>
               <w:spacing w:after="0" w:line="240" w:lineRule="auto"/>
-              <w:rPr>
-                <w:rFonts w:hint="eastAsia"/>
-              </w:rPr>
             </w:pPr>
             <w:r>
               <w:rPr>
@@ -15073,9 +14934,6 @@
         <w:spacing w:after="50"/>
         <w:ind w:left="283" w:hanging="283"/>
         <w:jc w:val="both"/>
-        <w:rPr>
-          <w:rFonts w:hint="eastAsia"/>
-        </w:rPr>
       </w:pPr>
       <w:r>
         <w:rPr>
@@ -15089,9 +14947,6 @@
         <w:spacing w:after="50"/>
         <w:ind w:left="283" w:hanging="283"/>
         <w:jc w:val="both"/>
-        <w:rPr>
-          <w:rFonts w:hint="eastAsia"/>
-        </w:rPr>
       </w:pPr>
       <w:r>
         <w:rPr>
@@ -15105,9 +14960,6 @@
         <w:spacing w:after="50"/>
         <w:ind w:left="283" w:hanging="283"/>
         <w:jc w:val="both"/>
-        <w:rPr>
-          <w:rFonts w:hint="eastAsia"/>
-        </w:rPr>
       </w:pPr>
       <w:r>
         <w:rPr>
@@ -15121,9 +14973,6 @@
         <w:spacing w:after="50"/>
         <w:ind w:left="283" w:hanging="283"/>
         <w:jc w:val="both"/>
-        <w:rPr>
-          <w:rFonts w:hint="eastAsia"/>
-        </w:rPr>
       </w:pPr>
       <w:r>
         <w:rPr>
@@ -15137,9 +14986,6 @@
         <w:spacing w:after="50"/>
         <w:ind w:left="283" w:hanging="283"/>
         <w:jc w:val="both"/>
-        <w:rPr>
-          <w:rFonts w:hint="eastAsia"/>
-        </w:rPr>
       </w:pPr>
       <w:r>
         <w:rPr>
@@ -15153,9 +14999,6 @@
         <w:spacing w:after="50"/>
         <w:ind w:left="283" w:hanging="283"/>
         <w:jc w:val="both"/>
-        <w:rPr>
-          <w:rFonts w:hint="eastAsia"/>
-        </w:rPr>
       </w:pPr>
       <w:r>
         <w:rPr>
@@ -15169,9 +15012,6 @@
         <w:spacing w:after="50"/>
         <w:ind w:left="283" w:hanging="283"/>
         <w:jc w:val="both"/>
-        <w:rPr>
-          <w:rFonts w:hint="eastAsia"/>
-        </w:rPr>
       </w:pPr>
       <w:r>
         <w:rPr>
@@ -15185,9 +15025,6 @@
         <w:spacing w:after="50"/>
         <w:ind w:left="283" w:hanging="283"/>
         <w:jc w:val="both"/>
-        <w:rPr>
-          <w:rFonts w:hint="eastAsia"/>
-        </w:rPr>
       </w:pPr>
       <w:r>
         <w:rPr>
@@ -15201,9 +15038,6 @@
         <w:spacing w:after="50"/>
         <w:ind w:left="283" w:hanging="283"/>
         <w:jc w:val="both"/>
-        <w:rPr>
-          <w:rFonts w:hint="eastAsia"/>
-        </w:rPr>
       </w:pPr>
       <w:r>
         <w:rPr>
@@ -15217,9 +15051,6 @@
         <w:spacing w:after="50"/>
         <w:ind w:left="283" w:hanging="283"/>
         <w:jc w:val="both"/>
-        <w:rPr>
-          <w:rFonts w:hint="eastAsia"/>
-        </w:rPr>
       </w:pPr>
       <w:r>
         <w:rPr>
@@ -15233,9 +15064,6 @@
         <w:spacing w:after="50"/>
         <w:ind w:left="283" w:hanging="283"/>
         <w:jc w:val="both"/>
-        <w:rPr>
-          <w:rFonts w:hint="eastAsia"/>
-        </w:rPr>
       </w:pPr>
       <w:r>
         <w:rPr>
@@ -15249,9 +15077,6 @@
         <w:spacing w:after="50"/>
         <w:ind w:left="283" w:hanging="283"/>
         <w:jc w:val="both"/>
-        <w:rPr>
-          <w:rFonts w:hint="eastAsia"/>
-        </w:rPr>
       </w:pPr>
       <w:r>
         <w:rPr>
@@ -15265,9 +15090,6 @@
         <w:spacing w:after="50"/>
         <w:ind w:left="283" w:hanging="283"/>
         <w:jc w:val="both"/>
-        <w:rPr>
-          <w:rFonts w:hint="eastAsia"/>
-        </w:rPr>
       </w:pPr>
       <w:r>
         <w:rPr>
@@ -15281,9 +15103,6 @@
         <w:spacing w:after="50"/>
         <w:ind w:left="283" w:hanging="283"/>
         <w:jc w:val="both"/>
-        <w:rPr>
-          <w:rFonts w:hint="eastAsia"/>
-        </w:rPr>
       </w:pPr>
       <w:r>
         <w:rPr>
@@ -15297,9 +15116,6 @@
         <w:spacing w:after="50"/>
         <w:ind w:left="283" w:hanging="283"/>
         <w:jc w:val="both"/>
-        <w:rPr>
-          <w:rFonts w:hint="eastAsia"/>
-        </w:rPr>
       </w:pPr>
       <w:r>
         <w:rPr>
@@ -15314,7 +15130,7 @@
         <w:ind w:left="283" w:hanging="283"/>
         <w:jc w:val="both"/>
         <w:rPr>
-          <w:rFonts w:hint="eastAsia"/>
+          <w:sz w:val="17"/>
         </w:rPr>
       </w:pPr>
       <w:r>
@@ -15323,6 +15139,23 @@
         </w:rPr>
         <w:t>[16] S. Schmidgall, R. Ziaei, C. Harris, et al., "AgentClinic: a multimodal benchmark for tool-using clinical AI agents," npj Digital Medicine, vol. 9, art. 499, 2026. doi:10.1038/s41746-026-02674-7.</w:t>
       </w:r>
+    </w:p>
+    <w:p>
+      <w:pPr>
+        <w:spacing w:after="50"/>
+        <w:ind w:left="283" w:hanging="283"/>
+        <w:jc w:val="both"/>
+        <w:rPr>
+          <w:sz w:val="17"/>
+        </w:rPr>
+      </w:pPr>
+    </w:p>
+    <w:p>
+      <w:pPr>
+        <w:spacing w:after="50"/>
+        <w:ind w:left="283" w:hanging="283"/>
+        <w:jc w:val="both"/>
+      </w:pPr>
     </w:p>
     <w:sectPr>
       <w:footerReference w:type="default" r:id="rId9"/>
@@ -15341,9 +15174,6 @@
     <w:p>
       <w:pPr>
         <w:spacing w:after="0" w:line="240" w:lineRule="auto"/>
-        <w:rPr>
-          <w:rFonts w:hint="eastAsia"/>
-        </w:rPr>
       </w:pPr>
       <w:r>
         <w:separator/>
@@ -15354,9 +15184,6 @@
     <w:p>
       <w:pPr>
         <w:spacing w:after="0" w:line="240" w:lineRule="auto"/>
-        <w:rPr>
-          <w:rFonts w:hint="eastAsia"/>
-        </w:rPr>
       </w:pPr>
       <w:r>
         <w:continuationSeparator/>
@@ -15372,9 +15199,6 @@
     <w:pPr>
       <w:pStyle w:val="Pieddepage"/>
       <w:jc w:val="right"/>
-      <w:rPr>
-        <w:rFonts w:hint="eastAsia"/>
-      </w:rPr>
     </w:pPr>
     <w:r>
       <w:rPr>
@@ -15429,9 +15253,6 @@
     <w:p>
       <w:pPr>
         <w:spacing w:after="0" w:line="240" w:lineRule="auto"/>
-        <w:rPr>
-          <w:rFonts w:hint="eastAsia"/>
-        </w:rPr>
       </w:pPr>
       <w:r>
         <w:separator/>
@@ -15442,9 +15263,6 @@
     <w:p>
       <w:pPr>
         <w:spacing w:after="0" w:line="240" w:lineRule="auto"/>
-        <w:rPr>
-          <w:rFonts w:hint="eastAsia"/>
-        </w:rPr>
       </w:pPr>
       <w:r>
         <w:continuationSeparator/>

--- a/Project Proposal.docx
+++ b/Project Proposal.docx
@@ -23,7 +23,10 @@
         <w:jc w:val="center"/>
       </w:pPr>
       <w:r>
-        <w:t>Acronym</w:t>
+        <w:t>AgenticDerm</w:t>
+      </w:r>
+      <w:r>
+        <w:t>a</w:t>
       </w:r>
     </w:p>
     <w:p>
@@ -35,7 +38,7 @@
           <w:b/>
           <w:sz w:val="34"/>
         </w:rPr>
-        <w:t>Title</w:t>
+        <w:t>Multi-Agent Deep Learning for Dermatological Image Classification and Explainability</w:t>
       </w:r>
     </w:p>
     <w:p/>
@@ -2164,7 +2167,7 @@
                 <w:b/>
                 <w:sz w:val="18"/>
               </w:rPr>
-              <w:t>…………………</w:t>
+              <w:t>Emanuele DAMIANO</w:t>
             </w:r>
           </w:p>
         </w:tc>
@@ -2241,7 +2244,7 @@
                 <w:b/>
                 <w:sz w:val="18"/>
               </w:rPr>
-              <w:t>…………………</w:t>
+              <w:t>Flavia FORTE</w:t>
             </w:r>
           </w:p>
         </w:tc>
@@ -2319,7 +2322,7 @@
                 <w:b/>
                 <w:sz w:val="18"/>
               </w:rPr>
-              <w:t>…………………</w:t>
+              <w:t>Abdelkader MESSLEM</w:t>
             </w:r>
           </w:p>
         </w:tc>
@@ -4071,23 +4074,7 @@
         <w:jc w:val="both"/>
       </w:pPr>
       <w:r>
-        <w:t xml:space="preserve">Each work package produces a deliverable with a defined verification check. </w:t>
-      </w:r>
-      <w:proofErr w:type="gramStart"/>
-      <w:r>
-        <w:t>Outputs become</w:t>
-      </w:r>
-      <w:proofErr w:type="gramEnd"/>
-      <w:r>
-        <w:t xml:space="preserve"> </w:t>
-      </w:r>
-      <w:proofErr w:type="gramStart"/>
-      <w:r>
-        <w:t>inputs</w:t>
-      </w:r>
-      <w:proofErr w:type="gramEnd"/>
-      <w:r>
-        <w:t xml:space="preserve"> to later work packages only after acceptance.</w:t>
+        <w:t>Each work package produces a deliverable with a defined verification check. Outputs become inputs to later work packages only after acceptance.</w:t>
       </w:r>
     </w:p>
     <w:p>
